--- a/docs/РПС_КП_Анализ_предметной_области_ПРИ_123_Манайчева_Нямаа.docx
+++ b/docs/РПС_КП_Анализ_предметной_области_ПРИ_123_Манайчева_Нямаа.docx
@@ -204,7 +204,15 @@
         <w:t xml:space="preserve"> планирования </w:t>
       </w:r>
       <w:r>
-        <w:t>(календарь и канбан-доски)</w:t>
+        <w:t xml:space="preserve">(календарь и </w:t>
+      </w:r>
+      <w:proofErr w:type="spellStart"/>
+      <w:r>
+        <w:t>канбан</w:t>
+      </w:r>
+      <w:proofErr w:type="spellEnd"/>
+      <w:r>
+        <w:t>-доски)</w:t>
       </w:r>
       <w:r>
         <w:t>;</w:t>
@@ -419,7 +427,25 @@
           <w:sz w:val="28"/>
           <w:szCs w:val="28"/>
         </w:rPr>
-        <w:t xml:space="preserve">Пользователям, заинтересованным в планировании и трекинге задач, система предлагает соответствующие инструменты – канбан-доски и календарь. </w:t>
+        <w:t xml:space="preserve">Пользователям, заинтересованным в планировании и трекинге задач, система предлагает соответствующие инструменты – </w:t>
+      </w:r>
+      <w:proofErr w:type="spellStart"/>
+      <w:r>
+        <w:rPr>
+          <w:rFonts w:ascii="Times New Roman" w:hAnsi="Times New Roman" w:cs="Times New Roman"/>
+          <w:sz w:val="28"/>
+          <w:szCs w:val="28"/>
+        </w:rPr>
+        <w:t>канбан</w:t>
+      </w:r>
+      <w:proofErr w:type="spellEnd"/>
+      <w:r>
+        <w:rPr>
+          <w:rFonts w:ascii="Times New Roman" w:hAnsi="Times New Roman" w:cs="Times New Roman"/>
+          <w:sz w:val="28"/>
+          <w:szCs w:val="28"/>
+        </w:rPr>
+        <w:t xml:space="preserve">-доски и календарь. </w:t>
       </w:r>
       <w:r>
         <w:rPr>
@@ -771,7 +797,15 @@
         <w:t>аметка,</w:t>
       </w:r>
       <w:r>
-        <w:t xml:space="preserve"> календарь, канбан-доска,</w:t>
+        <w:t xml:space="preserve"> календарь, </w:t>
+      </w:r>
+      <w:proofErr w:type="spellStart"/>
+      <w:r>
+        <w:t>канбан</w:t>
+      </w:r>
+      <w:proofErr w:type="spellEnd"/>
+      <w:r>
+        <w:t>-доска,</w:t>
       </w:r>
       <w:r>
         <w:t xml:space="preserve"> директория, редактор заметок, файловая система, шаблон заметки, права доступа, пользовательский профиль настроек, модуль интерфейса</w:t>
@@ -1223,6 +1257,7 @@
                 <w:lang w:eastAsia="en-US"/>
               </w:rPr>
             </w:pPr>
+            <w:proofErr w:type="spellStart"/>
             <w:r>
               <w:rPr>
                 <w:rFonts w:eastAsiaTheme="minorHAnsi" w:cstheme="minorBidi"/>
@@ -1231,7 +1266,18 @@
                 <w:szCs w:val="20"/>
                 <w:lang w:eastAsia="en-US"/>
               </w:rPr>
-              <w:t>Канбан-доска</w:t>
+              <w:t>Канбан</w:t>
+            </w:r>
+            <w:proofErr w:type="spellEnd"/>
+            <w:r>
+              <w:rPr>
+                <w:rFonts w:eastAsiaTheme="minorHAnsi" w:cstheme="minorBidi"/>
+                <w:color w:val="auto"/>
+                <w:sz w:val="24"/>
+                <w:szCs w:val="20"/>
+                <w:lang w:eastAsia="en-US"/>
+              </w:rPr>
+              <w:t>-доска</w:t>
             </w:r>
           </w:p>
         </w:tc>
@@ -3090,11 +3136,16 @@
         <w:t>целевой аудитории</w:t>
       </w:r>
       <w:r>
-        <w:t xml:space="preserve"> было выделено несколько ролей польва</w:t>
+        <w:t xml:space="preserve"> было выделено несколько ролей </w:t>
+      </w:r>
+      <w:proofErr w:type="spellStart"/>
+      <w:r>
+        <w:t>польва</w:t>
       </w:r>
       <w:r>
         <w:t>телей</w:t>
       </w:r>
+      <w:proofErr w:type="spellEnd"/>
       <w:r>
         <w:t xml:space="preserve"> </w:t>
       </w:r>
@@ -3142,7 +3193,15 @@
         <w:t xml:space="preserve"> </w:t>
       </w:r>
       <w:r>
-        <w:t xml:space="preserve">авторизации открывается полный клиентский доступ к функционалу сервиса: управление заметками, управление директориями заметок, управление инструментами для планирования задач (канбан-доски и календари), </w:t>
+        <w:t>авторизации открывается полный клиентский доступ к функционалу сервиса: управление заметками, управление директориями заметок, управление инструментами для планирования задач (</w:t>
+      </w:r>
+      <w:proofErr w:type="spellStart"/>
+      <w:r>
+        <w:t>канбан</w:t>
+      </w:r>
+      <w:proofErr w:type="spellEnd"/>
+      <w:r>
+        <w:t xml:space="preserve">-доски и календари), </w:t>
       </w:r>
       <w:r>
         <w:t xml:space="preserve">управление правами доступа заметок для совместной работы, </w:t>
@@ -3233,9 +3292,19 @@
       <w:r>
         <w:t>– «</w:t>
       </w:r>
-      <w:r>
-        <w:t>Use Case Diagram</w:t>
-      </w:r>
+      <w:proofErr w:type="spellStart"/>
+      <w:r>
+        <w:t>Use</w:t>
+      </w:r>
+      <w:proofErr w:type="spellEnd"/>
+      <w:r>
+        <w:t xml:space="preserve"> Case </w:t>
+      </w:r>
+      <w:proofErr w:type="spellStart"/>
+      <w:r>
+        <w:t>Diagram</w:t>
+      </w:r>
+      <w:proofErr w:type="spellEnd"/>
       <w:r>
         <w:t>» (см. рис. 1)</w:t>
       </w:r>
@@ -3420,8 +3489,13 @@
         <w:t>– «</w:t>
       </w:r>
       <w:r>
-        <w:t>Class Diagram</w:t>
-      </w:r>
+        <w:t xml:space="preserve">Class </w:t>
+      </w:r>
+      <w:proofErr w:type="spellStart"/>
+      <w:r>
+        <w:t>Diagram</w:t>
+      </w:r>
+      <w:proofErr w:type="spellEnd"/>
       <w:r>
         <w:t>» (см. рис. 2)</w:t>
       </w:r>
@@ -3429,7 +3503,23 @@
         <w:t>. Данный тип диаграмм в рамках языка UML позволяет описать логическую архитектуру системы, представляя ее в виде классов, их атрибутов, методов и взаимосвязей. На основе анализа предметной области были выделены ключевые сущности и их атрибуты</w:t>
       </w:r>
       <w:r>
-        <w:t>: «Заметка», «Канбан-доска», «Календарь», «Директория», «Файловая система», «Права доступа», «Пользователь», «Администратор», «Клиент», «Неавторизированный пользователь», «Пользовательский профиль настроеек», «Модуль интерфейса».</w:t>
+        <w:t>: «Заметка», «</w:t>
+      </w:r>
+      <w:proofErr w:type="spellStart"/>
+      <w:r>
+        <w:t>Канбан</w:t>
+      </w:r>
+      <w:proofErr w:type="spellEnd"/>
+      <w:r>
+        <w:t xml:space="preserve">-доска», «Календарь», «Директория», «Файловая система», «Права доступа», «Пользователь», «Администратор», «Клиент», «Неавторизированный пользователь», «Пользовательский профиль </w:t>
+      </w:r>
+      <w:proofErr w:type="spellStart"/>
+      <w:r>
+        <w:t>настроеек</w:t>
+      </w:r>
+      <w:proofErr w:type="spellEnd"/>
+      <w:r>
+        <w:t>», «Модуль интерфейса».</w:t>
       </w:r>
     </w:p>
     <w:p>
@@ -3543,11 +3633,21 @@
       <w:r>
         <w:t xml:space="preserve"> разрабатываемой системы являются взаимосвязанные объекты «Заметка» и «Права доступа». Их жизненные циклы были представлены в виде диаграмм состояний – «</w:t>
       </w:r>
-      <w:r>
-        <w:t xml:space="preserve">Statechart </w:t>
-      </w:r>
-      <w:r>
-        <w:t>Diagram»</w:t>
+      <w:proofErr w:type="spellStart"/>
+      <w:r>
+        <w:t>Statechart</w:t>
+      </w:r>
+      <w:proofErr w:type="spellEnd"/>
+      <w:r>
+        <w:t xml:space="preserve"> </w:t>
+      </w:r>
+      <w:proofErr w:type="spellStart"/>
+      <w:r>
+        <w:t>Diagram</w:t>
+      </w:r>
+      <w:proofErr w:type="spellEnd"/>
+      <w:r>
+        <w:t>»</w:t>
       </w:r>
       <w:r>
         <w:t xml:space="preserve"> (</w:t>
@@ -3830,7 +3930,7 @@
           <w:sz w:val="26"/>
           <w:szCs w:val="26"/>
         </w:rPr>
-        <w:t xml:space="preserve">, 4 – </w:t>
+        <w:t xml:space="preserve"> – </w:t>
       </w:r>
       <w:r>
         <w:rPr>
@@ -3879,31 +3979,166 @@
       </w:pPr>
       <w:r>
         <w:lastRenderedPageBreak/>
-        <w:t>Для визуализации работы автоматизированного бизнес-процесса «Создание заметки и выдача прав доступа на нее» была сделана диаграмма в нотации BPMN</w:t>
-      </w:r>
-      <w:r>
-        <w:t xml:space="preserve"> (см. рис. 5)</w:t>
-      </w:r>
-      <w:r>
-        <w:t xml:space="preserve">, которая </w:t>
-      </w:r>
-      <w:r>
-        <w:t>показывает в какой последовательности совершаются рабочие действия и перемещаются потоки информации.</w:t>
+        <w:t>Для визуализации работы системы были разработаны диаграммы в нотации BPMN, отображающие последовательность выполнения операций, распределение ролей участников и движение информационных потоков</w:t>
+      </w:r>
+      <w:r>
+        <w:t>.</w:t>
+      </w:r>
+    </w:p>
+    <w:p>
+      <w:pPr>
+        <w:pStyle w:val="a6"/>
+        <w:ind w:firstLine="697"/>
+      </w:pPr>
+      <w:r>
+        <w:t xml:space="preserve">Первый </w:t>
+      </w:r>
+      <w:r>
+        <w:t xml:space="preserve">информационный </w:t>
+      </w:r>
+      <w:r>
+        <w:t xml:space="preserve">процесс «Создание заметки и назначение прав доступа» </w:t>
+      </w:r>
+      <w:r>
+        <w:t xml:space="preserve">(см. рис. 4) </w:t>
+      </w:r>
+      <w:r>
+        <w:t>описывает создани</w:t>
+      </w:r>
+      <w:r>
+        <w:t>е</w:t>
+      </w:r>
+      <w:r>
+        <w:t xml:space="preserve"> заметки пользователем. После инициализации система сохраняет экземпляр заметки в базу данных, присваивает ей статус «Новая» и устанавливает права доступа по умолчанию (приватный </w:t>
+      </w:r>
+      <w:r>
+        <w:t>доступ</w:t>
+      </w:r>
+      <w:r>
+        <w:t>). Владелец обладает возможностью предоставить доступ другим пользователям</w:t>
+      </w:r>
+      <w:r>
+        <w:t>, в</w:t>
+      </w:r>
+      <w:r>
+        <w:t xml:space="preserve"> этом случае процесс включает рассылку приглашений соавторам, обработку их </w:t>
+      </w:r>
+      <w:r>
+        <w:t>ответов</w:t>
+      </w:r>
+      <w:r>
+        <w:t>, настройку прав доступа и отправку соответствующих уведомлений.</w:t>
+      </w:r>
+    </w:p>
+    <w:p>
+      <w:pPr>
+        <w:pStyle w:val="a6"/>
+        <w:ind w:firstLine="697"/>
+      </w:pPr>
+      <w:r>
+        <w:t>Второй и</w:t>
+      </w:r>
+      <w:r>
+        <w:t xml:space="preserve">нформационный процесс «Создание задачи в </w:t>
+      </w:r>
+      <w:proofErr w:type="spellStart"/>
+      <w:r>
+        <w:t>канбан</w:t>
+      </w:r>
+      <w:proofErr w:type="spellEnd"/>
+      <w:r>
+        <w:t xml:space="preserve">-доске» </w:t>
+      </w:r>
+      <w:r>
+        <w:t xml:space="preserve">(см. рис. 5) </w:t>
+      </w:r>
+      <w:r>
+        <w:t>отображает</w:t>
+      </w:r>
+      <w:r>
+        <w:t xml:space="preserve"> </w:t>
+      </w:r>
+      <w:r>
+        <w:t>работу пользователя с задачей</w:t>
+      </w:r>
+      <w:r>
+        <w:t>.</w:t>
+      </w:r>
+      <w:r>
+        <w:t xml:space="preserve"> </w:t>
+      </w:r>
+      <w:r>
+        <w:t>П</w:t>
+      </w:r>
+      <w:r>
+        <w:t xml:space="preserve">осле создания </w:t>
+      </w:r>
+      <w:r>
+        <w:t xml:space="preserve">задачи </w:t>
+      </w:r>
+      <w:r>
+        <w:t xml:space="preserve">система фиксирует </w:t>
+      </w:r>
+      <w:r>
+        <w:t>ее</w:t>
+      </w:r>
+      <w:r>
+        <w:t xml:space="preserve"> в базе данных и </w:t>
+      </w:r>
+      <w:r>
+        <w:t>формирует</w:t>
+      </w:r>
+      <w:r>
+        <w:t xml:space="preserve"> уведомление. Далее автор назначает исполнителя (через отдельный подпроцесс), после чего задача </w:t>
+      </w:r>
+      <w:r>
+        <w:t>отдается на</w:t>
+      </w:r>
+      <w:r>
+        <w:t xml:space="preserve"> выполнени</w:t>
+      </w:r>
+      <w:r>
+        <w:t xml:space="preserve">е и </w:t>
+      </w:r>
+      <w:r>
+        <w:t>фикс</w:t>
+      </w:r>
+      <w:r>
+        <w:t>ируется</w:t>
+      </w:r>
+      <w:r>
+        <w:t xml:space="preserve"> результат. Подпроцесс «Назначить исполнителя» </w:t>
+      </w:r>
+      <w:r>
+        <w:t xml:space="preserve">(см. рис. 6) </w:t>
+      </w:r>
+      <w:r>
+        <w:t>включает</w:t>
+      </w:r>
+      <w:r>
+        <w:t xml:space="preserve"> в себя</w:t>
+      </w:r>
+      <w:r>
+        <w:t xml:space="preserve"> выбор исполнителя, ожидание подтверждения и окончательное закрепление ответственного</w:t>
+      </w:r>
+      <w:r>
+        <w:t xml:space="preserve"> лица</w:t>
+      </w:r>
+      <w:r>
+        <w:t>.</w:t>
       </w:r>
     </w:p>
     <w:p>
       <w:pPr>
         <w:pStyle w:val="ab"/>
-      </w:pPr>
-      <w:r>
-        <w:rPr>
-          <w:noProof/>
-        </w:rPr>
+        <w:jc w:val="both"/>
+      </w:pPr>
+      <w:r>
         <w:drawing>
-          <wp:inline distT="0" distB="0" distL="0" distR="0" wp14:anchorId="6DD3D273" wp14:editId="0B940077">
-            <wp:extent cx="5940425" cy="4807585"/>
-            <wp:effectExtent l="19050" t="19050" r="22225" b="12065"/>
-            <wp:docPr id="3" name="Рисунок 3"/>
+          <wp:inline distT="0" distB="0" distL="0" distR="0" wp14:anchorId="004310F8" wp14:editId="7E23260C">
+            <wp:extent cx="5940425" cy="2980055"/>
+            <wp:effectExtent l="0" t="0" r="3175" b="0"/>
+            <wp:docPr id="4" name="Рисунок 4"/>
             <wp:cNvGraphicFramePr>
               <a:graphicFrameLocks xmlns:a="http://schemas.openxmlformats.org/drawingml/2006/main" noChangeAspect="1"/>
             </wp:cNvGraphicFramePr>
@@ -3911,14 +4146,17 @@
               <a:graphicData uri="http://schemas.openxmlformats.org/drawingml/2006/picture">
                 <pic:pic xmlns:pic="http://schemas.openxmlformats.org/drawingml/2006/picture">
                   <pic:nvPicPr>
-                    <pic:cNvPr id="3" name="Рисунок 3"/>
+                    <pic:cNvPr id="1" name="Рисунок 1"/>
                     <pic:cNvPicPr/>
                   </pic:nvPicPr>
                   <pic:blipFill>
-                    <a:blip r:embed="rId10">
+                    <a:blip r:embed="rId10" cstate="print">
                       <a:extLst>
                         <a:ext uri="{28A0092B-C50C-407E-A947-70E740481C1C}">
                           <a14:useLocalDpi xmlns:a14="http://schemas.microsoft.com/office/drawing/2010/main" val="0"/>
+                        </a:ext>
+                        <a:ext uri="{96DAC541-7B7A-43D3-8B79-37D633B846F1}">
+                          <asvg:svgBlip xmlns:asvg="http://schemas.microsoft.com/office/drawing/2016/SVG/main" r:embed="rId11"/>
                         </a:ext>
                       </a:extLst>
                     </a:blip>
@@ -3929,18 +4167,11 @@
                   <pic:spPr>
                     <a:xfrm>
                       <a:off x="0" y="0"/>
-                      <a:ext cx="5940425" cy="4807585"/>
+                      <a:ext cx="5940425" cy="2980055"/>
                     </a:xfrm>
                     <a:prstGeom prst="rect">
                       <a:avLst/>
                     </a:prstGeom>
-                    <a:ln>
-                      <a:solidFill>
-                        <a:schemeClr val="bg2">
-                          <a:lumMod val="75000"/>
-                        </a:schemeClr>
-                      </a:solidFill>
-                    </a:ln>
                   </pic:spPr>
                 </pic:pic>
               </a:graphicData>
@@ -3954,7 +4185,169 @@
         <w:pStyle w:val="ab"/>
       </w:pPr>
       <w:r>
-        <w:t>Рисунок 5 – Диаграмма автоматизированного бизнес-процесса «Создание заметки и выдача прав доступа на нее».</w:t>
+        <w:t xml:space="preserve">Рисунок </w:t>
+      </w:r>
+      <w:r>
+        <w:t>4</w:t>
+      </w:r>
+      <w:r>
+        <w:t xml:space="preserve"> – Диаграмма автоматизированного бизнес-процесса «Создание </w:t>
+      </w:r>
+      <w:r>
+        <w:t xml:space="preserve">  </w:t>
+      </w:r>
+      <w:r>
+        <w:t>заметки и выдача прав доступа на нее».</w:t>
+      </w:r>
+    </w:p>
+    <w:p>
+      <w:pPr>
+        <w:pStyle w:val="ab"/>
+      </w:pPr>
+      <w:r>
+        <w:lastRenderedPageBreak/>
+        <w:drawing>
+          <wp:inline distT="0" distB="0" distL="0" distR="0" wp14:anchorId="0D288AEE" wp14:editId="67667A51">
+            <wp:extent cx="5176546" cy="2543175"/>
+            <wp:effectExtent l="0" t="0" r="5080" b="0"/>
+            <wp:docPr id="5" name="Рисунок 5"/>
+            <wp:cNvGraphicFramePr>
+              <a:graphicFrameLocks xmlns:a="http://schemas.openxmlformats.org/drawingml/2006/main" noChangeAspect="1"/>
+            </wp:cNvGraphicFramePr>
+            <a:graphic xmlns:a="http://schemas.openxmlformats.org/drawingml/2006/main">
+              <a:graphicData uri="http://schemas.openxmlformats.org/drawingml/2006/picture">
+                <pic:pic xmlns:pic="http://schemas.openxmlformats.org/drawingml/2006/picture">
+                  <pic:nvPicPr>
+                    <pic:cNvPr id="5" name="Рисунок 5"/>
+                    <pic:cNvPicPr/>
+                  </pic:nvPicPr>
+                  <pic:blipFill>
+                    <a:blip r:embed="rId12" cstate="print">
+                      <a:extLst>
+                        <a:ext uri="{28A0092B-C50C-407E-A947-70E740481C1C}">
+                          <a14:useLocalDpi xmlns:a14="http://schemas.microsoft.com/office/drawing/2010/main" val="0"/>
+                        </a:ext>
+                        <a:ext uri="{96DAC541-7B7A-43D3-8B79-37D633B846F1}">
+                          <asvg:svgBlip xmlns:asvg="http://schemas.microsoft.com/office/drawing/2016/SVG/main" r:embed="rId13"/>
+                        </a:ext>
+                      </a:extLst>
+                    </a:blip>
+                    <a:stretch>
+                      <a:fillRect/>
+                    </a:stretch>
+                  </pic:blipFill>
+                  <pic:spPr>
+                    <a:xfrm>
+                      <a:off x="0" y="0"/>
+                      <a:ext cx="5213015" cy="2561092"/>
+                    </a:xfrm>
+                    <a:prstGeom prst="rect">
+                      <a:avLst/>
+                    </a:prstGeom>
+                  </pic:spPr>
+                </pic:pic>
+              </a:graphicData>
+            </a:graphic>
+          </wp:inline>
+        </w:drawing>
+      </w:r>
+    </w:p>
+    <w:p>
+      <w:pPr>
+        <w:pStyle w:val="ab"/>
+      </w:pPr>
+      <w:r>
+        <w:t xml:space="preserve">Рисунок </w:t>
+      </w:r>
+      <w:r>
+        <w:t>5</w:t>
+      </w:r>
+      <w:r>
+        <w:t xml:space="preserve"> – Диаграмма для процесса «</w:t>
+      </w:r>
+      <w:r>
+        <w:t xml:space="preserve">Создание </w:t>
+      </w:r>
+      <w:r>
+        <w:t xml:space="preserve">задачи в </w:t>
+      </w:r>
+      <w:proofErr w:type="spellStart"/>
+      <w:r>
+        <w:t>канбан</w:t>
+      </w:r>
+      <w:proofErr w:type="spellEnd"/>
+      <w:r>
+        <w:t>-доске».</w:t>
+      </w:r>
+    </w:p>
+    <w:p>
+      <w:pPr>
+        <w:pStyle w:val="ab"/>
+      </w:pPr>
+    </w:p>
+    <w:p>
+      <w:pPr>
+        <w:pStyle w:val="ab"/>
+      </w:pPr>
+      <w:r>
+        <w:drawing>
+          <wp:inline distT="0" distB="0" distL="0" distR="0" wp14:anchorId="616F558F" wp14:editId="07322A84">
+            <wp:extent cx="5940425" cy="2004695"/>
+            <wp:effectExtent l="0" t="0" r="3175" b="0"/>
+            <wp:docPr id="6" name="Рисунок 6"/>
+            <wp:cNvGraphicFramePr>
+              <a:graphicFrameLocks xmlns:a="http://schemas.openxmlformats.org/drawingml/2006/main" noChangeAspect="1"/>
+            </wp:cNvGraphicFramePr>
+            <a:graphic xmlns:a="http://schemas.openxmlformats.org/drawingml/2006/main">
+              <a:graphicData uri="http://schemas.openxmlformats.org/drawingml/2006/picture">
+                <pic:pic xmlns:pic="http://schemas.openxmlformats.org/drawingml/2006/picture">
+                  <pic:nvPicPr>
+                    <pic:cNvPr id="4" name="Рисунок 4"/>
+                    <pic:cNvPicPr/>
+                  </pic:nvPicPr>
+                  <pic:blipFill>
+                    <a:blip r:embed="rId14">
+                      <a:extLst>
+                        <a:ext uri="{28A0092B-C50C-407E-A947-70E740481C1C}">
+                          <a14:useLocalDpi xmlns:a14="http://schemas.microsoft.com/office/drawing/2010/main" val="0"/>
+                        </a:ext>
+                        <a:ext uri="{96DAC541-7B7A-43D3-8B79-37D633B846F1}">
+                          <asvg:svgBlip xmlns:asvg="http://schemas.microsoft.com/office/drawing/2016/SVG/main" r:embed="rId15"/>
+                        </a:ext>
+                      </a:extLst>
+                    </a:blip>
+                    <a:stretch>
+                      <a:fillRect/>
+                    </a:stretch>
+                  </pic:blipFill>
+                  <pic:spPr>
+                    <a:xfrm>
+                      <a:off x="0" y="0"/>
+                      <a:ext cx="5940425" cy="2004695"/>
+                    </a:xfrm>
+                    <a:prstGeom prst="rect">
+                      <a:avLst/>
+                    </a:prstGeom>
+                  </pic:spPr>
+                </pic:pic>
+              </a:graphicData>
+            </a:graphic>
+          </wp:inline>
+        </w:drawing>
+      </w:r>
+    </w:p>
+    <w:p>
+      <w:pPr>
+        <w:pStyle w:val="ab"/>
+      </w:pPr>
+      <w:r>
+        <w:t xml:space="preserve">Рисунок </w:t>
+      </w:r>
+      <w:r>
+        <w:t>6</w:t>
+      </w:r>
+      <w:r>
+        <w:t xml:space="preserve"> – Диаграмма для подпроцесса «Назначить исполнителя».</w:t>
       </w:r>
     </w:p>
     <w:p>
@@ -4038,7 +4431,6 @@
         <w:ind w:left="0" w:firstLine="709"/>
       </w:pPr>
       <w:r>
-        <w:lastRenderedPageBreak/>
         <w:t xml:space="preserve">Система должна </w:t>
       </w:r>
       <w:r>
@@ -4070,6 +4462,7 @@
         <w:ind w:left="0" w:firstLine="709"/>
       </w:pPr>
       <w:r>
+        <w:lastRenderedPageBreak/>
         <w:t>Система долж</w:t>
       </w:r>
       <w:r>
@@ -4085,7 +4478,15 @@
         <w:t xml:space="preserve"> нескольким готовым шаблонам: </w:t>
       </w:r>
       <w:r>
-        <w:t>пустой, список задач, таблица, канбан-доска, календарь;</w:t>
+        <w:t xml:space="preserve">пустой, список задач, таблица, </w:t>
+      </w:r>
+      <w:proofErr w:type="spellStart"/>
+      <w:r>
+        <w:t>канбан</w:t>
+      </w:r>
+      <w:proofErr w:type="spellEnd"/>
+      <w:r>
+        <w:t>-доска, календарь;</w:t>
       </w:r>
     </w:p>
     <w:p>
@@ -4160,7 +4561,15 @@
         <w:ind w:left="0" w:firstLine="709"/>
       </w:pPr>
       <w:r>
-        <w:t>Система должна обеспечивать работу базового функционала канбан-доски: создать столбец, удалить столбец, редактировать столбец, добавить задачу в столбец, переместить задачу в другой столбец,</w:t>
+        <w:t xml:space="preserve">Система должна обеспечивать работу базового функционала </w:t>
+      </w:r>
+      <w:proofErr w:type="spellStart"/>
+      <w:r>
+        <w:t>канбан</w:t>
+      </w:r>
+      <w:proofErr w:type="spellEnd"/>
+      <w:r>
+        <w:t>-доски: создать столбец, удалить столбец, редактировать столбец, добавить задачу в столбец, переместить задачу в другой столбец,</w:t>
       </w:r>
       <w:r>
         <w:t xml:space="preserve"> изменить статус задачи, архивировать задачу;</w:t>
@@ -4268,7 +4677,6 @@
         </w:numPr>
       </w:pPr>
       <w:r>
-        <w:lastRenderedPageBreak/>
         <w:t>Нефункциональные требования к системе</w:t>
       </w:r>
     </w:p>
@@ -4286,6 +4694,7 @@
         <w:pStyle w:val="a6"/>
       </w:pPr>
       <w:r>
+        <w:lastRenderedPageBreak/>
         <w:t>Для</w:t>
       </w:r>
       <w:r>
@@ -4410,7 +4819,15 @@
         <w:t>Система должна корректно функционировать при одновременной работе до 15000 пользователей</w:t>
       </w:r>
       <w:r>
-        <w:t xml:space="preserve"> (за основу взята численность студентов ВлГУ)</w:t>
+        <w:t xml:space="preserve"> (за основу взята численность студентов </w:t>
+      </w:r>
+      <w:proofErr w:type="spellStart"/>
+      <w:r>
+        <w:t>ВлГУ</w:t>
+      </w:r>
+      <w:proofErr w:type="spellEnd"/>
+      <w:r>
+        <w:t>)</w:t>
       </w:r>
       <w:r>
         <w:t>.</w:t>
@@ -4543,7 +4960,6 @@
         <w:ind w:left="0" w:firstLine="709"/>
       </w:pPr>
       <w:r>
-        <w:lastRenderedPageBreak/>
         <w:t>Все интерактивные элементы (кнопки, поля ввода) должны иметь визуальный отклик при наведении курсора</w:t>
       </w:r>
       <w:r>
@@ -4579,6 +4995,7 @@
         <w:ind w:left="0" w:firstLine="709"/>
       </w:pPr>
       <w:r>
+        <w:lastRenderedPageBreak/>
         <w:t>Доступ к функционалу системы должен быть разрешен только после прохождения аутентификации;</w:t>
       </w:r>
     </w:p>
@@ -5977,6 +6394,95 @@
     </w:lvl>
   </w:abstractNum>
   <w:abstractNum w:abstractNumId="12" w15:restartNumberingAfterBreak="0">
+    <w:nsid w:val="584F123D"/>
+    <w:multiLevelType w:val="hybridMultilevel"/>
+    <w:tmpl w:val="3836E112"/>
+    <w:lvl w:ilvl="0" w:tplc="919699DC">
+      <w:start w:val="1"/>
+      <w:numFmt w:val="decimal"/>
+      <w:lvlText w:val="%1."/>
+      <w:lvlJc w:val="left"/>
+      <w:pPr>
+        <w:ind w:left="1057" w:hanging="360"/>
+      </w:pPr>
+      <w:rPr>
+        <w:rFonts w:hint="default"/>
+      </w:rPr>
+    </w:lvl>
+    <w:lvl w:ilvl="1" w:tplc="04190019" w:tentative="1">
+      <w:start w:val="1"/>
+      <w:numFmt w:val="lowerLetter"/>
+      <w:lvlText w:val="%2."/>
+      <w:lvlJc w:val="left"/>
+      <w:pPr>
+        <w:ind w:left="1777" w:hanging="360"/>
+      </w:pPr>
+    </w:lvl>
+    <w:lvl w:ilvl="2" w:tplc="0419001B" w:tentative="1">
+      <w:start w:val="1"/>
+      <w:numFmt w:val="lowerRoman"/>
+      <w:lvlText w:val="%3."/>
+      <w:lvlJc w:val="right"/>
+      <w:pPr>
+        <w:ind w:left="2497" w:hanging="180"/>
+      </w:pPr>
+    </w:lvl>
+    <w:lvl w:ilvl="3" w:tplc="0419000F" w:tentative="1">
+      <w:start w:val="1"/>
+      <w:numFmt w:val="decimal"/>
+      <w:lvlText w:val="%4."/>
+      <w:lvlJc w:val="left"/>
+      <w:pPr>
+        <w:ind w:left="3217" w:hanging="360"/>
+      </w:pPr>
+    </w:lvl>
+    <w:lvl w:ilvl="4" w:tplc="04190019" w:tentative="1">
+      <w:start w:val="1"/>
+      <w:numFmt w:val="lowerLetter"/>
+      <w:lvlText w:val="%5."/>
+      <w:lvlJc w:val="left"/>
+      <w:pPr>
+        <w:ind w:left="3937" w:hanging="360"/>
+      </w:pPr>
+    </w:lvl>
+    <w:lvl w:ilvl="5" w:tplc="0419001B" w:tentative="1">
+      <w:start w:val="1"/>
+      <w:numFmt w:val="lowerRoman"/>
+      <w:lvlText w:val="%6."/>
+      <w:lvlJc w:val="right"/>
+      <w:pPr>
+        <w:ind w:left="4657" w:hanging="180"/>
+      </w:pPr>
+    </w:lvl>
+    <w:lvl w:ilvl="6" w:tplc="0419000F" w:tentative="1">
+      <w:start w:val="1"/>
+      <w:numFmt w:val="decimal"/>
+      <w:lvlText w:val="%7."/>
+      <w:lvlJc w:val="left"/>
+      <w:pPr>
+        <w:ind w:left="5377" w:hanging="360"/>
+      </w:pPr>
+    </w:lvl>
+    <w:lvl w:ilvl="7" w:tplc="04190019" w:tentative="1">
+      <w:start w:val="1"/>
+      <w:numFmt w:val="lowerLetter"/>
+      <w:lvlText w:val="%8."/>
+      <w:lvlJc w:val="left"/>
+      <w:pPr>
+        <w:ind w:left="6097" w:hanging="360"/>
+      </w:pPr>
+    </w:lvl>
+    <w:lvl w:ilvl="8" w:tplc="0419001B" w:tentative="1">
+      <w:start w:val="1"/>
+      <w:numFmt w:val="lowerRoman"/>
+      <w:lvlText w:val="%9."/>
+      <w:lvlJc w:val="right"/>
+      <w:pPr>
+        <w:ind w:left="6817" w:hanging="180"/>
+      </w:pPr>
+    </w:lvl>
+  </w:abstractNum>
+  <w:abstractNum w:abstractNumId="13" w15:restartNumberingAfterBreak="0">
     <w:nsid w:val="61FC5C02"/>
     <w:multiLevelType w:val="hybridMultilevel"/>
     <w:tmpl w:val="187A4B5E"/>
@@ -6065,7 +6571,7 @@
       </w:pPr>
     </w:lvl>
   </w:abstractNum>
-  <w:abstractNum w:abstractNumId="13" w15:restartNumberingAfterBreak="0">
+  <w:abstractNum w:abstractNumId="14" w15:restartNumberingAfterBreak="0">
     <w:nsid w:val="6508418F"/>
     <w:multiLevelType w:val="multilevel"/>
     <w:tmpl w:val="B61E29BA"/>
@@ -6178,7 +6684,7 @@
       </w:rPr>
     </w:lvl>
   </w:abstractNum>
-  <w:abstractNum w:abstractNumId="14" w15:restartNumberingAfterBreak="0">
+  <w:abstractNum w:abstractNumId="15" w15:restartNumberingAfterBreak="0">
     <w:nsid w:val="6D397F55"/>
     <w:multiLevelType w:val="hybridMultilevel"/>
     <w:tmpl w:val="8DA680DC"/>
@@ -6291,7 +6797,7 @@
       </w:rPr>
     </w:lvl>
   </w:abstractNum>
-  <w:abstractNum w:abstractNumId="15" w15:restartNumberingAfterBreak="0">
+  <w:abstractNum w:abstractNumId="16" w15:restartNumberingAfterBreak="0">
     <w:nsid w:val="7FCF09EE"/>
     <w:multiLevelType w:val="hybridMultilevel"/>
     <w:tmpl w:val="51E07488"/>
@@ -6393,16 +6899,16 @@
     <w:abstractNumId w:val="9"/>
   </w:num>
   <w:num w:numId="5">
-    <w:abstractNumId w:val="15"/>
+    <w:abstractNumId w:val="16"/>
   </w:num>
   <w:num w:numId="6">
-    <w:abstractNumId w:val="12"/>
+    <w:abstractNumId w:val="13"/>
   </w:num>
   <w:num w:numId="7">
     <w:abstractNumId w:val="2"/>
   </w:num>
   <w:num w:numId="8">
-    <w:abstractNumId w:val="13"/>
+    <w:abstractNumId w:val="14"/>
   </w:num>
   <w:num w:numId="9">
     <w:abstractNumId w:val="11"/>
@@ -6414,7 +6920,7 @@
     <w:abstractNumId w:val="6"/>
   </w:num>
   <w:num w:numId="12">
-    <w:abstractNumId w:val="14"/>
+    <w:abstractNumId w:val="15"/>
   </w:num>
   <w:num w:numId="13">
     <w:abstractNumId w:val="3"/>
@@ -6427,6 +6933,9 @@
   </w:num>
   <w:num w:numId="16">
     <w:abstractNumId w:val="1"/>
+  </w:num>
+  <w:num w:numId="17">
+    <w:abstractNumId w:val="12"/>
   </w:num>
 </w:numbering>
 </file>

--- a/docs/РПС_КП_Анализ_предметной_области_ПРИ_123_Манайчева_Нямаа.docx
+++ b/docs/РПС_КП_Анализ_предметной_области_ПРИ_123_Манайчева_Нямаа.docx
@@ -406,7 +406,135 @@
           <w:sz w:val="28"/>
           <w:szCs w:val="28"/>
         </w:rPr>
-        <w:t>После регистрации в веб-приложении пользователь получает доступ к редактору заметок: у него появляется возможность создавать заметки с использованием заранее подготовленных шаблонов и управлять ими. При необходимости можно сделать локальную копию своих записей и позже загрузить обновленные документы. Для эффективного ведения большого количества документов пользователь может использовать такие функции, как: объединение в директории, поиск и фильтрация, а также выделение наиболее важных файлов отметкой «Избранное».</w:t>
+        <w:t xml:space="preserve">После регистрации в веб-приложении пользователь получает доступ к редактору заметок: у него появляется возможность создавать заметки с использованием заранее подготовленных шаблонов </w:t>
+      </w:r>
+      <w:r>
+        <w:rPr>
+          <w:rFonts w:ascii="Times New Roman" w:hAnsi="Times New Roman" w:cs="Times New Roman"/>
+          <w:sz w:val="28"/>
+          <w:szCs w:val="28"/>
+        </w:rPr>
+        <w:t>(</w:t>
+      </w:r>
+      <w:r>
+        <w:rPr>
+          <w:rFonts w:ascii="Times New Roman" w:hAnsi="Times New Roman" w:cs="Times New Roman"/>
+          <w:sz w:val="28"/>
+          <w:szCs w:val="28"/>
+        </w:rPr>
+        <w:t>список, таблица</w:t>
+      </w:r>
+      <w:r>
+        <w:rPr>
+          <w:rFonts w:ascii="Times New Roman" w:hAnsi="Times New Roman" w:cs="Times New Roman"/>
+          <w:sz w:val="28"/>
+          <w:szCs w:val="28"/>
+        </w:rPr>
+        <w:t xml:space="preserve">) </w:t>
+      </w:r>
+      <w:r>
+        <w:rPr>
+          <w:rFonts w:ascii="Times New Roman" w:hAnsi="Times New Roman" w:cs="Times New Roman"/>
+          <w:sz w:val="28"/>
+          <w:szCs w:val="28"/>
+        </w:rPr>
+        <w:t xml:space="preserve">и управлять ими. При необходимости можно сделать локальную копию своих записей и позже загрузить обновленные </w:t>
+      </w:r>
+      <w:r>
+        <w:rPr>
+          <w:rFonts w:ascii="Times New Roman" w:hAnsi="Times New Roman" w:cs="Times New Roman"/>
+          <w:sz w:val="28"/>
+          <w:szCs w:val="28"/>
+        </w:rPr>
+        <w:t>файлы</w:t>
+      </w:r>
+      <w:r>
+        <w:rPr>
+          <w:rFonts w:ascii="Times New Roman" w:hAnsi="Times New Roman" w:cs="Times New Roman"/>
+          <w:sz w:val="28"/>
+          <w:szCs w:val="28"/>
+        </w:rPr>
+        <w:t>. Для эффективного ведения большого количества документов пользователь может использовать такие функции</w:t>
+      </w:r>
+      <w:r>
+        <w:rPr>
+          <w:rFonts w:ascii="Times New Roman" w:hAnsi="Times New Roman" w:cs="Times New Roman"/>
+          <w:sz w:val="28"/>
+          <w:szCs w:val="28"/>
+        </w:rPr>
+        <w:t xml:space="preserve"> системы</w:t>
+      </w:r>
+      <w:r>
+        <w:rPr>
+          <w:rFonts w:ascii="Times New Roman" w:hAnsi="Times New Roman" w:cs="Times New Roman"/>
+          <w:sz w:val="28"/>
+          <w:szCs w:val="28"/>
+        </w:rPr>
+        <w:t xml:space="preserve">, как: объединение </w:t>
+      </w:r>
+      <w:r>
+        <w:rPr>
+          <w:rFonts w:ascii="Times New Roman" w:hAnsi="Times New Roman" w:cs="Times New Roman"/>
+          <w:sz w:val="28"/>
+          <w:szCs w:val="28"/>
+        </w:rPr>
+        <w:t xml:space="preserve">нескольких заметок </w:t>
+      </w:r>
+      <w:r>
+        <w:rPr>
+          <w:rFonts w:ascii="Times New Roman" w:hAnsi="Times New Roman" w:cs="Times New Roman"/>
+          <w:sz w:val="28"/>
+          <w:szCs w:val="28"/>
+        </w:rPr>
+        <w:t>в директории, поиск и фильтраци</w:t>
+      </w:r>
+      <w:r>
+        <w:rPr>
+          <w:rFonts w:ascii="Times New Roman" w:hAnsi="Times New Roman" w:cs="Times New Roman"/>
+          <w:sz w:val="28"/>
+          <w:szCs w:val="28"/>
+        </w:rPr>
+        <w:t>ю (</w:t>
+      </w:r>
+      <w:r>
+        <w:rPr>
+          <w:rFonts w:ascii="Times New Roman" w:hAnsi="Times New Roman" w:cs="Times New Roman"/>
+          <w:sz w:val="28"/>
+          <w:szCs w:val="28"/>
+        </w:rPr>
+        <w:t>по возрастанию, по убыванию, по дате создания</w:t>
+      </w:r>
+      <w:r>
+        <w:rPr>
+          <w:rFonts w:ascii="Times New Roman" w:hAnsi="Times New Roman" w:cs="Times New Roman"/>
+          <w:sz w:val="28"/>
+          <w:szCs w:val="28"/>
+        </w:rPr>
+        <w:t>)</w:t>
+      </w:r>
+      <w:r>
+        <w:rPr>
+          <w:rFonts w:ascii="Times New Roman" w:hAnsi="Times New Roman" w:cs="Times New Roman"/>
+          <w:sz w:val="28"/>
+          <w:szCs w:val="28"/>
+        </w:rPr>
+        <w:t>, а также выделение наиболее важных</w:t>
+      </w:r>
+      <w:r>
+        <w:rPr>
+          <w:rFonts w:ascii="Times New Roman" w:hAnsi="Times New Roman" w:cs="Times New Roman"/>
+          <w:sz w:val="28"/>
+          <w:szCs w:val="28"/>
+        </w:rPr>
+        <w:t xml:space="preserve"> записей</w:t>
+      </w:r>
+      <w:r>
+        <w:rPr>
+          <w:rFonts w:ascii="Times New Roman" w:hAnsi="Times New Roman" w:cs="Times New Roman"/>
+          <w:sz w:val="28"/>
+          <w:szCs w:val="28"/>
+        </w:rPr>
+        <w:t xml:space="preserve"> отметкой «Избранное».</w:t>
       </w:r>
     </w:p>
     <w:p>
@@ -427,7 +555,23 @@
           <w:sz w:val="28"/>
           <w:szCs w:val="28"/>
         </w:rPr>
-        <w:t xml:space="preserve">Пользователям, заинтересованным в планировании и трекинге задач, система предлагает соответствующие инструменты – </w:t>
+        <w:t xml:space="preserve">Пользователям, заинтересованным в планировании и трекинге задач, система предлагает соответствующие </w:t>
+      </w:r>
+      <w:r>
+        <w:rPr>
+          <w:rFonts w:ascii="Times New Roman" w:hAnsi="Times New Roman" w:cs="Times New Roman"/>
+          <w:sz w:val="28"/>
+          <w:szCs w:val="28"/>
+        </w:rPr>
+        <w:t>шаблоны</w:t>
+      </w:r>
+      <w:r>
+        <w:rPr>
+          <w:rFonts w:ascii="Times New Roman" w:hAnsi="Times New Roman" w:cs="Times New Roman"/>
+          <w:sz w:val="28"/>
+          <w:szCs w:val="28"/>
+        </w:rPr>
+        <w:t xml:space="preserve"> – </w:t>
       </w:r>
       <w:proofErr w:type="spellStart"/>
       <w:r>
@@ -453,7 +597,15 @@
           <w:sz w:val="28"/>
           <w:szCs w:val="28"/>
         </w:rPr>
-        <w:t>Первые</w:t>
+        <w:t>Первы</w:t>
+      </w:r>
+      <w:r>
+        <w:rPr>
+          <w:rFonts w:ascii="Times New Roman" w:hAnsi="Times New Roman" w:cs="Times New Roman"/>
+          <w:sz w:val="28"/>
+          <w:szCs w:val="28"/>
+        </w:rPr>
+        <w:t>й</w:t>
       </w:r>
       <w:r>
         <w:rPr>
@@ -469,7 +621,7 @@
           <w:sz w:val="28"/>
           <w:szCs w:val="28"/>
         </w:rPr>
-        <w:t>ю</w:t>
+        <w:t>е</w:t>
       </w:r>
       <w:r>
         <w:rPr>
@@ -485,7 +637,7 @@
           <w:sz w:val="28"/>
           <w:szCs w:val="28"/>
         </w:rPr>
-        <w:t>отслеживать свой прогресс, а</w:t>
+        <w:t>а</w:t>
       </w:r>
       <w:r>
         <w:rPr>
@@ -517,7 +669,39 @@
           <w:sz w:val="28"/>
           <w:szCs w:val="28"/>
         </w:rPr>
-        <w:t>соотнести сроки с задачами и заметками, лучше организовывая</w:t>
+        <w:t xml:space="preserve">соотнести </w:t>
+      </w:r>
+      <w:r>
+        <w:rPr>
+          <w:rFonts w:ascii="Times New Roman" w:hAnsi="Times New Roman" w:cs="Times New Roman"/>
+          <w:sz w:val="28"/>
+          <w:szCs w:val="28"/>
+        </w:rPr>
+        <w:t>задачи со сроками и связанным материалом (</w:t>
+      </w:r>
+      <w:r>
+        <w:rPr>
+          <w:rFonts w:ascii="Times New Roman" w:hAnsi="Times New Roman" w:cs="Times New Roman"/>
+          <w:sz w:val="28"/>
+          <w:szCs w:val="28"/>
+        </w:rPr>
+        <w:t>заметками</w:t>
+      </w:r>
+      <w:r>
+        <w:rPr>
+          <w:rFonts w:ascii="Times New Roman" w:hAnsi="Times New Roman" w:cs="Times New Roman"/>
+          <w:sz w:val="28"/>
+          <w:szCs w:val="28"/>
+        </w:rPr>
+        <w:t>)</w:t>
+      </w:r>
+      <w:r>
+        <w:rPr>
+          <w:rFonts w:ascii="Times New Roman" w:hAnsi="Times New Roman" w:cs="Times New Roman"/>
+          <w:sz w:val="28"/>
+          <w:szCs w:val="28"/>
+        </w:rPr>
+        <w:t>, лучше организовывая</w:t>
       </w:r>
       <w:r>
         <w:rPr>
@@ -533,7 +717,47 @@
           <w:sz w:val="28"/>
           <w:szCs w:val="28"/>
         </w:rPr>
-        <w:t xml:space="preserve"> Для оценки эффективности выполнения работ программная система предоставляет функционал просмотра статистических данных в виде различных диаграмм и графиков. </w:t>
+        <w:t xml:space="preserve"> </w:t>
+      </w:r>
+      <w:r>
+        <w:rPr>
+          <w:rFonts w:ascii="Times New Roman" w:hAnsi="Times New Roman" w:cs="Times New Roman"/>
+          <w:sz w:val="28"/>
+          <w:szCs w:val="28"/>
+        </w:rPr>
+        <w:t>Для пользователей, не нуждающихся в данн</w:t>
+      </w:r>
+      <w:r>
+        <w:rPr>
+          <w:rFonts w:ascii="Times New Roman" w:hAnsi="Times New Roman" w:cs="Times New Roman"/>
+          <w:sz w:val="28"/>
+          <w:szCs w:val="28"/>
+        </w:rPr>
+        <w:t>ом</w:t>
+      </w:r>
+      <w:r>
+        <w:rPr>
+          <w:rFonts w:ascii="Times New Roman" w:hAnsi="Times New Roman" w:cs="Times New Roman"/>
+          <w:sz w:val="28"/>
+          <w:szCs w:val="28"/>
+        </w:rPr>
+        <w:t xml:space="preserve"> функци</w:t>
+      </w:r>
+      <w:r>
+        <w:rPr>
+          <w:rFonts w:ascii="Times New Roman" w:hAnsi="Times New Roman" w:cs="Times New Roman"/>
+          <w:sz w:val="28"/>
+          <w:szCs w:val="28"/>
+        </w:rPr>
+        <w:t>онале</w:t>
+      </w:r>
+      <w:r>
+        <w:rPr>
+          <w:rFonts w:ascii="Times New Roman" w:hAnsi="Times New Roman" w:cs="Times New Roman"/>
+          <w:sz w:val="28"/>
+          <w:szCs w:val="28"/>
+        </w:rPr>
+        <w:t>, предусмотрена возможность отключения соответствующих модулей в настройках системы.</w:t>
       </w:r>
     </w:p>
     <w:p>
@@ -554,135 +778,143 @@
           <w:sz w:val="28"/>
           <w:szCs w:val="28"/>
         </w:rPr>
-        <w:t xml:space="preserve">Ключевой особенностью системы является </w:t>
-      </w:r>
-      <w:r>
-        <w:rPr>
-          <w:rFonts w:ascii="Times New Roman" w:hAnsi="Times New Roman" w:cs="Times New Roman"/>
-          <w:sz w:val="28"/>
-          <w:szCs w:val="28"/>
-        </w:rPr>
-        <w:t>возможность организации</w:t>
-      </w:r>
-      <w:r>
-        <w:rPr>
-          <w:rFonts w:ascii="Times New Roman" w:hAnsi="Times New Roman" w:cs="Times New Roman"/>
-          <w:sz w:val="28"/>
-          <w:szCs w:val="28"/>
-        </w:rPr>
-        <w:t xml:space="preserve"> совместн</w:t>
-      </w:r>
-      <w:r>
-        <w:rPr>
-          <w:rFonts w:ascii="Times New Roman" w:hAnsi="Times New Roman" w:cs="Times New Roman"/>
-          <w:sz w:val="28"/>
-          <w:szCs w:val="28"/>
-        </w:rPr>
-        <w:t>ой</w:t>
-      </w:r>
-      <w:r>
-        <w:rPr>
-          <w:rFonts w:ascii="Times New Roman" w:hAnsi="Times New Roman" w:cs="Times New Roman"/>
-          <w:sz w:val="28"/>
-          <w:szCs w:val="28"/>
-        </w:rPr>
-        <w:t xml:space="preserve"> работ</w:t>
-      </w:r>
-      <w:r>
-        <w:rPr>
-          <w:rFonts w:ascii="Times New Roman" w:hAnsi="Times New Roman" w:cs="Times New Roman"/>
-          <w:sz w:val="28"/>
-          <w:szCs w:val="28"/>
-        </w:rPr>
-        <w:t>ы.</w:t>
-      </w:r>
-      <w:r>
-        <w:rPr>
-          <w:rFonts w:ascii="Times New Roman" w:hAnsi="Times New Roman" w:cs="Times New Roman"/>
-          <w:sz w:val="28"/>
-          <w:szCs w:val="28"/>
-        </w:rPr>
-        <w:t xml:space="preserve"> Для любого объекта </w:t>
-      </w:r>
-      <w:r>
-        <w:rPr>
-          <w:rFonts w:ascii="Times New Roman" w:hAnsi="Times New Roman" w:cs="Times New Roman"/>
-          <w:sz w:val="28"/>
-          <w:szCs w:val="28"/>
-        </w:rPr>
-        <w:t>(</w:t>
-      </w:r>
-      <w:r>
-        <w:rPr>
-          <w:rFonts w:ascii="Times New Roman" w:hAnsi="Times New Roman" w:cs="Times New Roman"/>
-          <w:sz w:val="28"/>
-          <w:szCs w:val="28"/>
-        </w:rPr>
-        <w:t>заметк</w:t>
-      </w:r>
-      <w:r>
-        <w:rPr>
-          <w:rFonts w:ascii="Times New Roman" w:hAnsi="Times New Roman" w:cs="Times New Roman"/>
-          <w:sz w:val="28"/>
-          <w:szCs w:val="28"/>
-        </w:rPr>
-        <w:t>и</w:t>
-      </w:r>
-      <w:r>
-        <w:rPr>
-          <w:rFonts w:ascii="Times New Roman" w:hAnsi="Times New Roman" w:cs="Times New Roman"/>
-          <w:sz w:val="28"/>
-          <w:szCs w:val="28"/>
-        </w:rPr>
-        <w:t>, доск</w:t>
-      </w:r>
-      <w:r>
-        <w:rPr>
-          <w:rFonts w:ascii="Times New Roman" w:hAnsi="Times New Roman" w:cs="Times New Roman"/>
-          <w:sz w:val="28"/>
-          <w:szCs w:val="28"/>
-        </w:rPr>
-        <w:t>и</w:t>
-      </w:r>
-      <w:r>
-        <w:rPr>
-          <w:rFonts w:ascii="Times New Roman" w:hAnsi="Times New Roman" w:cs="Times New Roman"/>
-          <w:sz w:val="28"/>
-          <w:szCs w:val="28"/>
-        </w:rPr>
-        <w:t xml:space="preserve"> или календар</w:t>
-      </w:r>
-      <w:r>
-        <w:rPr>
-          <w:rFonts w:ascii="Times New Roman" w:hAnsi="Times New Roman" w:cs="Times New Roman"/>
-          <w:sz w:val="28"/>
-          <w:szCs w:val="28"/>
-        </w:rPr>
-        <w:t>я)</w:t>
-      </w:r>
-      <w:r>
-        <w:rPr>
-          <w:rFonts w:ascii="Times New Roman" w:hAnsi="Times New Roman" w:cs="Times New Roman"/>
-          <w:sz w:val="28"/>
-          <w:szCs w:val="28"/>
-        </w:rPr>
-        <w:t xml:space="preserve"> можно гибко настроить права доступа </w:t>
-      </w:r>
-      <w:r>
-        <w:rPr>
-          <w:rFonts w:ascii="Times New Roman" w:hAnsi="Times New Roman" w:cs="Times New Roman"/>
-          <w:sz w:val="28"/>
-          <w:szCs w:val="28"/>
-        </w:rPr>
-        <w:t>для</w:t>
-      </w:r>
-      <w:r>
-        <w:rPr>
-          <w:rFonts w:ascii="Times New Roman" w:hAnsi="Times New Roman" w:cs="Times New Roman"/>
-          <w:sz w:val="28"/>
-          <w:szCs w:val="28"/>
-        </w:rPr>
-        <w:t xml:space="preserve"> других пользователей. Это создает единое рабочее пространство для коллективной работы над проектами, учебными курсами или личными задачами.</w:t>
+        <w:t>Также</w:t>
+      </w:r>
+      <w:r>
+        <w:rPr>
+          <w:rFonts w:ascii="Times New Roman" w:hAnsi="Times New Roman" w:cs="Times New Roman"/>
+          <w:sz w:val="28"/>
+          <w:szCs w:val="28"/>
+        </w:rPr>
+        <w:t xml:space="preserve"> программная система предоставляет </w:t>
+      </w:r>
+      <w:r>
+        <w:rPr>
+          <w:rFonts w:ascii="Times New Roman" w:hAnsi="Times New Roman" w:cs="Times New Roman"/>
+          <w:sz w:val="28"/>
+          <w:szCs w:val="28"/>
+        </w:rPr>
+        <w:t xml:space="preserve">возможность </w:t>
+      </w:r>
+      <w:r>
+        <w:rPr>
+          <w:rFonts w:ascii="Times New Roman" w:hAnsi="Times New Roman" w:cs="Times New Roman"/>
+          <w:sz w:val="28"/>
+          <w:szCs w:val="28"/>
+        </w:rPr>
+        <w:t>отслежива</w:t>
+      </w:r>
+      <w:r>
+        <w:rPr>
+          <w:rFonts w:ascii="Times New Roman" w:hAnsi="Times New Roman" w:cs="Times New Roman"/>
+          <w:sz w:val="28"/>
+          <w:szCs w:val="28"/>
+        </w:rPr>
+        <w:t>ть и просматривать данные</w:t>
+      </w:r>
+      <w:r>
+        <w:rPr>
+          <w:rFonts w:ascii="Times New Roman" w:hAnsi="Times New Roman" w:cs="Times New Roman"/>
+          <w:sz w:val="28"/>
+          <w:szCs w:val="28"/>
+        </w:rPr>
+        <w:t xml:space="preserve"> </w:t>
+      </w:r>
+      <w:r>
+        <w:rPr>
+          <w:rFonts w:ascii="Times New Roman" w:hAnsi="Times New Roman" w:cs="Times New Roman"/>
+          <w:sz w:val="28"/>
+          <w:szCs w:val="28"/>
+        </w:rPr>
+        <w:t xml:space="preserve">о </w:t>
+      </w:r>
+      <w:r>
+        <w:rPr>
+          <w:rFonts w:ascii="Times New Roman" w:hAnsi="Times New Roman" w:cs="Times New Roman"/>
+          <w:sz w:val="28"/>
+          <w:szCs w:val="28"/>
+        </w:rPr>
+        <w:t>динамик</w:t>
+      </w:r>
+      <w:r>
+        <w:rPr>
+          <w:rFonts w:ascii="Times New Roman" w:hAnsi="Times New Roman" w:cs="Times New Roman"/>
+          <w:sz w:val="28"/>
+          <w:szCs w:val="28"/>
+        </w:rPr>
+        <w:t>е</w:t>
+      </w:r>
+      <w:r>
+        <w:rPr>
+          <w:rFonts w:ascii="Times New Roman" w:hAnsi="Times New Roman" w:cs="Times New Roman"/>
+          <w:sz w:val="28"/>
+          <w:szCs w:val="28"/>
+        </w:rPr>
+        <w:t xml:space="preserve"> создания заметок и эффективности выполнения задач (через соотношение </w:t>
+      </w:r>
+      <w:r>
+        <w:rPr>
+          <w:rFonts w:ascii="Times New Roman" w:hAnsi="Times New Roman" w:cs="Times New Roman"/>
+          <w:sz w:val="28"/>
+          <w:szCs w:val="28"/>
+        </w:rPr>
+        <w:t xml:space="preserve">созданных и успешно </w:t>
+      </w:r>
+      <w:r>
+        <w:rPr>
+          <w:rFonts w:ascii="Times New Roman" w:hAnsi="Times New Roman" w:cs="Times New Roman"/>
+          <w:sz w:val="28"/>
+          <w:szCs w:val="28"/>
+        </w:rPr>
+        <w:t>заверш</w:t>
+      </w:r>
+      <w:r>
+        <w:rPr>
+          <w:rFonts w:ascii="Times New Roman" w:hAnsi="Times New Roman" w:cs="Times New Roman"/>
+          <w:sz w:val="28"/>
+          <w:szCs w:val="28"/>
+        </w:rPr>
+        <w:t>е</w:t>
+      </w:r>
+      <w:r>
+        <w:rPr>
+          <w:rFonts w:ascii="Times New Roman" w:hAnsi="Times New Roman" w:cs="Times New Roman"/>
+          <w:sz w:val="28"/>
+          <w:szCs w:val="28"/>
+        </w:rPr>
+        <w:t>нных)</w:t>
+      </w:r>
+      <w:r>
+        <w:rPr>
+          <w:rFonts w:ascii="Times New Roman" w:hAnsi="Times New Roman" w:cs="Times New Roman"/>
+          <w:sz w:val="28"/>
+          <w:szCs w:val="28"/>
+        </w:rPr>
+        <w:t xml:space="preserve"> </w:t>
+      </w:r>
+      <w:r>
+        <w:rPr>
+          <w:rFonts w:ascii="Times New Roman" w:hAnsi="Times New Roman" w:cs="Times New Roman"/>
+          <w:sz w:val="28"/>
+          <w:szCs w:val="28"/>
+        </w:rPr>
+        <w:t xml:space="preserve">в виде диаграмм </w:t>
+      </w:r>
+      <w:r>
+        <w:rPr>
+          <w:rFonts w:ascii="Times New Roman" w:hAnsi="Times New Roman" w:cs="Times New Roman"/>
+          <w:sz w:val="28"/>
+          <w:szCs w:val="28"/>
+        </w:rPr>
+        <w:t xml:space="preserve">и </w:t>
+      </w:r>
+      <w:r>
+        <w:rPr>
+          <w:rFonts w:ascii="Times New Roman" w:hAnsi="Times New Roman" w:cs="Times New Roman"/>
+          <w:sz w:val="28"/>
+          <w:szCs w:val="28"/>
+        </w:rPr>
+        <w:t>графиков.</w:t>
       </w:r>
     </w:p>
     <w:p>
@@ -703,23 +935,127 @@
           <w:sz w:val="28"/>
           <w:szCs w:val="28"/>
         </w:rPr>
-        <w:t xml:space="preserve">При внедрении </w:t>
-      </w:r>
-      <w:r>
-        <w:rPr>
-          <w:rFonts w:ascii="Times New Roman" w:hAnsi="Times New Roman" w:cs="Times New Roman"/>
-          <w:sz w:val="28"/>
-          <w:szCs w:val="28"/>
-        </w:rPr>
-        <w:t>программной системы удаленного управления заметками</w:t>
-      </w:r>
-      <w:r>
-        <w:rPr>
-          <w:rFonts w:ascii="Times New Roman" w:hAnsi="Times New Roman" w:cs="Times New Roman"/>
-          <w:sz w:val="28"/>
-          <w:szCs w:val="28"/>
-        </w:rPr>
-        <w:t xml:space="preserve"> пользователи получают ряд возможностей для решения множества </w:t>
+        <w:t xml:space="preserve">Ключевой особенностью системы является </w:t>
+      </w:r>
+      <w:r>
+        <w:rPr>
+          <w:rFonts w:ascii="Times New Roman" w:hAnsi="Times New Roman" w:cs="Times New Roman"/>
+          <w:sz w:val="28"/>
+          <w:szCs w:val="28"/>
+        </w:rPr>
+        <w:t>возможность организации</w:t>
+      </w:r>
+      <w:r>
+        <w:rPr>
+          <w:rFonts w:ascii="Times New Roman" w:hAnsi="Times New Roman" w:cs="Times New Roman"/>
+          <w:sz w:val="28"/>
+          <w:szCs w:val="28"/>
+        </w:rPr>
+        <w:t xml:space="preserve"> совместн</w:t>
+      </w:r>
+      <w:r>
+        <w:rPr>
+          <w:rFonts w:ascii="Times New Roman" w:hAnsi="Times New Roman" w:cs="Times New Roman"/>
+          <w:sz w:val="28"/>
+          <w:szCs w:val="28"/>
+        </w:rPr>
+        <w:t>ой</w:t>
+      </w:r>
+      <w:r>
+        <w:rPr>
+          <w:rFonts w:ascii="Times New Roman" w:hAnsi="Times New Roman" w:cs="Times New Roman"/>
+          <w:sz w:val="28"/>
+          <w:szCs w:val="28"/>
+        </w:rPr>
+        <w:t xml:space="preserve"> работ</w:t>
+      </w:r>
+      <w:r>
+        <w:rPr>
+          <w:rFonts w:ascii="Times New Roman" w:hAnsi="Times New Roman" w:cs="Times New Roman"/>
+          <w:sz w:val="28"/>
+          <w:szCs w:val="28"/>
+        </w:rPr>
+        <w:t>ы.</w:t>
+      </w:r>
+      <w:r>
+        <w:rPr>
+          <w:rFonts w:ascii="Times New Roman" w:hAnsi="Times New Roman" w:cs="Times New Roman"/>
+          <w:sz w:val="28"/>
+          <w:szCs w:val="28"/>
+        </w:rPr>
+        <w:t xml:space="preserve"> Для любо</w:t>
+      </w:r>
+      <w:r>
+        <w:rPr>
+          <w:rFonts w:ascii="Times New Roman" w:hAnsi="Times New Roman" w:cs="Times New Roman"/>
+          <w:sz w:val="28"/>
+          <w:szCs w:val="28"/>
+        </w:rPr>
+        <w:t>й заметки</w:t>
+      </w:r>
+      <w:r>
+        <w:rPr>
+          <w:rFonts w:ascii="Times New Roman" w:hAnsi="Times New Roman" w:cs="Times New Roman"/>
+          <w:sz w:val="28"/>
+          <w:szCs w:val="28"/>
+        </w:rPr>
+        <w:t xml:space="preserve"> можно </w:t>
+      </w:r>
+      <w:r>
+        <w:rPr>
+          <w:rFonts w:ascii="Times New Roman" w:hAnsi="Times New Roman" w:cs="Times New Roman"/>
+          <w:sz w:val="28"/>
+          <w:szCs w:val="28"/>
+        </w:rPr>
+        <w:t>выдать</w:t>
+      </w:r>
+      <w:r>
+        <w:rPr>
+          <w:rFonts w:ascii="Times New Roman" w:hAnsi="Times New Roman" w:cs="Times New Roman"/>
+          <w:sz w:val="28"/>
+          <w:szCs w:val="28"/>
+        </w:rPr>
+        <w:t xml:space="preserve"> права доступа други</w:t>
+      </w:r>
+      <w:r>
+        <w:rPr>
+          <w:rFonts w:ascii="Times New Roman" w:hAnsi="Times New Roman" w:cs="Times New Roman"/>
+          <w:sz w:val="28"/>
+          <w:szCs w:val="28"/>
+        </w:rPr>
+        <w:t>м</w:t>
+      </w:r>
+      <w:r>
+        <w:rPr>
+          <w:rFonts w:ascii="Times New Roman" w:hAnsi="Times New Roman" w:cs="Times New Roman"/>
+          <w:sz w:val="28"/>
+          <w:szCs w:val="28"/>
+        </w:rPr>
+        <w:t xml:space="preserve"> пользовател</w:t>
+      </w:r>
+      <w:r>
+        <w:rPr>
+          <w:rFonts w:ascii="Times New Roman" w:hAnsi="Times New Roman" w:cs="Times New Roman"/>
+          <w:sz w:val="28"/>
+          <w:szCs w:val="28"/>
+        </w:rPr>
+        <w:t>ям – «На просмотр» и «На редактирование»</w:t>
+      </w:r>
+      <w:r>
+        <w:rPr>
+          <w:rFonts w:ascii="Times New Roman" w:hAnsi="Times New Roman" w:cs="Times New Roman"/>
+          <w:sz w:val="28"/>
+          <w:szCs w:val="28"/>
+        </w:rPr>
+        <w:t xml:space="preserve">. Это </w:t>
+      </w:r>
+      <w:r>
+        <w:rPr>
+          <w:rFonts w:ascii="Times New Roman" w:hAnsi="Times New Roman" w:cs="Times New Roman"/>
+          <w:sz w:val="28"/>
+          <w:szCs w:val="28"/>
+        </w:rPr>
+        <w:t xml:space="preserve">позволяет </w:t>
       </w:r>
       <w:r>
         <w:rPr>
@@ -728,7 +1064,108 @@
           <w:szCs w:val="28"/>
         </w:rPr>
         <w:lastRenderedPageBreak/>
-        <w:t>проблем, связанных с организацией информации и оптимизацией рабочего процесса, что многократно повышает эффективность деятельности.</w:t>
+        <w:t>созда</w:t>
+      </w:r>
+      <w:r>
+        <w:rPr>
+          <w:rFonts w:ascii="Times New Roman" w:hAnsi="Times New Roman" w:cs="Times New Roman"/>
+          <w:sz w:val="28"/>
+          <w:szCs w:val="28"/>
+        </w:rPr>
+        <w:t>ть</w:t>
+      </w:r>
+      <w:r>
+        <w:rPr>
+          <w:rFonts w:ascii="Times New Roman" w:hAnsi="Times New Roman" w:cs="Times New Roman"/>
+          <w:sz w:val="28"/>
+          <w:szCs w:val="28"/>
+        </w:rPr>
+        <w:t xml:space="preserve"> единое рабочее пространство для коллективной работы над проектами, учебными </w:t>
+      </w:r>
+      <w:r>
+        <w:rPr>
+          <w:rFonts w:ascii="Times New Roman" w:hAnsi="Times New Roman" w:cs="Times New Roman"/>
+          <w:sz w:val="28"/>
+          <w:szCs w:val="28"/>
+        </w:rPr>
+        <w:t>документами</w:t>
+      </w:r>
+      <w:r>
+        <w:rPr>
+          <w:rFonts w:ascii="Times New Roman" w:hAnsi="Times New Roman" w:cs="Times New Roman"/>
+          <w:sz w:val="28"/>
+          <w:szCs w:val="28"/>
+        </w:rPr>
+        <w:t xml:space="preserve"> или личными задачами.</w:t>
+      </w:r>
+    </w:p>
+    <w:p>
+      <w:pPr>
+        <w:pStyle w:val="a7"/>
+        <w:spacing w:line="360" w:lineRule="auto"/>
+        <w:ind w:firstLine="709"/>
+        <w:jc w:val="both"/>
+        <w:rPr>
+          <w:rFonts w:ascii="Times New Roman" w:hAnsi="Times New Roman" w:cs="Times New Roman"/>
+          <w:sz w:val="28"/>
+          <w:szCs w:val="28"/>
+        </w:rPr>
+      </w:pPr>
+      <w:r>
+        <w:rPr>
+          <w:rFonts w:ascii="Times New Roman" w:hAnsi="Times New Roman" w:cs="Times New Roman"/>
+          <w:sz w:val="28"/>
+          <w:szCs w:val="28"/>
+        </w:rPr>
+        <w:t xml:space="preserve">Таким образом, внедрение данной программной системы предоставляет пользователю инструментарий для организации </w:t>
+      </w:r>
+      <w:r>
+        <w:rPr>
+          <w:rFonts w:ascii="Times New Roman" w:hAnsi="Times New Roman" w:cs="Times New Roman"/>
+          <w:sz w:val="28"/>
+          <w:szCs w:val="28"/>
+        </w:rPr>
+        <w:t xml:space="preserve">учебного или </w:t>
+      </w:r>
+      <w:r>
+        <w:rPr>
+          <w:rFonts w:ascii="Times New Roman" w:hAnsi="Times New Roman" w:cs="Times New Roman"/>
+          <w:sz w:val="28"/>
+          <w:szCs w:val="28"/>
+        </w:rPr>
+        <w:t xml:space="preserve">рабочего пространства. </w:t>
+      </w:r>
+      <w:r>
+        <w:rPr>
+          <w:rFonts w:ascii="Times New Roman" w:hAnsi="Times New Roman" w:cs="Times New Roman"/>
+          <w:sz w:val="28"/>
+          <w:szCs w:val="28"/>
+        </w:rPr>
+        <w:t>Ф</w:t>
+      </w:r>
+      <w:r>
+        <w:rPr>
+          <w:rFonts w:ascii="Times New Roman" w:hAnsi="Times New Roman" w:cs="Times New Roman"/>
+          <w:sz w:val="28"/>
+          <w:szCs w:val="28"/>
+        </w:rPr>
+        <w:t>ункционал</w:t>
+      </w:r>
+      <w:r>
+        <w:rPr>
+          <w:rFonts w:ascii="Times New Roman" w:hAnsi="Times New Roman" w:cs="Times New Roman"/>
+          <w:sz w:val="28"/>
+          <w:szCs w:val="28"/>
+        </w:rPr>
+        <w:t xml:space="preserve"> </w:t>
+      </w:r>
+      <w:r>
+        <w:rPr>
+          <w:rFonts w:ascii="Times New Roman" w:hAnsi="Times New Roman" w:cs="Times New Roman"/>
+          <w:sz w:val="28"/>
+          <w:szCs w:val="28"/>
+        </w:rPr>
+        <w:t>направлен на систематизацию работы и способствует повышению личной и командной эффективности.</w:t>
       </w:r>
     </w:p>
     <w:p>
@@ -791,13 +1228,22 @@
         <w:t>выделен набор</w:t>
       </w:r>
       <w:r>
-        <w:t xml:space="preserve"> ключевых сущностей, используемых в проектируемой системе: з</w:t>
+        <w:t xml:space="preserve"> ключевых сущностей, используемых в проектируемой системе: </w:t>
+      </w:r>
+      <w:r>
+        <w:t xml:space="preserve">пользователь, группа пользователей, права доступа, </w:t>
+      </w:r>
+      <w:r>
+        <w:t>з</w:t>
       </w:r>
       <w:r>
         <w:t>аметка,</w:t>
       </w:r>
       <w:r>
-        <w:t xml:space="preserve"> календарь, </w:t>
+        <w:t xml:space="preserve"> директория, шаблон заметки,</w:t>
+      </w:r>
+      <w:r>
+        <w:t xml:space="preserve"> </w:t>
       </w:r>
       <w:proofErr w:type="spellStart"/>
       <w:r>
@@ -805,10 +1251,16 @@
       </w:r>
       <w:proofErr w:type="spellEnd"/>
       <w:r>
-        <w:t>-доска,</w:t>
-      </w:r>
-      <w:r>
-        <w:t xml:space="preserve"> директория, редактор заметок, файловая система, шаблон заметки, права доступа, пользовательский профиль настроек, модуль интерфейса</w:t>
+        <w:t>-доска</w:t>
+      </w:r>
+      <w:r>
+        <w:t>, календарь</w:t>
+      </w:r>
+      <w:r>
+        <w:t>,</w:t>
+      </w:r>
+      <w:r>
+        <w:t xml:space="preserve"> редактор заметок, модуль интерфейса</w:t>
       </w:r>
       <w:r>
         <w:t>.</w:t>
@@ -827,13 +1279,25 @@
         <w:t xml:space="preserve"> </w:t>
       </w:r>
       <w:r>
-        <w:t>с описанием, списком атрибутов и функци</w:t>
-      </w:r>
-      <w:r>
-        <w:t>ями</w:t>
+        <w:t>– дано</w:t>
       </w:r>
       <w:r>
         <w:t xml:space="preserve"> </w:t>
+      </w:r>
+      <w:r>
+        <w:t>определение</w:t>
+      </w:r>
+      <w:r>
+        <w:t xml:space="preserve"> и </w:t>
+      </w:r>
+      <w:r>
+        <w:t>спис</w:t>
+      </w:r>
+      <w:r>
+        <w:t>ки</w:t>
+      </w:r>
+      <w:r>
+        <w:t xml:space="preserve"> атрибутов </w:t>
       </w:r>
       <w:r>
         <w:t>(см. т</w:t>
@@ -886,23 +1350,22 @@
     <w:tbl>
       <w:tblPr>
         <w:tblStyle w:val="af3"/>
-        <w:tblW w:w="0" w:type="auto"/>
+        <w:tblW w:w="9351" w:type="dxa"/>
         <w:tblLook w:val="04A0" w:firstRow="1" w:lastRow="0" w:firstColumn="1" w:lastColumn="0" w:noHBand="0" w:noVBand="1"/>
       </w:tblPr>
       <w:tblGrid>
-        <w:gridCol w:w="2263"/>
-        <w:gridCol w:w="2409"/>
-        <w:gridCol w:w="2336"/>
-        <w:gridCol w:w="2337"/>
+        <w:gridCol w:w="2405"/>
+        <w:gridCol w:w="4253"/>
+        <w:gridCol w:w="2693"/>
       </w:tblGrid>
       <w:tr>
         <w:tc>
           <w:tcPr>
-            <w:tcW w:w="2263" w:type="dxa"/>
+            <w:tcW w:w="2405" w:type="dxa"/>
           </w:tcPr>
           <w:p>
             <w:pPr>
-              <w:spacing w:before="120" w:after="120"/>
+              <w:spacing w:before="120" w:after="0" w:line="276" w:lineRule="auto"/>
               <w:ind w:left="-108" w:firstLine="0"/>
               <w:jc w:val="center"/>
               <w:rPr>
@@ -926,10 +1389,20 @@
           </w:p>
           <w:p>
             <w:pPr>
-              <w:spacing w:before="120" w:after="120"/>
+              <w:spacing w:after="120" w:line="276" w:lineRule="auto"/>
               <w:ind w:left="-108" w:firstLine="0"/>
               <w:jc w:val="center"/>
             </w:pPr>
+            <w:r>
+              <w:rPr>
+                <w:rFonts w:eastAsiaTheme="minorHAnsi" w:cstheme="minorBidi"/>
+                <w:color w:val="auto"/>
+                <w:sz w:val="24"/>
+                <w:szCs w:val="20"/>
+                <w:lang w:eastAsia="en-US"/>
+              </w:rPr>
+              <w:t xml:space="preserve"> </w:t>
+            </w:r>
             <w:r>
               <w:rPr>
                 <w:rFonts w:eastAsiaTheme="minorHAnsi" w:cstheme="minorBidi"/>
@@ -944,7 +1417,7 @@
         </w:tc>
         <w:tc>
           <w:tcPr>
-            <w:tcW w:w="2409" w:type="dxa"/>
+            <w:tcW w:w="4253" w:type="dxa"/>
             <w:vAlign w:val="center"/>
           </w:tcPr>
           <w:p>
@@ -974,7 +1447,7 @@
         </w:tc>
         <w:tc>
           <w:tcPr>
-            <w:tcW w:w="2336" w:type="dxa"/>
+            <w:tcW w:w="2693" w:type="dxa"/>
             <w:vAlign w:val="center"/>
           </w:tcPr>
           <w:p>
@@ -1002,41 +1475,11 @@
             </w:r>
           </w:p>
         </w:tc>
-        <w:tc>
-          <w:tcPr>
-            <w:tcW w:w="2337" w:type="dxa"/>
-            <w:vAlign w:val="center"/>
-          </w:tcPr>
-          <w:p>
-            <w:pPr>
-              <w:spacing w:before="120" w:after="120" w:line="360" w:lineRule="auto"/>
-              <w:ind w:left="-108" w:firstLine="0"/>
-              <w:jc w:val="center"/>
-              <w:rPr>
-                <w:rFonts w:eastAsiaTheme="minorHAnsi" w:cstheme="minorBidi"/>
-                <w:color w:val="auto"/>
-                <w:sz w:val="24"/>
-                <w:szCs w:val="20"/>
-                <w:lang w:eastAsia="en-US"/>
-              </w:rPr>
-            </w:pPr>
-            <w:r>
-              <w:rPr>
-                <w:rFonts w:eastAsiaTheme="minorHAnsi" w:cstheme="minorBidi"/>
-                <w:color w:val="auto"/>
-                <w:sz w:val="24"/>
-                <w:szCs w:val="20"/>
-                <w:lang w:eastAsia="en-US"/>
-              </w:rPr>
-              <w:t>Функции</w:t>
-            </w:r>
-          </w:p>
-        </w:tc>
       </w:tr>
       <w:tr>
         <w:tc>
           <w:tcPr>
-            <w:tcW w:w="2263" w:type="dxa"/>
+            <w:tcW w:w="2405" w:type="dxa"/>
           </w:tcPr>
           <w:p>
             <w:pPr>
@@ -1047,10 +1490,9 @@
               <w:ind w:left="0" w:firstLine="0"/>
               <w:jc w:val="left"/>
               <w:rPr>
-                <w:rFonts w:eastAsiaTheme="minorHAnsi" w:cstheme="minorBidi"/>
-                <w:color w:val="auto"/>
-                <w:sz w:val="24"/>
-                <w:szCs w:val="20"/>
+                <w:color w:val="auto"/>
+                <w:sz w:val="24"/>
+                <w:szCs w:val="24"/>
                 <w:lang w:eastAsia="en-US"/>
               </w:rPr>
             </w:pPr>
@@ -1061,185 +1503,13 @@
                 <w:szCs w:val="24"/>
                 <w:lang w:eastAsia="en-US"/>
               </w:rPr>
-              <w:t>Заметка</w:t>
+              <w:t>Пользователь</w:t>
             </w:r>
           </w:p>
         </w:tc>
         <w:tc>
           <w:tcPr>
-            <w:tcW w:w="2409" w:type="dxa"/>
-          </w:tcPr>
-          <w:p>
-            <w:pPr>
-              <w:widowControl w:val="0"/>
-              <w:autoSpaceDE w:val="0"/>
-              <w:autoSpaceDN w:val="0"/>
-              <w:spacing w:before="120" w:after="120" w:line="276" w:lineRule="auto"/>
-              <w:ind w:left="0" w:firstLine="0"/>
-              <w:jc w:val="center"/>
-              <w:rPr>
-                <w:rFonts w:eastAsiaTheme="minorHAnsi" w:cstheme="minorBidi"/>
-                <w:noProof/>
-                <w:color w:val="auto"/>
-                <w:sz w:val="24"/>
-                <w:szCs w:val="20"/>
-                <w:lang w:eastAsia="en-US"/>
-              </w:rPr>
-            </w:pPr>
-            <w:r>
-              <w:rPr>
-                <w:noProof/>
-                <w:color w:val="auto"/>
-                <w:sz w:val="24"/>
-                <w:szCs w:val="24"/>
-                <w:lang w:eastAsia="en-US"/>
-              </w:rPr>
-              <w:t>Объект, позволя</w:t>
-            </w:r>
-            <w:r>
-              <w:rPr>
-                <w:noProof/>
-                <w:color w:val="auto"/>
-                <w:sz w:val="24"/>
-                <w:szCs w:val="24"/>
-                <w:lang w:eastAsia="en-US"/>
-              </w:rPr>
-              <w:softHyphen/>
-            </w:r>
-            <w:r>
-              <w:rPr>
-                <w:noProof/>
-                <w:color w:val="auto"/>
-                <w:sz w:val="24"/>
-                <w:szCs w:val="24"/>
-                <w:lang w:eastAsia="en-US"/>
-              </w:rPr>
-              <w:t>ющий хранить текст</w:t>
-            </w:r>
-            <w:r>
-              <w:rPr>
-                <w:noProof/>
-                <w:color w:val="auto"/>
-                <w:sz w:val="24"/>
-                <w:szCs w:val="24"/>
-                <w:lang w:eastAsia="en-US"/>
-              </w:rPr>
-              <w:softHyphen/>
-            </w:r>
-            <w:r>
-              <w:rPr>
-                <w:noProof/>
-                <w:color w:val="auto"/>
-                <w:sz w:val="24"/>
-                <w:szCs w:val="24"/>
-                <w:lang w:eastAsia="en-US"/>
-              </w:rPr>
-              <w:t>овую и мультимедиа информацию</w:t>
-            </w:r>
-          </w:p>
-        </w:tc>
-        <w:tc>
-          <w:tcPr>
-            <w:tcW w:w="2336" w:type="dxa"/>
-          </w:tcPr>
-          <w:p>
-            <w:pPr>
-              <w:widowControl w:val="0"/>
-              <w:autoSpaceDE w:val="0"/>
-              <w:autoSpaceDN w:val="0"/>
-              <w:spacing w:before="120" w:after="120" w:line="276" w:lineRule="auto"/>
-              <w:ind w:left="0" w:firstLine="0"/>
-              <w:jc w:val="center"/>
-              <w:rPr>
-                <w:rFonts w:eastAsiaTheme="minorHAnsi" w:cstheme="minorBidi"/>
-                <w:color w:val="auto"/>
-                <w:sz w:val="24"/>
-                <w:szCs w:val="20"/>
-                <w:lang w:eastAsia="en-US"/>
-              </w:rPr>
-            </w:pPr>
-            <w:r>
-              <w:rPr>
-                <w:color w:val="auto"/>
-                <w:sz w:val="24"/>
-                <w:szCs w:val="24"/>
-                <w:lang w:eastAsia="en-US"/>
-              </w:rPr>
-              <w:t>Название, контент, дата создания, шаб</w:t>
-            </w:r>
-            <w:r>
-              <w:rPr>
-                <w:color w:val="auto"/>
-                <w:sz w:val="24"/>
-                <w:szCs w:val="24"/>
-                <w:lang w:eastAsia="en-US"/>
-              </w:rPr>
-              <w:softHyphen/>
-            </w:r>
-            <w:r>
-              <w:rPr>
-                <w:color w:val="auto"/>
-                <w:sz w:val="24"/>
-                <w:szCs w:val="24"/>
-                <w:lang w:eastAsia="en-US"/>
-              </w:rPr>
-              <w:t>лон заметки, пользо</w:t>
-            </w:r>
-            <w:r>
-              <w:rPr>
-                <w:color w:val="auto"/>
-                <w:sz w:val="24"/>
-                <w:szCs w:val="24"/>
-                <w:lang w:eastAsia="en-US"/>
-              </w:rPr>
-              <w:softHyphen/>
-            </w:r>
-            <w:r>
-              <w:rPr>
-                <w:color w:val="auto"/>
-                <w:sz w:val="24"/>
-                <w:szCs w:val="24"/>
-                <w:lang w:eastAsia="en-US"/>
-              </w:rPr>
-              <w:t>ватель</w:t>
-            </w:r>
-          </w:p>
-        </w:tc>
-        <w:tc>
-          <w:tcPr>
-            <w:tcW w:w="2337" w:type="dxa"/>
-            <w:vAlign w:val="center"/>
-          </w:tcPr>
-          <w:p>
-            <w:pPr>
-              <w:spacing w:before="120" w:after="120" w:line="360" w:lineRule="auto"/>
-              <w:ind w:left="-108" w:firstLine="0"/>
-              <w:jc w:val="center"/>
-              <w:rPr>
-                <w:rFonts w:eastAsiaTheme="minorHAnsi" w:cstheme="minorBidi"/>
-                <w:color w:val="auto"/>
-                <w:sz w:val="24"/>
-                <w:szCs w:val="20"/>
-                <w:lang w:eastAsia="en-US"/>
-              </w:rPr>
-            </w:pPr>
-            <w:r>
-              <w:rPr>
-                <w:rFonts w:eastAsiaTheme="minorHAnsi" w:cstheme="minorBidi"/>
-                <w:color w:val="auto"/>
-                <w:sz w:val="24"/>
-                <w:szCs w:val="20"/>
-                <w:lang w:eastAsia="en-US"/>
-              </w:rPr>
-              <w:t>–</w:t>
-            </w:r>
-          </w:p>
-        </w:tc>
-      </w:tr>
-      <w:tr>
-        <w:tc>
-          <w:tcPr>
-            <w:tcW w:w="2263" w:type="dxa"/>
+            <w:tcW w:w="4253" w:type="dxa"/>
           </w:tcPr>
           <w:p>
             <w:pPr>
@@ -1250,240 +1520,128 @@
               <w:ind w:left="0" w:firstLine="0"/>
               <w:jc w:val="left"/>
               <w:rPr>
-                <w:rFonts w:eastAsiaTheme="minorHAnsi" w:cstheme="minorBidi"/>
-                <w:color w:val="auto"/>
-                <w:sz w:val="24"/>
-                <w:szCs w:val="20"/>
+                <w:noProof/>
+                <w:color w:val="auto"/>
+                <w:sz w:val="24"/>
+                <w:szCs w:val="24"/>
                 <w:lang w:eastAsia="en-US"/>
               </w:rPr>
             </w:pPr>
-            <w:proofErr w:type="spellStart"/>
-            <w:r>
-              <w:rPr>
-                <w:rFonts w:eastAsiaTheme="minorHAnsi" w:cstheme="minorBidi"/>
-                <w:color w:val="auto"/>
-                <w:sz w:val="24"/>
-                <w:szCs w:val="20"/>
-                <w:lang w:eastAsia="en-US"/>
-              </w:rPr>
-              <w:t>Канбан</w:t>
-            </w:r>
-            <w:proofErr w:type="spellEnd"/>
-            <w:r>
-              <w:rPr>
-                <w:rFonts w:eastAsiaTheme="minorHAnsi" w:cstheme="minorBidi"/>
-                <w:color w:val="auto"/>
-                <w:sz w:val="24"/>
-                <w:szCs w:val="20"/>
-                <w:lang w:eastAsia="en-US"/>
-              </w:rPr>
-              <w:t>-доска</w:t>
+            <w:r>
+              <w:rPr>
+                <w:noProof/>
+                <w:color w:val="auto"/>
+                <w:sz w:val="24"/>
+                <w:szCs w:val="24"/>
+                <w:lang w:eastAsia="en-US"/>
+              </w:rPr>
+              <w:t>Ч</w:t>
+            </w:r>
+            <w:r>
+              <w:rPr>
+                <w:noProof/>
+                <w:color w:val="auto"/>
+                <w:sz w:val="24"/>
+                <w:szCs w:val="24"/>
+                <w:lang w:eastAsia="en-US"/>
+              </w:rPr>
+              <w:t>еловек</w:t>
+            </w:r>
+            <w:r>
+              <w:rPr>
+                <w:noProof/>
+                <w:color w:val="auto"/>
+                <w:sz w:val="24"/>
+                <w:szCs w:val="24"/>
+                <w:lang w:eastAsia="en-US"/>
+              </w:rPr>
+              <w:t>,</w:t>
+            </w:r>
+            <w:r>
+              <w:rPr>
+                <w:noProof/>
+                <w:color w:val="auto"/>
+                <w:sz w:val="24"/>
+                <w:szCs w:val="24"/>
+                <w:lang w:eastAsia="en-US"/>
+              </w:rPr>
+              <w:t xml:space="preserve"> </w:t>
+            </w:r>
+            <w:r>
+              <w:rPr>
+                <w:noProof/>
+                <w:color w:val="auto"/>
+                <w:sz w:val="24"/>
+                <w:szCs w:val="24"/>
+                <w:lang w:eastAsia="en-US"/>
+              </w:rPr>
+              <w:t xml:space="preserve">имеющий аккаунт </w:t>
+            </w:r>
+            <w:r>
+              <w:rPr>
+                <w:noProof/>
+                <w:color w:val="auto"/>
+                <w:sz w:val="24"/>
+                <w:szCs w:val="24"/>
+                <w:lang w:eastAsia="en-US"/>
+              </w:rPr>
+              <w:t>в системе</w:t>
+            </w:r>
+            <w:r>
+              <w:rPr>
+                <w:noProof/>
+                <w:color w:val="auto"/>
+                <w:sz w:val="24"/>
+                <w:szCs w:val="24"/>
+                <w:lang w:eastAsia="en-US"/>
+              </w:rPr>
+              <w:t>,</w:t>
+            </w:r>
+            <w:r>
+              <w:rPr>
+                <w:noProof/>
+                <w:color w:val="auto"/>
+                <w:sz w:val="24"/>
+                <w:szCs w:val="24"/>
+                <w:lang w:eastAsia="en-US"/>
+              </w:rPr>
+              <w:t xml:space="preserve"> </w:t>
+            </w:r>
+            <w:r>
+              <w:rPr>
+                <w:noProof/>
+                <w:color w:val="auto"/>
+                <w:sz w:val="24"/>
+                <w:szCs w:val="24"/>
+                <w:lang w:eastAsia="en-US"/>
+              </w:rPr>
+              <w:t xml:space="preserve">взаимодействует с </w:t>
+            </w:r>
+            <w:r>
+              <w:rPr>
+                <w:noProof/>
+                <w:color w:val="auto"/>
+                <w:sz w:val="24"/>
+                <w:szCs w:val="24"/>
+                <w:lang w:eastAsia="en-US"/>
+              </w:rPr>
+              <w:t>ней</w:t>
+            </w:r>
+            <w:r>
+              <w:rPr>
+                <w:noProof/>
+                <w:color w:val="auto"/>
+                <w:sz w:val="24"/>
+                <w:szCs w:val="24"/>
+                <w:lang w:eastAsia="en-US"/>
+              </w:rPr>
+              <w:t xml:space="preserve"> для ведения заметок, управления задачами и организации совместной работы, настраивая функционал под свои нужды</w:t>
             </w:r>
           </w:p>
         </w:tc>
         <w:tc>
           <w:tcPr>
-            <w:tcW w:w="2409" w:type="dxa"/>
-          </w:tcPr>
-          <w:p>
-            <w:pPr>
-              <w:widowControl w:val="0"/>
-              <w:autoSpaceDE w:val="0"/>
-              <w:autoSpaceDN w:val="0"/>
-              <w:spacing w:before="120" w:after="120" w:line="276" w:lineRule="auto"/>
-              <w:ind w:left="0" w:firstLine="0"/>
-              <w:jc w:val="center"/>
-              <w:rPr>
-                <w:color w:val="auto"/>
-                <w:sz w:val="24"/>
-                <w:szCs w:val="24"/>
-                <w:lang w:eastAsia="en-US"/>
-              </w:rPr>
-            </w:pPr>
-            <w:r>
-              <w:rPr>
-                <w:color w:val="auto"/>
-                <w:sz w:val="24"/>
-                <w:szCs w:val="24"/>
-                <w:lang w:eastAsia="en-US"/>
-              </w:rPr>
-              <w:t>Тип заметки</w:t>
-            </w:r>
-            <w:r>
-              <w:rPr>
-                <w:color w:val="auto"/>
-                <w:sz w:val="24"/>
-                <w:szCs w:val="24"/>
-                <w:lang w:eastAsia="en-US"/>
-              </w:rPr>
-              <w:t xml:space="preserve">, </w:t>
-            </w:r>
-            <w:r>
-              <w:rPr>
-                <w:color w:val="auto"/>
-                <w:sz w:val="24"/>
-                <w:szCs w:val="24"/>
-                <w:lang w:eastAsia="en-US"/>
-              </w:rPr>
-              <w:t>представляющий</w:t>
-            </w:r>
-            <w:r>
-              <w:rPr>
-                <w:color w:val="auto"/>
-                <w:sz w:val="24"/>
-                <w:szCs w:val="24"/>
-                <w:lang w:eastAsia="en-US"/>
-              </w:rPr>
-              <w:t xml:space="preserve"> </w:t>
-            </w:r>
-            <w:r>
-              <w:rPr>
-                <w:color w:val="auto"/>
-                <w:sz w:val="24"/>
-                <w:szCs w:val="24"/>
-                <w:lang w:eastAsia="en-US"/>
-              </w:rPr>
-              <w:t xml:space="preserve">инструмент для управления задачами, где задачи представлены в виде карточек, а этапы работы </w:t>
-            </w:r>
-            <w:r>
-              <w:rPr>
-                <w:color w:val="auto"/>
-                <w:sz w:val="24"/>
-                <w:szCs w:val="24"/>
-                <w:lang w:eastAsia="en-US"/>
-              </w:rPr>
-              <w:t xml:space="preserve">- </w:t>
-            </w:r>
-            <w:r>
-              <w:rPr>
-                <w:color w:val="auto"/>
-                <w:sz w:val="24"/>
-                <w:szCs w:val="24"/>
-                <w:lang w:eastAsia="en-US"/>
-              </w:rPr>
-              <w:t>в виде столбцов</w:t>
-            </w:r>
-          </w:p>
-        </w:tc>
-        <w:tc>
-          <w:tcPr>
-            <w:tcW w:w="2336" w:type="dxa"/>
-          </w:tcPr>
-          <w:p>
-            <w:pPr>
-              <w:widowControl w:val="0"/>
-              <w:autoSpaceDE w:val="0"/>
-              <w:autoSpaceDN w:val="0"/>
-              <w:spacing w:before="120" w:after="120" w:line="276" w:lineRule="auto"/>
-              <w:ind w:left="0" w:firstLine="0"/>
-              <w:jc w:val="center"/>
-              <w:rPr>
-                <w:rFonts w:eastAsiaTheme="minorHAnsi" w:cstheme="minorBidi"/>
-                <w:color w:val="auto"/>
-                <w:sz w:val="24"/>
-                <w:szCs w:val="20"/>
-                <w:lang w:eastAsia="en-US"/>
-              </w:rPr>
-            </w:pPr>
-            <w:r>
-              <w:rPr>
-                <w:color w:val="auto"/>
-                <w:sz w:val="24"/>
-                <w:szCs w:val="24"/>
-                <w:lang w:eastAsia="en-US"/>
-              </w:rPr>
-              <w:t>Список столбцов, список задач, список заметок</w:t>
-            </w:r>
-          </w:p>
-        </w:tc>
-        <w:tc>
-          <w:tcPr>
-            <w:tcW w:w="2337" w:type="dxa"/>
-            <w:vAlign w:val="center"/>
-          </w:tcPr>
-          <w:p>
-            <w:pPr>
-              <w:spacing w:before="120" w:after="120" w:line="360" w:lineRule="auto"/>
-              <w:ind w:left="-108" w:firstLine="0"/>
-              <w:jc w:val="center"/>
-              <w:rPr>
-                <w:rFonts w:eastAsiaTheme="minorHAnsi" w:cstheme="minorBidi"/>
-                <w:color w:val="auto"/>
-                <w:sz w:val="24"/>
-                <w:szCs w:val="20"/>
-                <w:lang w:eastAsia="en-US"/>
-              </w:rPr>
-            </w:pPr>
-            <w:r>
-              <w:rPr>
-                <w:rFonts w:eastAsiaTheme="minorHAnsi" w:cstheme="minorBidi"/>
-                <w:color w:val="auto"/>
-                <w:sz w:val="24"/>
-                <w:szCs w:val="20"/>
-                <w:lang w:eastAsia="en-US"/>
-              </w:rPr>
-              <w:t>–</w:t>
-            </w:r>
-          </w:p>
-        </w:tc>
-      </w:tr>
-    </w:tbl>
-    <w:p>
-      <w:pPr>
-        <w:spacing w:after="160"/>
-        <w:ind w:left="0" w:firstLine="0"/>
-        <w:jc w:val="left"/>
-        <w:rPr>
-          <w:caps/>
-          <w:sz w:val="72"/>
-          <w:szCs w:val="72"/>
-        </w:rPr>
-      </w:pPr>
-      <w:r>
-        <w:rPr>
-          <w:caps/>
-          <w:sz w:val="72"/>
-          <w:szCs w:val="72"/>
-        </w:rPr>
-        <w:br w:type="page"/>
-      </w:r>
-    </w:p>
-    <w:p>
-      <w:pPr>
-        <w:spacing w:after="160"/>
-        <w:ind w:left="0" w:firstLine="0"/>
-        <w:jc w:val="left"/>
-        <w:rPr>
-          <w:caps/>
-          <w:sz w:val="28"/>
-          <w:szCs w:val="28"/>
-        </w:rPr>
-      </w:pPr>
-      <w:r>
-        <w:rPr>
-          <w:sz w:val="28"/>
-          <w:szCs w:val="28"/>
-        </w:rPr>
-        <w:lastRenderedPageBreak/>
-        <w:t>Продолжение таблицы 1.</w:t>
-      </w:r>
-    </w:p>
-    <w:tbl>
-      <w:tblPr>
-        <w:tblStyle w:val="af3"/>
-        <w:tblW w:w="9405" w:type="dxa"/>
-        <w:tblLook w:val="04A0" w:firstRow="1" w:lastRow="0" w:firstColumn="1" w:lastColumn="0" w:noHBand="0" w:noVBand="1"/>
-      </w:tblPr>
-      <w:tblGrid>
-        <w:gridCol w:w="2232"/>
-        <w:gridCol w:w="2441"/>
-        <w:gridCol w:w="2365"/>
-        <w:gridCol w:w="2367"/>
-      </w:tblGrid>
-      <w:tr>
-        <w:tc>
-          <w:tcPr>
-            <w:tcW w:w="2232" w:type="dxa"/>
+            <w:tcW w:w="2693" w:type="dxa"/>
           </w:tcPr>
           <w:p>
             <w:pPr>
@@ -1494,10 +1652,9 @@
               <w:ind w:left="0" w:firstLine="0"/>
               <w:jc w:val="left"/>
               <w:rPr>
-                <w:rFonts w:eastAsiaTheme="minorHAnsi" w:cstheme="minorBidi"/>
-                <w:color w:val="auto"/>
-                <w:sz w:val="24"/>
-                <w:szCs w:val="20"/>
+                <w:color w:val="auto"/>
+                <w:sz w:val="24"/>
+                <w:szCs w:val="24"/>
                 <w:lang w:eastAsia="en-US"/>
               </w:rPr>
             </w:pPr>
@@ -1508,22 +1665,42 @@
                 <w:szCs w:val="24"/>
                 <w:lang w:eastAsia="en-US"/>
               </w:rPr>
-              <w:t>Календарь</w:t>
+              <w:t>Имя, фамилия, дата рождения, дата регистрации, почтовый адрес, пароль</w:t>
+            </w:r>
+            <w:r>
+              <w:rPr>
+                <w:color w:val="auto"/>
+                <w:sz w:val="24"/>
+                <w:szCs w:val="24"/>
+                <w:lang w:eastAsia="en-US"/>
+              </w:rPr>
+              <w:t xml:space="preserve">, </w:t>
+            </w:r>
+            <w:r>
+              <w:rPr>
+                <w:color w:val="auto"/>
+                <w:sz w:val="24"/>
+                <w:szCs w:val="24"/>
+                <w:lang w:eastAsia="en-US"/>
+              </w:rPr>
+              <w:t>список заметок</w:t>
             </w:r>
           </w:p>
         </w:tc>
+      </w:tr>
+      <w:tr>
         <w:tc>
           <w:tcPr>
-            <w:tcW w:w="2441" w:type="dxa"/>
+            <w:tcW w:w="2405" w:type="dxa"/>
           </w:tcPr>
           <w:p>
             <w:pPr>
               <w:widowControl w:val="0"/>
               <w:autoSpaceDE w:val="0"/>
               <w:autoSpaceDN w:val="0"/>
-              <w:spacing w:before="120" w:after="120" w:line="276" w:lineRule="auto"/>
+              <w:spacing w:before="120" w:after="0" w:line="276" w:lineRule="auto"/>
               <w:ind w:left="0" w:firstLine="0"/>
-              <w:jc w:val="center"/>
+              <w:jc w:val="left"/>
               <w:rPr>
                 <w:color w:val="auto"/>
                 <w:sz w:val="24"/>
@@ -1538,112 +1715,17 @@
                 <w:szCs w:val="24"/>
                 <w:lang w:eastAsia="en-US"/>
               </w:rPr>
-              <w:t>Тип заметки, представляющий систему управления задачами с датами их выполнения (собы</w:t>
-            </w:r>
-            <w:r>
-              <w:rPr>
-                <w:color w:val="auto"/>
-                <w:sz w:val="24"/>
-                <w:szCs w:val="24"/>
-                <w:lang w:eastAsia="en-US"/>
-              </w:rPr>
-              <w:softHyphen/>
-            </w:r>
-            <w:r>
-              <w:rPr>
-                <w:color w:val="auto"/>
-                <w:sz w:val="24"/>
-                <w:szCs w:val="24"/>
-                <w:lang w:eastAsia="en-US"/>
-              </w:rPr>
-              <w:t>ти</w:t>
-            </w:r>
-            <w:r>
-              <w:rPr>
-                <w:color w:val="auto"/>
-                <w:sz w:val="24"/>
-                <w:szCs w:val="24"/>
-                <w:lang w:eastAsia="en-US"/>
-              </w:rPr>
-              <w:softHyphen/>
-            </w:r>
-            <w:r>
-              <w:rPr>
-                <w:color w:val="auto"/>
-                <w:sz w:val="24"/>
-                <w:szCs w:val="24"/>
-                <w:lang w:eastAsia="en-US"/>
-              </w:rPr>
-              <w:t>ями) для нагляд</w:t>
-            </w:r>
-            <w:r>
-              <w:rPr>
-                <w:color w:val="auto"/>
-                <w:sz w:val="24"/>
-                <w:szCs w:val="24"/>
-                <w:lang w:eastAsia="en-US"/>
-              </w:rPr>
-              <w:softHyphen/>
-            </w:r>
-            <w:r>
-              <w:rPr>
-                <w:color w:val="auto"/>
-                <w:sz w:val="24"/>
-                <w:szCs w:val="24"/>
-                <w:lang w:eastAsia="en-US"/>
-              </w:rPr>
-              <w:t>ного отображения край</w:t>
-            </w:r>
-            <w:r>
-              <w:rPr>
-                <w:color w:val="auto"/>
-                <w:sz w:val="24"/>
-                <w:szCs w:val="24"/>
-                <w:lang w:eastAsia="en-US"/>
-              </w:rPr>
-              <w:softHyphen/>
-            </w:r>
-            <w:r>
-              <w:rPr>
-                <w:color w:val="auto"/>
-                <w:sz w:val="24"/>
-                <w:szCs w:val="24"/>
-                <w:lang w:eastAsia="en-US"/>
-              </w:rPr>
-              <w:t>них сроков за</w:t>
-            </w:r>
-            <w:r>
-              <w:rPr>
-                <w:color w:val="auto"/>
-                <w:sz w:val="24"/>
-                <w:szCs w:val="24"/>
-                <w:lang w:eastAsia="en-US"/>
-              </w:rPr>
-              <w:softHyphen/>
-            </w:r>
-            <w:r>
-              <w:rPr>
-                <w:color w:val="auto"/>
-                <w:sz w:val="24"/>
-                <w:szCs w:val="24"/>
-                <w:lang w:eastAsia="en-US"/>
-              </w:rPr>
-              <w:t>дач</w:t>
+              <w:t>Группа</w:t>
             </w:r>
           </w:p>
-        </w:tc>
-        <w:tc>
-          <w:tcPr>
-            <w:tcW w:w="2365" w:type="dxa"/>
-          </w:tcPr>
           <w:p>
             <w:pPr>
               <w:widowControl w:val="0"/>
               <w:autoSpaceDE w:val="0"/>
               <w:autoSpaceDN w:val="0"/>
-              <w:spacing w:before="120" w:after="120" w:line="276" w:lineRule="auto"/>
+              <w:spacing w:after="120" w:line="276" w:lineRule="auto"/>
               <w:ind w:left="0" w:firstLine="0"/>
-              <w:jc w:val="center"/>
+              <w:jc w:val="left"/>
               <w:rPr>
                 <w:color w:val="auto"/>
                 <w:sz w:val="24"/>
@@ -1658,45 +1740,13 @@
                 <w:szCs w:val="24"/>
                 <w:lang w:eastAsia="en-US"/>
               </w:rPr>
-              <w:t>Список событий, список заметок</w:t>
+              <w:t>пользователей</w:t>
             </w:r>
           </w:p>
         </w:tc>
         <w:tc>
           <w:tcPr>
-            <w:tcW w:w="2367" w:type="dxa"/>
-            <w:vAlign w:val="center"/>
-          </w:tcPr>
-          <w:p>
-            <w:pPr>
-              <w:spacing w:before="120" w:after="120" w:line="360" w:lineRule="auto"/>
-              <w:ind w:left="-108" w:firstLine="0"/>
-              <w:jc w:val="center"/>
-              <w:rPr>
-                <w:rFonts w:eastAsiaTheme="minorHAnsi" w:cstheme="minorBidi"/>
-                <w:color w:val="auto"/>
-                <w:sz w:val="24"/>
-                <w:szCs w:val="20"/>
-                <w:lang w:eastAsia="en-US"/>
-              </w:rPr>
-            </w:pPr>
-            <w:r>
-              <w:rPr>
-                <w:rFonts w:eastAsiaTheme="minorHAnsi" w:cstheme="minorBidi"/>
-                <w:color w:val="auto"/>
-                <w:sz w:val="24"/>
-                <w:szCs w:val="20"/>
-                <w:lang w:eastAsia="en-US"/>
-              </w:rPr>
-              <w:t>–</w:t>
-            </w:r>
-          </w:p>
-        </w:tc>
-      </w:tr>
-      <w:tr>
-        <w:tc>
-          <w:tcPr>
-            <w:tcW w:w="2232" w:type="dxa"/>
+            <w:tcW w:w="4253" w:type="dxa"/>
           </w:tcPr>
           <w:p>
             <w:pPr>
@@ -1707,27 +1757,185 @@
               <w:ind w:left="0" w:firstLine="0"/>
               <w:jc w:val="left"/>
               <w:rPr>
-                <w:rFonts w:eastAsiaTheme="minorHAnsi" w:cstheme="minorBidi"/>
-                <w:color w:val="auto"/>
-                <w:sz w:val="24"/>
-                <w:szCs w:val="20"/>
+                <w:noProof/>
+                <w:color w:val="auto"/>
+                <w:sz w:val="24"/>
+                <w:szCs w:val="24"/>
                 <w:lang w:eastAsia="en-US"/>
               </w:rPr>
             </w:pPr>
             <w:r>
               <w:rPr>
-                <w:color w:val="auto"/>
-                <w:sz w:val="24"/>
-                <w:szCs w:val="24"/>
-                <w:lang w:eastAsia="en-US"/>
-              </w:rPr>
-              <w:t>Директория</w:t>
+                <w:noProof/>
+                <w:color w:val="auto"/>
+                <w:sz w:val="24"/>
+                <w:szCs w:val="24"/>
+                <w:lang w:eastAsia="en-US"/>
+              </w:rPr>
+              <w:t>Несколько</w:t>
+            </w:r>
+            <w:r>
+              <w:rPr>
+                <w:noProof/>
+                <w:color w:val="auto"/>
+                <w:sz w:val="24"/>
+                <w:szCs w:val="24"/>
+                <w:lang w:eastAsia="en-US"/>
+              </w:rPr>
+              <w:t xml:space="preserve"> пользовател</w:t>
+            </w:r>
+            <w:r>
+              <w:rPr>
+                <w:noProof/>
+                <w:color w:val="auto"/>
+                <w:sz w:val="24"/>
+                <w:szCs w:val="24"/>
+                <w:lang w:eastAsia="en-US"/>
+              </w:rPr>
+              <w:t>ей</w:t>
+            </w:r>
+            <w:r>
+              <w:rPr>
+                <w:noProof/>
+                <w:color w:val="auto"/>
+                <w:sz w:val="24"/>
+                <w:szCs w:val="24"/>
+                <w:lang w:eastAsia="en-US"/>
+              </w:rPr>
+              <w:t xml:space="preserve"> системы</w:t>
+            </w:r>
+            <w:r>
+              <w:rPr>
+                <w:noProof/>
+                <w:color w:val="auto"/>
+                <w:sz w:val="24"/>
+                <w:szCs w:val="24"/>
+                <w:lang w:eastAsia="en-US"/>
+              </w:rPr>
+              <w:t xml:space="preserve"> (два и более)</w:t>
+            </w:r>
+            <w:r>
+              <w:rPr>
+                <w:noProof/>
+                <w:color w:val="auto"/>
+                <w:sz w:val="24"/>
+                <w:szCs w:val="24"/>
+                <w:lang w:eastAsia="en-US"/>
+              </w:rPr>
+              <w:t>, объедин</w:t>
+            </w:r>
+            <w:r>
+              <w:rPr>
+                <w:noProof/>
+                <w:color w:val="auto"/>
+                <w:sz w:val="24"/>
+                <w:szCs w:val="24"/>
+                <w:lang w:eastAsia="en-US"/>
+              </w:rPr>
+              <w:t>е</w:t>
+            </w:r>
+            <w:r>
+              <w:rPr>
+                <w:noProof/>
+                <w:color w:val="auto"/>
+                <w:sz w:val="24"/>
+                <w:szCs w:val="24"/>
+                <w:lang w:eastAsia="en-US"/>
+              </w:rPr>
+              <w:t>нны</w:t>
+            </w:r>
+            <w:r>
+              <w:rPr>
+                <w:noProof/>
+                <w:color w:val="auto"/>
+                <w:sz w:val="24"/>
+                <w:szCs w:val="24"/>
+                <w:lang w:eastAsia="en-US"/>
+              </w:rPr>
+              <w:t>х</w:t>
+            </w:r>
+            <w:r>
+              <w:rPr>
+                <w:noProof/>
+                <w:color w:val="auto"/>
+                <w:sz w:val="24"/>
+                <w:szCs w:val="24"/>
+                <w:lang w:eastAsia="en-US"/>
+              </w:rPr>
+              <w:t xml:space="preserve"> общим доступом к заметк</w:t>
+            </w:r>
+            <w:r>
+              <w:rPr>
+                <w:noProof/>
+                <w:color w:val="auto"/>
+                <w:sz w:val="24"/>
+                <w:szCs w:val="24"/>
+                <w:lang w:eastAsia="en-US"/>
+              </w:rPr>
+              <w:t>е</w:t>
             </w:r>
           </w:p>
         </w:tc>
         <w:tc>
           <w:tcPr>
-            <w:tcW w:w="2441" w:type="dxa"/>
+            <w:tcW w:w="2693" w:type="dxa"/>
+          </w:tcPr>
+          <w:p>
+            <w:pPr>
+              <w:widowControl w:val="0"/>
+              <w:autoSpaceDE w:val="0"/>
+              <w:autoSpaceDN w:val="0"/>
+              <w:spacing w:before="120" w:after="0" w:line="276" w:lineRule="auto"/>
+              <w:ind w:left="0" w:firstLine="0"/>
+              <w:jc w:val="left"/>
+              <w:rPr>
+                <w:color w:val="auto"/>
+                <w:sz w:val="24"/>
+                <w:szCs w:val="24"/>
+                <w:lang w:eastAsia="en-US"/>
+              </w:rPr>
+            </w:pPr>
+            <w:r>
+              <w:rPr>
+                <w:color w:val="auto"/>
+                <w:sz w:val="24"/>
+                <w:szCs w:val="24"/>
+                <w:lang w:eastAsia="en-US"/>
+              </w:rPr>
+              <w:t>Список</w:t>
+            </w:r>
+          </w:p>
+          <w:p>
+            <w:pPr>
+              <w:widowControl w:val="0"/>
+              <w:autoSpaceDE w:val="0"/>
+              <w:autoSpaceDN w:val="0"/>
+              <w:spacing w:after="0" w:line="276" w:lineRule="auto"/>
+              <w:ind w:left="0" w:firstLine="0"/>
+              <w:jc w:val="left"/>
+              <w:rPr>
+                <w:color w:val="auto"/>
+                <w:sz w:val="24"/>
+                <w:szCs w:val="24"/>
+                <w:lang w:eastAsia="en-US"/>
+              </w:rPr>
+            </w:pPr>
+            <w:r>
+              <w:rPr>
+                <w:color w:val="auto"/>
+                <w:sz w:val="24"/>
+                <w:szCs w:val="24"/>
+                <w:lang w:eastAsia="en-US"/>
+              </w:rPr>
+              <w:t>пользователей</w:t>
+            </w:r>
+          </w:p>
+        </w:tc>
+      </w:tr>
+      <w:tr>
+        <w:tc>
+          <w:tcPr>
+            <w:tcW w:w="2405" w:type="dxa"/>
           </w:tcPr>
           <w:p>
             <w:pPr>
@@ -1736,7 +1944,7 @@
               <w:autoSpaceDN w:val="0"/>
               <w:spacing w:before="120" w:after="120" w:line="276" w:lineRule="auto"/>
               <w:ind w:left="0" w:firstLine="0"/>
-              <w:jc w:val="center"/>
+              <w:jc w:val="left"/>
               <w:rPr>
                 <w:color w:val="auto"/>
                 <w:sz w:val="24"/>
@@ -1751,13 +1959,13 @@
                 <w:szCs w:val="24"/>
                 <w:lang w:eastAsia="en-US"/>
               </w:rPr>
-              <w:t>Объект, позволяющий группировать несколько заметок или их типы</w:t>
+              <w:t>Права доступа</w:t>
             </w:r>
           </w:p>
         </w:tc>
         <w:tc>
           <w:tcPr>
-            <w:tcW w:w="2365" w:type="dxa"/>
+            <w:tcW w:w="4253" w:type="dxa"/>
           </w:tcPr>
           <w:p>
             <w:pPr>
@@ -1766,8 +1974,9 @@
               <w:autoSpaceDN w:val="0"/>
               <w:spacing w:before="120" w:after="120" w:line="276" w:lineRule="auto"/>
               <w:ind w:left="0" w:firstLine="0"/>
-              <w:jc w:val="center"/>
-              <w:rPr>
+              <w:jc w:val="left"/>
+              <w:rPr>
+                <w:noProof/>
                 <w:color w:val="auto"/>
                 <w:sz w:val="24"/>
                 <w:szCs w:val="24"/>
@@ -1781,20 +1990,39 @@
                 <w:szCs w:val="24"/>
                 <w:lang w:eastAsia="en-US"/>
               </w:rPr>
-              <w:t>Название, пользователь, список заметок, дата создания</w:t>
+              <w:t>У</w:t>
+            </w:r>
+            <w:r>
+              <w:rPr>
+                <w:color w:val="auto"/>
+                <w:sz w:val="24"/>
+                <w:szCs w:val="24"/>
+                <w:lang w:eastAsia="en-US"/>
+              </w:rPr>
+              <w:t>ровень полномочий, который владелец заметки назначает другому пользователю для организации совместной работы</w:t>
             </w:r>
           </w:p>
         </w:tc>
         <w:tc>
           <w:tcPr>
-            <w:tcW w:w="2367" w:type="dxa"/>
-            <w:vAlign w:val="center"/>
+            <w:tcW w:w="2693" w:type="dxa"/>
           </w:tcPr>
           <w:p>
             <w:pPr>
-              <w:spacing w:before="120" w:after="120" w:line="360" w:lineRule="auto"/>
-              <w:ind w:left="-108" w:firstLine="0"/>
-              <w:jc w:val="center"/>
+              <w:widowControl w:val="0"/>
+              <w:autoSpaceDE w:val="0"/>
+              <w:autoSpaceDN w:val="0"/>
+              <w:spacing w:before="120" w:after="120" w:line="276" w:lineRule="auto"/>
+              <w:ind w:left="0" w:firstLine="0"/>
+              <w:jc w:val="left"/>
+              <w:rPr>
+                <w:color w:val="auto"/>
+                <w:sz w:val="24"/>
+                <w:szCs w:val="24"/>
+                <w:lang w:eastAsia="en-US"/>
+              </w:rPr>
+            </w:pPr>
+            <w:r>
               <w:rPr>
                 <w:rFonts w:eastAsiaTheme="minorHAnsi" w:cstheme="minorBidi"/>
                 <w:color w:val="auto"/>
@@ -1802,16 +2030,321 @@
                 <w:szCs w:val="20"/>
                 <w:lang w:eastAsia="en-US"/>
               </w:rPr>
+              <w:t xml:space="preserve">Заметка, </w:t>
+            </w:r>
+            <w:r>
+              <w:rPr>
+                <w:rFonts w:eastAsiaTheme="minorHAnsi" w:cstheme="minorBidi"/>
+                <w:color w:val="auto"/>
+                <w:sz w:val="24"/>
+                <w:szCs w:val="20"/>
+                <w:lang w:eastAsia="en-US"/>
+              </w:rPr>
+              <w:t xml:space="preserve">соавтор, </w:t>
+            </w:r>
+            <w:r>
+              <w:rPr>
+                <w:rFonts w:eastAsiaTheme="minorHAnsi" w:cstheme="minorBidi"/>
+                <w:color w:val="auto"/>
+                <w:sz w:val="24"/>
+                <w:szCs w:val="20"/>
+                <w:lang w:eastAsia="en-US"/>
+              </w:rPr>
+              <w:t xml:space="preserve">тип </w:t>
+            </w:r>
+            <w:r>
+              <w:rPr>
+                <w:rFonts w:eastAsiaTheme="minorHAnsi" w:cstheme="minorBidi"/>
+                <w:color w:val="auto"/>
+                <w:sz w:val="24"/>
+                <w:szCs w:val="20"/>
+                <w:lang w:eastAsia="en-US"/>
+              </w:rPr>
+              <w:t>разрешени</w:t>
+            </w:r>
+            <w:r>
+              <w:rPr>
+                <w:rFonts w:eastAsiaTheme="minorHAnsi" w:cstheme="minorBidi"/>
+                <w:color w:val="auto"/>
+                <w:sz w:val="24"/>
+                <w:szCs w:val="20"/>
+                <w:lang w:eastAsia="en-US"/>
+              </w:rPr>
+              <w:t xml:space="preserve">я </w:t>
+            </w:r>
+            <w:r>
+              <w:rPr>
+                <w:color w:val="auto"/>
+                <w:sz w:val="24"/>
+                <w:szCs w:val="24"/>
+                <w:lang w:eastAsia="en-US"/>
+              </w:rPr>
+              <w:t>(«На просмотр», «На редактирование»)</w:t>
+            </w:r>
+          </w:p>
+        </w:tc>
+      </w:tr>
+    </w:tbl>
+    <w:p>
+      <w:pPr>
+        <w:pStyle w:val="a7"/>
+        <w:spacing w:line="360" w:lineRule="auto"/>
+        <w:jc w:val="both"/>
+        <w:rPr>
+          <w:rFonts w:ascii="Times New Roman" w:hAnsi="Times New Roman" w:cs="Times New Roman"/>
+          <w:sz w:val="28"/>
+          <w:szCs w:val="28"/>
+        </w:rPr>
+      </w:pPr>
+      <w:r>
+        <w:rPr>
+          <w:rFonts w:ascii="Times New Roman" w:hAnsi="Times New Roman" w:cs="Times New Roman"/>
+          <w:sz w:val="28"/>
+          <w:szCs w:val="28"/>
+        </w:rPr>
+        <w:lastRenderedPageBreak/>
+        <w:t>Продолжение т</w:t>
+      </w:r>
+      <w:r>
+        <w:rPr>
+          <w:rFonts w:ascii="Times New Roman" w:hAnsi="Times New Roman" w:cs="Times New Roman"/>
+          <w:sz w:val="28"/>
+          <w:szCs w:val="28"/>
+        </w:rPr>
+        <w:t>аблиц</w:t>
+      </w:r>
+      <w:r>
+        <w:rPr>
+          <w:rFonts w:ascii="Times New Roman" w:hAnsi="Times New Roman" w:cs="Times New Roman"/>
+          <w:sz w:val="28"/>
+          <w:szCs w:val="28"/>
+        </w:rPr>
+        <w:t>ы</w:t>
+      </w:r>
+      <w:r>
+        <w:rPr>
+          <w:rFonts w:ascii="Times New Roman" w:hAnsi="Times New Roman" w:cs="Times New Roman"/>
+          <w:sz w:val="28"/>
+          <w:szCs w:val="28"/>
+        </w:rPr>
+        <w:t xml:space="preserve"> 1</w:t>
+      </w:r>
+      <w:r>
+        <w:rPr>
+          <w:rFonts w:ascii="Times New Roman" w:hAnsi="Times New Roman" w:cs="Times New Roman"/>
+          <w:sz w:val="28"/>
+          <w:szCs w:val="28"/>
+        </w:rPr>
+        <w:t>.</w:t>
+      </w:r>
+    </w:p>
+    <w:tbl>
+      <w:tblPr>
+        <w:tblStyle w:val="af3"/>
+        <w:tblW w:w="9351" w:type="dxa"/>
+        <w:tblLook w:val="04A0" w:firstRow="1" w:lastRow="0" w:firstColumn="1" w:lastColumn="0" w:noHBand="0" w:noVBand="1"/>
+      </w:tblPr>
+      <w:tblGrid>
+        <w:gridCol w:w="2405"/>
+        <w:gridCol w:w="4253"/>
+        <w:gridCol w:w="2693"/>
+      </w:tblGrid>
+      <w:tr>
+        <w:tc>
+          <w:tcPr>
+            <w:tcW w:w="2405" w:type="dxa"/>
+          </w:tcPr>
+          <w:p>
+            <w:pPr>
+              <w:widowControl w:val="0"/>
+              <w:autoSpaceDE w:val="0"/>
+              <w:autoSpaceDN w:val="0"/>
+              <w:spacing w:before="120" w:after="120" w:line="276" w:lineRule="auto"/>
+              <w:ind w:left="0" w:firstLine="0"/>
+              <w:jc w:val="left"/>
+              <w:rPr>
+                <w:rFonts w:eastAsiaTheme="minorHAnsi" w:cstheme="minorBidi"/>
+                <w:color w:val="auto"/>
+                <w:sz w:val="24"/>
+                <w:szCs w:val="20"/>
+                <w:lang w:eastAsia="en-US"/>
+              </w:rPr>
             </w:pPr>
             <w:r>
               <w:rPr>
+                <w:color w:val="auto"/>
+                <w:sz w:val="24"/>
+                <w:szCs w:val="24"/>
+                <w:lang w:eastAsia="en-US"/>
+              </w:rPr>
+              <w:t>Заметка</w:t>
+            </w:r>
+          </w:p>
+        </w:tc>
+        <w:tc>
+          <w:tcPr>
+            <w:tcW w:w="4253" w:type="dxa"/>
+          </w:tcPr>
+          <w:p>
+            <w:pPr>
+              <w:widowControl w:val="0"/>
+              <w:autoSpaceDE w:val="0"/>
+              <w:autoSpaceDN w:val="0"/>
+              <w:spacing w:before="120" w:after="120" w:line="276" w:lineRule="auto"/>
+              <w:ind w:left="0" w:firstLine="0"/>
+              <w:jc w:val="left"/>
+              <w:rPr>
                 <w:rFonts w:eastAsiaTheme="minorHAnsi" w:cstheme="minorBidi"/>
+                <w:noProof/>
                 <w:color w:val="auto"/>
                 <w:sz w:val="24"/>
                 <w:szCs w:val="20"/>
                 <w:lang w:eastAsia="en-US"/>
               </w:rPr>
-              <w:t>–</w:t>
+            </w:pPr>
+            <w:r>
+              <w:rPr>
+                <w:noProof/>
+                <w:color w:val="auto"/>
+                <w:sz w:val="24"/>
+                <w:szCs w:val="24"/>
+                <w:lang w:eastAsia="en-US"/>
+              </w:rPr>
+              <w:t>О</w:t>
+            </w:r>
+            <w:r>
+              <w:rPr>
+                <w:noProof/>
+                <w:color w:val="auto"/>
+                <w:sz w:val="24"/>
+                <w:szCs w:val="24"/>
+                <w:lang w:eastAsia="en-US"/>
+              </w:rPr>
+              <w:t xml:space="preserve">сновной документ в системе, предназначенный для хранения и структурирования информации </w:t>
+            </w:r>
+            <w:r>
+              <w:rPr>
+                <w:noProof/>
+                <w:color w:val="auto"/>
+                <w:sz w:val="24"/>
+                <w:szCs w:val="24"/>
+                <w:lang w:eastAsia="en-US"/>
+              </w:rPr>
+              <w:t>(</w:t>
+            </w:r>
+            <w:r>
+              <w:rPr>
+                <w:noProof/>
+                <w:color w:val="auto"/>
+                <w:sz w:val="24"/>
+                <w:szCs w:val="24"/>
+                <w:lang w:eastAsia="en-US"/>
+              </w:rPr>
+              <w:t>преимущественно в текстовом формате</w:t>
+            </w:r>
+            <w:r>
+              <w:rPr>
+                <w:noProof/>
+                <w:color w:val="auto"/>
+                <w:sz w:val="24"/>
+                <w:szCs w:val="24"/>
+                <w:lang w:eastAsia="en-US"/>
+              </w:rPr>
+              <w:t>)</w:t>
+            </w:r>
+          </w:p>
+        </w:tc>
+        <w:tc>
+          <w:tcPr>
+            <w:tcW w:w="2693" w:type="dxa"/>
+          </w:tcPr>
+          <w:p>
+            <w:pPr>
+              <w:widowControl w:val="0"/>
+              <w:autoSpaceDE w:val="0"/>
+              <w:autoSpaceDN w:val="0"/>
+              <w:spacing w:before="120" w:after="120" w:line="276" w:lineRule="auto"/>
+              <w:ind w:left="0" w:firstLine="0"/>
+              <w:jc w:val="left"/>
+              <w:rPr>
+                <w:rFonts w:eastAsiaTheme="minorHAnsi" w:cstheme="minorBidi"/>
+                <w:color w:val="auto"/>
+                <w:sz w:val="24"/>
+                <w:szCs w:val="20"/>
+                <w:lang w:eastAsia="en-US"/>
+              </w:rPr>
+            </w:pPr>
+            <w:r>
+              <w:rPr>
+                <w:color w:val="auto"/>
+                <w:sz w:val="24"/>
+                <w:szCs w:val="24"/>
+                <w:lang w:eastAsia="en-US"/>
+              </w:rPr>
+              <w:t>Название,</w:t>
+            </w:r>
+            <w:r>
+              <w:rPr>
+                <w:color w:val="auto"/>
+                <w:sz w:val="24"/>
+                <w:szCs w:val="24"/>
+                <w:lang w:eastAsia="en-US"/>
+              </w:rPr>
+              <w:t xml:space="preserve"> </w:t>
+            </w:r>
+            <w:r>
+              <w:rPr>
+                <w:color w:val="auto"/>
+                <w:sz w:val="24"/>
+                <w:szCs w:val="24"/>
+                <w:lang w:eastAsia="en-US"/>
+              </w:rPr>
+              <w:t>шаблон,</w:t>
+            </w:r>
+            <w:r>
+              <w:rPr>
+                <w:color w:val="auto"/>
+                <w:sz w:val="24"/>
+                <w:szCs w:val="24"/>
+                <w:lang w:eastAsia="en-US"/>
+              </w:rPr>
+              <w:t xml:space="preserve"> контент, </w:t>
+            </w:r>
+            <w:r>
+              <w:rPr>
+                <w:color w:val="auto"/>
+                <w:sz w:val="24"/>
+                <w:szCs w:val="24"/>
+                <w:lang w:eastAsia="en-US"/>
+              </w:rPr>
+              <w:t>владелец</w:t>
+            </w:r>
+            <w:r>
+              <w:rPr>
+                <w:color w:val="auto"/>
+                <w:sz w:val="24"/>
+                <w:szCs w:val="24"/>
+                <w:lang w:eastAsia="en-US"/>
+              </w:rPr>
+              <w:t xml:space="preserve">, </w:t>
+            </w:r>
+            <w:r>
+              <w:rPr>
+                <w:color w:val="auto"/>
+                <w:sz w:val="24"/>
+                <w:szCs w:val="24"/>
+                <w:lang w:eastAsia="en-US"/>
+              </w:rPr>
+              <w:t>дата создания,</w:t>
+            </w:r>
+            <w:r>
+              <w:rPr>
+                <w:color w:val="auto"/>
+                <w:sz w:val="24"/>
+                <w:szCs w:val="24"/>
+                <w:lang w:eastAsia="en-US"/>
+              </w:rPr>
+              <w:t xml:space="preserve"> права доступа</w:t>
             </w:r>
           </w:p>
         </w:tc>
@@ -1819,7 +2352,145 @@
       <w:tr>
         <w:tc>
           <w:tcPr>
-            <w:tcW w:w="2232" w:type="dxa"/>
+            <w:tcW w:w="2405" w:type="dxa"/>
+          </w:tcPr>
+          <w:p>
+            <w:pPr>
+              <w:widowControl w:val="0"/>
+              <w:autoSpaceDE w:val="0"/>
+              <w:autoSpaceDN w:val="0"/>
+              <w:spacing w:before="120" w:after="120" w:line="276" w:lineRule="auto"/>
+              <w:ind w:left="0" w:firstLine="0"/>
+              <w:jc w:val="left"/>
+              <w:rPr>
+                <w:color w:val="auto"/>
+                <w:sz w:val="24"/>
+                <w:szCs w:val="24"/>
+                <w:lang w:eastAsia="en-US"/>
+              </w:rPr>
+            </w:pPr>
+            <w:r>
+              <w:rPr>
+                <w:color w:val="auto"/>
+                <w:sz w:val="24"/>
+                <w:szCs w:val="24"/>
+                <w:lang w:eastAsia="en-US"/>
+              </w:rPr>
+              <w:t>Директория</w:t>
+            </w:r>
+          </w:p>
+        </w:tc>
+        <w:tc>
+          <w:tcPr>
+            <w:tcW w:w="4253" w:type="dxa"/>
+          </w:tcPr>
+          <w:p>
+            <w:pPr>
+              <w:widowControl w:val="0"/>
+              <w:autoSpaceDE w:val="0"/>
+              <w:autoSpaceDN w:val="0"/>
+              <w:spacing w:before="120" w:after="120" w:line="276" w:lineRule="auto"/>
+              <w:ind w:left="0" w:firstLine="0"/>
+              <w:jc w:val="left"/>
+              <w:rPr>
+                <w:noProof/>
+                <w:color w:val="auto"/>
+                <w:sz w:val="24"/>
+                <w:szCs w:val="24"/>
+                <w:lang w:eastAsia="en-US"/>
+              </w:rPr>
+            </w:pPr>
+            <w:r>
+              <w:rPr>
+                <w:color w:val="auto"/>
+                <w:sz w:val="24"/>
+                <w:szCs w:val="24"/>
+                <w:lang w:eastAsia="en-US"/>
+              </w:rPr>
+              <w:t xml:space="preserve">Группа заметок, </w:t>
+            </w:r>
+            <w:r>
+              <w:rPr>
+                <w:color w:val="auto"/>
+                <w:sz w:val="24"/>
+                <w:szCs w:val="24"/>
+                <w:lang w:eastAsia="en-US"/>
+              </w:rPr>
+              <w:t>создаваем</w:t>
+            </w:r>
+            <w:r>
+              <w:rPr>
+                <w:color w:val="auto"/>
+                <w:sz w:val="24"/>
+                <w:szCs w:val="24"/>
+                <w:lang w:eastAsia="en-US"/>
+              </w:rPr>
+              <w:t>ая</w:t>
+            </w:r>
+            <w:r>
+              <w:rPr>
+                <w:color w:val="auto"/>
+                <w:sz w:val="24"/>
+                <w:szCs w:val="24"/>
+                <w:lang w:eastAsia="en-US"/>
+              </w:rPr>
+              <w:t xml:space="preserve"> пользователем с целью структурирования и эффективного управления большим количеством документов</w:t>
+            </w:r>
+          </w:p>
+        </w:tc>
+        <w:tc>
+          <w:tcPr>
+            <w:tcW w:w="2693" w:type="dxa"/>
+          </w:tcPr>
+          <w:p>
+            <w:pPr>
+              <w:widowControl w:val="0"/>
+              <w:autoSpaceDE w:val="0"/>
+              <w:autoSpaceDN w:val="0"/>
+              <w:spacing w:before="120" w:after="120" w:line="276" w:lineRule="auto"/>
+              <w:ind w:left="0" w:firstLine="0"/>
+              <w:jc w:val="left"/>
+              <w:rPr>
+                <w:color w:val="auto"/>
+                <w:sz w:val="24"/>
+                <w:szCs w:val="24"/>
+                <w:lang w:eastAsia="en-US"/>
+              </w:rPr>
+            </w:pPr>
+            <w:r>
+              <w:rPr>
+                <w:color w:val="auto"/>
+                <w:sz w:val="24"/>
+                <w:szCs w:val="24"/>
+                <w:lang w:eastAsia="en-US"/>
+              </w:rPr>
+              <w:t>Название, список заметок, дата создания</w:t>
+            </w:r>
+            <w:r>
+              <w:rPr>
+                <w:color w:val="auto"/>
+                <w:sz w:val="24"/>
+                <w:szCs w:val="24"/>
+                <w:lang w:eastAsia="en-US"/>
+              </w:rPr>
+              <w:t xml:space="preserve">, владелец, </w:t>
+            </w:r>
+            <w:r>
+              <w:rPr>
+                <w:color w:val="auto"/>
+                <w:sz w:val="24"/>
+                <w:szCs w:val="24"/>
+                <w:lang w:eastAsia="en-US"/>
+              </w:rPr>
+              <w:t>права доступа</w:t>
+            </w:r>
+          </w:p>
+        </w:tc>
+      </w:tr>
+      <w:tr>
+        <w:tc>
+          <w:tcPr>
+            <w:tcW w:w="2405" w:type="dxa"/>
           </w:tcPr>
           <w:p>
             <w:pPr>
@@ -1830,6 +2501,460 @@
               <w:ind w:left="0" w:firstLine="0"/>
               <w:jc w:val="left"/>
               <w:rPr>
+                <w:rFonts w:eastAsiaTheme="minorHAnsi" w:cstheme="minorBidi"/>
+                <w:color w:val="auto"/>
+                <w:sz w:val="24"/>
+                <w:szCs w:val="20"/>
+                <w:lang w:eastAsia="en-US"/>
+              </w:rPr>
+            </w:pPr>
+            <w:r>
+              <w:rPr>
+                <w:rFonts w:eastAsiaTheme="minorHAnsi" w:cstheme="minorBidi"/>
+                <w:color w:val="auto"/>
+                <w:sz w:val="24"/>
+                <w:szCs w:val="20"/>
+                <w:lang w:eastAsia="en-US"/>
+              </w:rPr>
+              <w:t>Шаблон</w:t>
+            </w:r>
+          </w:p>
+          <w:p>
+            <w:pPr>
+              <w:widowControl w:val="0"/>
+              <w:autoSpaceDE w:val="0"/>
+              <w:autoSpaceDN w:val="0"/>
+              <w:spacing w:before="120" w:after="120" w:line="276" w:lineRule="auto"/>
+              <w:ind w:left="0" w:firstLine="0"/>
+              <w:jc w:val="left"/>
+              <w:rPr>
+                <w:color w:val="auto"/>
+                <w:sz w:val="24"/>
+                <w:szCs w:val="24"/>
+                <w:lang w:eastAsia="en-US"/>
+              </w:rPr>
+            </w:pPr>
+            <w:r>
+              <w:rPr>
+                <w:color w:val="auto"/>
+                <w:sz w:val="24"/>
+                <w:szCs w:val="24"/>
+                <w:lang w:eastAsia="en-US"/>
+              </w:rPr>
+              <w:t>заметки</w:t>
+            </w:r>
+          </w:p>
+        </w:tc>
+        <w:tc>
+          <w:tcPr>
+            <w:tcW w:w="4253" w:type="dxa"/>
+          </w:tcPr>
+          <w:p>
+            <w:pPr>
+              <w:widowControl w:val="0"/>
+              <w:autoSpaceDE w:val="0"/>
+              <w:autoSpaceDN w:val="0"/>
+              <w:spacing w:before="120" w:after="120" w:line="276" w:lineRule="auto"/>
+              <w:ind w:left="0" w:firstLine="0"/>
+              <w:jc w:val="left"/>
+              <w:rPr>
+                <w:color w:val="auto"/>
+                <w:sz w:val="24"/>
+                <w:szCs w:val="24"/>
+                <w:lang w:eastAsia="en-US"/>
+              </w:rPr>
+            </w:pPr>
+            <w:r>
+              <w:rPr>
+                <w:color w:val="auto"/>
+                <w:sz w:val="24"/>
+                <w:szCs w:val="24"/>
+                <w:lang w:eastAsia="en-US"/>
+              </w:rPr>
+              <w:t>Готовый образец</w:t>
+            </w:r>
+            <w:r>
+              <w:rPr>
+                <w:color w:val="auto"/>
+                <w:sz w:val="24"/>
+                <w:szCs w:val="24"/>
+                <w:lang w:eastAsia="en-US"/>
+              </w:rPr>
+              <w:t xml:space="preserve"> заметки</w:t>
+            </w:r>
+            <w:r>
+              <w:rPr>
+                <w:color w:val="auto"/>
+                <w:sz w:val="24"/>
+                <w:szCs w:val="24"/>
+                <w:lang w:eastAsia="en-US"/>
+              </w:rPr>
+              <w:t xml:space="preserve">, </w:t>
+            </w:r>
+            <w:r>
+              <w:rPr>
+                <w:color w:val="auto"/>
+                <w:sz w:val="24"/>
+                <w:szCs w:val="24"/>
+                <w:lang w:eastAsia="en-US"/>
+              </w:rPr>
+              <w:t>позволя</w:t>
+            </w:r>
+            <w:r>
+              <w:rPr>
+                <w:color w:val="auto"/>
+                <w:sz w:val="24"/>
+                <w:szCs w:val="24"/>
+                <w:lang w:eastAsia="en-US"/>
+              </w:rPr>
+              <w:t xml:space="preserve">ющий </w:t>
+            </w:r>
+            <w:r>
+              <w:rPr>
+                <w:color w:val="auto"/>
+                <w:sz w:val="24"/>
+                <w:szCs w:val="24"/>
+                <w:lang w:eastAsia="en-US"/>
+              </w:rPr>
+              <w:t>быстро начать работу</w:t>
+            </w:r>
+          </w:p>
+        </w:tc>
+        <w:tc>
+          <w:tcPr>
+            <w:tcW w:w="2693" w:type="dxa"/>
+          </w:tcPr>
+          <w:p>
+            <w:pPr>
+              <w:widowControl w:val="0"/>
+              <w:autoSpaceDE w:val="0"/>
+              <w:autoSpaceDN w:val="0"/>
+              <w:spacing w:before="120" w:after="120" w:line="276" w:lineRule="auto"/>
+              <w:ind w:left="0" w:firstLine="0"/>
+              <w:jc w:val="left"/>
+              <w:rPr>
+                <w:color w:val="auto"/>
+                <w:sz w:val="24"/>
+                <w:szCs w:val="24"/>
+                <w:lang w:eastAsia="en-US"/>
+              </w:rPr>
+            </w:pPr>
+            <w:r>
+              <w:rPr>
+                <w:color w:val="auto"/>
+                <w:sz w:val="24"/>
+                <w:szCs w:val="24"/>
+                <w:lang w:eastAsia="en-US"/>
+              </w:rPr>
+              <w:t>Название (тип), структура</w:t>
+            </w:r>
+          </w:p>
+        </w:tc>
+      </w:tr>
+      <w:tr>
+        <w:tc>
+          <w:tcPr>
+            <w:tcW w:w="2405" w:type="dxa"/>
+          </w:tcPr>
+          <w:p>
+            <w:pPr>
+              <w:widowControl w:val="0"/>
+              <w:autoSpaceDE w:val="0"/>
+              <w:autoSpaceDN w:val="0"/>
+              <w:spacing w:before="120" w:after="120" w:line="276" w:lineRule="auto"/>
+              <w:ind w:left="0" w:firstLine="0"/>
+              <w:jc w:val="left"/>
+              <w:rPr>
+                <w:rFonts w:eastAsiaTheme="minorHAnsi" w:cstheme="minorBidi"/>
+                <w:color w:val="auto"/>
+                <w:sz w:val="24"/>
+                <w:szCs w:val="20"/>
+                <w:lang w:eastAsia="en-US"/>
+              </w:rPr>
+            </w:pPr>
+            <w:proofErr w:type="spellStart"/>
+            <w:r>
+              <w:rPr>
+                <w:rFonts w:eastAsiaTheme="minorHAnsi" w:cstheme="minorBidi"/>
+                <w:color w:val="auto"/>
+                <w:sz w:val="24"/>
+                <w:szCs w:val="20"/>
+                <w:lang w:eastAsia="en-US"/>
+              </w:rPr>
+              <w:t>Канбан</w:t>
+            </w:r>
+            <w:proofErr w:type="spellEnd"/>
+            <w:r>
+              <w:rPr>
+                <w:rFonts w:eastAsiaTheme="minorHAnsi" w:cstheme="minorBidi"/>
+                <w:color w:val="auto"/>
+                <w:sz w:val="24"/>
+                <w:szCs w:val="20"/>
+                <w:lang w:eastAsia="en-US"/>
+              </w:rPr>
+              <w:t>-доска</w:t>
+            </w:r>
+          </w:p>
+        </w:tc>
+        <w:tc>
+          <w:tcPr>
+            <w:tcW w:w="4253" w:type="dxa"/>
+          </w:tcPr>
+          <w:p>
+            <w:pPr>
+              <w:widowControl w:val="0"/>
+              <w:autoSpaceDE w:val="0"/>
+              <w:autoSpaceDN w:val="0"/>
+              <w:spacing w:before="120" w:after="120" w:line="276" w:lineRule="auto"/>
+              <w:ind w:left="0" w:firstLine="0"/>
+              <w:jc w:val="left"/>
+              <w:rPr>
+                <w:color w:val="auto"/>
+                <w:sz w:val="24"/>
+                <w:szCs w:val="24"/>
+                <w:lang w:eastAsia="en-US"/>
+              </w:rPr>
+            </w:pPr>
+            <w:r>
+              <w:rPr>
+                <w:color w:val="auto"/>
+                <w:sz w:val="24"/>
+                <w:szCs w:val="24"/>
+                <w:lang w:eastAsia="en-US"/>
+              </w:rPr>
+              <w:t>Шаблон заметки для наглядного управления задачами</w:t>
+            </w:r>
+            <w:r>
+              <w:rPr>
+                <w:color w:val="auto"/>
+                <w:sz w:val="24"/>
+                <w:szCs w:val="24"/>
+                <w:lang w:eastAsia="en-US"/>
+              </w:rPr>
+              <w:t xml:space="preserve">, где </w:t>
+            </w:r>
+            <w:r>
+              <w:rPr>
+                <w:color w:val="auto"/>
+                <w:sz w:val="24"/>
+                <w:szCs w:val="24"/>
+                <w:lang w:eastAsia="en-US"/>
+              </w:rPr>
+              <w:t>они</w:t>
+            </w:r>
+            <w:r>
+              <w:rPr>
+                <w:color w:val="auto"/>
+                <w:sz w:val="24"/>
+                <w:szCs w:val="24"/>
+                <w:lang w:eastAsia="en-US"/>
+              </w:rPr>
+              <w:t xml:space="preserve"> представлены в виде карточек, а этапы работы - в виде столбцов</w:t>
+            </w:r>
+          </w:p>
+        </w:tc>
+        <w:tc>
+          <w:tcPr>
+            <w:tcW w:w="2693" w:type="dxa"/>
+          </w:tcPr>
+          <w:p>
+            <w:pPr>
+              <w:widowControl w:val="0"/>
+              <w:autoSpaceDE w:val="0"/>
+              <w:autoSpaceDN w:val="0"/>
+              <w:spacing w:before="120" w:after="120" w:line="276" w:lineRule="auto"/>
+              <w:ind w:left="0" w:firstLine="0"/>
+              <w:jc w:val="left"/>
+              <w:rPr>
+                <w:rFonts w:eastAsiaTheme="minorHAnsi" w:cstheme="minorBidi"/>
+                <w:color w:val="auto"/>
+                <w:sz w:val="24"/>
+                <w:szCs w:val="20"/>
+                <w:lang w:eastAsia="en-US"/>
+              </w:rPr>
+            </w:pPr>
+            <w:r>
+              <w:rPr>
+                <w:color w:val="auto"/>
+                <w:sz w:val="24"/>
+                <w:szCs w:val="24"/>
+                <w:lang w:eastAsia="en-US"/>
+              </w:rPr>
+              <w:t>Список столбцов, список задач</w:t>
+            </w:r>
+          </w:p>
+        </w:tc>
+      </w:tr>
+      <w:tr>
+        <w:tc>
+          <w:tcPr>
+            <w:tcW w:w="2405" w:type="dxa"/>
+          </w:tcPr>
+          <w:p>
+            <w:pPr>
+              <w:widowControl w:val="0"/>
+              <w:autoSpaceDE w:val="0"/>
+              <w:autoSpaceDN w:val="0"/>
+              <w:spacing w:before="120" w:after="120" w:line="276" w:lineRule="auto"/>
+              <w:ind w:left="0" w:firstLine="0"/>
+              <w:jc w:val="left"/>
+              <w:rPr>
+                <w:rFonts w:eastAsiaTheme="minorHAnsi" w:cstheme="minorBidi"/>
+                <w:color w:val="auto"/>
+                <w:sz w:val="24"/>
+                <w:szCs w:val="20"/>
+                <w:lang w:eastAsia="en-US"/>
+              </w:rPr>
+            </w:pPr>
+            <w:r>
+              <w:rPr>
+                <w:color w:val="auto"/>
+                <w:sz w:val="24"/>
+                <w:szCs w:val="24"/>
+                <w:lang w:eastAsia="en-US"/>
+              </w:rPr>
+              <w:t>Календарь</w:t>
+            </w:r>
+          </w:p>
+        </w:tc>
+        <w:tc>
+          <w:tcPr>
+            <w:tcW w:w="4253" w:type="dxa"/>
+          </w:tcPr>
+          <w:p>
+            <w:pPr>
+              <w:widowControl w:val="0"/>
+              <w:autoSpaceDE w:val="0"/>
+              <w:autoSpaceDN w:val="0"/>
+              <w:spacing w:before="120" w:after="120" w:line="276" w:lineRule="auto"/>
+              <w:ind w:left="0" w:firstLine="0"/>
+              <w:jc w:val="left"/>
+              <w:rPr>
+                <w:color w:val="auto"/>
+                <w:sz w:val="24"/>
+                <w:szCs w:val="24"/>
+                <w:lang w:eastAsia="en-US"/>
+              </w:rPr>
+            </w:pPr>
+            <w:r>
+              <w:rPr>
+                <w:color w:val="auto"/>
+                <w:sz w:val="24"/>
+                <w:szCs w:val="24"/>
+                <w:lang w:eastAsia="en-US"/>
+              </w:rPr>
+              <w:t xml:space="preserve">Шаблон заметки </w:t>
+            </w:r>
+            <w:r>
+              <w:rPr>
+                <w:color w:val="auto"/>
+                <w:sz w:val="24"/>
+                <w:szCs w:val="24"/>
+                <w:lang w:eastAsia="en-US"/>
+              </w:rPr>
+              <w:t>для организации рабочего графика</w:t>
+            </w:r>
+            <w:r>
+              <w:rPr>
+                <w:color w:val="auto"/>
+                <w:sz w:val="24"/>
+                <w:szCs w:val="24"/>
+                <w:lang w:eastAsia="en-US"/>
+              </w:rPr>
+              <w:t xml:space="preserve">, </w:t>
+            </w:r>
+            <w:r>
+              <w:rPr>
+                <w:color w:val="auto"/>
+                <w:sz w:val="24"/>
+                <w:szCs w:val="24"/>
+                <w:lang w:eastAsia="en-US"/>
+              </w:rPr>
+              <w:t>позволяющий соотнести задачи со сроками их выполнения и связанны</w:t>
+            </w:r>
+            <w:r>
+              <w:rPr>
+                <w:color w:val="auto"/>
+                <w:sz w:val="24"/>
+                <w:szCs w:val="24"/>
+                <w:lang w:eastAsia="en-US"/>
+              </w:rPr>
+              <w:t>ми</w:t>
+            </w:r>
+            <w:r>
+              <w:rPr>
+                <w:color w:val="auto"/>
+                <w:sz w:val="24"/>
+                <w:szCs w:val="24"/>
+                <w:lang w:eastAsia="en-US"/>
+              </w:rPr>
+              <w:t xml:space="preserve"> материал</w:t>
+            </w:r>
+            <w:r>
+              <w:rPr>
+                <w:color w:val="auto"/>
+                <w:sz w:val="24"/>
+                <w:szCs w:val="24"/>
+                <w:lang w:eastAsia="en-US"/>
+              </w:rPr>
+              <w:t>ами</w:t>
+            </w:r>
+            <w:r>
+              <w:rPr>
+                <w:color w:val="auto"/>
+                <w:sz w:val="24"/>
+                <w:szCs w:val="24"/>
+                <w:lang w:eastAsia="en-US"/>
+              </w:rPr>
+              <w:t xml:space="preserve"> (другими заметками)</w:t>
+            </w:r>
+          </w:p>
+        </w:tc>
+        <w:tc>
+          <w:tcPr>
+            <w:tcW w:w="2693" w:type="dxa"/>
+          </w:tcPr>
+          <w:p>
+            <w:pPr>
+              <w:widowControl w:val="0"/>
+              <w:autoSpaceDE w:val="0"/>
+              <w:autoSpaceDN w:val="0"/>
+              <w:spacing w:before="120" w:after="120" w:line="276" w:lineRule="auto"/>
+              <w:ind w:left="0" w:firstLine="0"/>
+              <w:jc w:val="left"/>
+              <w:rPr>
+                <w:color w:val="auto"/>
+                <w:sz w:val="24"/>
+                <w:szCs w:val="24"/>
+                <w:lang w:eastAsia="en-US"/>
+              </w:rPr>
+            </w:pPr>
+            <w:r>
+              <w:rPr>
+                <w:color w:val="auto"/>
+                <w:sz w:val="24"/>
+                <w:szCs w:val="24"/>
+                <w:lang w:eastAsia="en-US"/>
+              </w:rPr>
+              <w:t>Список событий, список заметок</w:t>
+            </w:r>
+          </w:p>
+        </w:tc>
+      </w:tr>
+      <w:tr>
+        <w:tc>
+          <w:tcPr>
+            <w:tcW w:w="2405" w:type="dxa"/>
+          </w:tcPr>
+          <w:p>
+            <w:pPr>
+              <w:widowControl w:val="0"/>
+              <w:autoSpaceDE w:val="0"/>
+              <w:autoSpaceDN w:val="0"/>
+              <w:spacing w:before="120" w:after="120"/>
+              <w:ind w:left="0" w:firstLine="0"/>
+              <w:jc w:val="left"/>
+              <w:rPr>
                 <w:color w:val="auto"/>
                 <w:sz w:val="24"/>
                 <w:szCs w:val="24"/>
@@ -1876,7 +3001,7 @@
         </w:tc>
         <w:tc>
           <w:tcPr>
-            <w:tcW w:w="2441" w:type="dxa"/>
+            <w:tcW w:w="4253" w:type="dxa"/>
           </w:tcPr>
           <w:p>
             <w:pPr>
@@ -1885,7 +3010,7 @@
               <w:autoSpaceDN w:val="0"/>
               <w:spacing w:before="120" w:after="120" w:line="276" w:lineRule="auto"/>
               <w:ind w:left="0" w:firstLine="0"/>
-              <w:jc w:val="center"/>
+              <w:jc w:val="left"/>
               <w:rPr>
                 <w:color w:val="auto"/>
                 <w:sz w:val="24"/>
@@ -1900,13 +3025,31 @@
                 <w:szCs w:val="24"/>
                 <w:lang w:eastAsia="en-US"/>
               </w:rPr>
-              <w:t>Механизм системы, предназначенный для редактирования текстовой и мультимедиа информации заметок</w:t>
+              <w:t>И</w:t>
+            </w:r>
+            <w:r>
+              <w:rPr>
+                <w:color w:val="auto"/>
+                <w:sz w:val="24"/>
+                <w:szCs w:val="24"/>
+                <w:lang w:eastAsia="en-US"/>
+              </w:rPr>
+              <w:t>нструмент в системе</w:t>
+            </w:r>
+            <w:r>
+              <w:rPr>
+                <w:color w:val="auto"/>
+                <w:sz w:val="24"/>
+                <w:szCs w:val="24"/>
+                <w:lang w:eastAsia="en-US"/>
+              </w:rPr>
+              <w:t>, позволяющий пользователю создавать и редактировать заметки</w:t>
             </w:r>
           </w:p>
         </w:tc>
         <w:tc>
           <w:tcPr>
-            <w:tcW w:w="2365" w:type="dxa"/>
+            <w:tcW w:w="2693" w:type="dxa"/>
             <w:vAlign w:val="center"/>
           </w:tcPr>
           <w:p>
@@ -1933,67 +3076,11 @@
             </w:r>
           </w:p>
         </w:tc>
-        <w:tc>
-          <w:tcPr>
-            <w:tcW w:w="2367" w:type="dxa"/>
-          </w:tcPr>
-          <w:p>
-            <w:pPr>
-              <w:widowControl w:val="0"/>
-              <w:autoSpaceDE w:val="0"/>
-              <w:autoSpaceDN w:val="0"/>
-              <w:spacing w:before="120" w:after="120"/>
-              <w:ind w:left="0" w:firstLine="0"/>
-              <w:jc w:val="center"/>
-              <w:rPr>
-                <w:color w:val="auto"/>
-                <w:sz w:val="24"/>
-                <w:szCs w:val="24"/>
-                <w:lang w:eastAsia="en-US"/>
-              </w:rPr>
-            </w:pPr>
-            <w:r>
-              <w:rPr>
-                <w:color w:val="auto"/>
-                <w:sz w:val="24"/>
-                <w:szCs w:val="24"/>
-                <w:lang w:eastAsia="en-US"/>
-              </w:rPr>
-              <w:t>Редактирование</w:t>
-            </w:r>
-          </w:p>
-          <w:p>
-            <w:pPr>
-              <w:widowControl w:val="0"/>
-              <w:autoSpaceDE w:val="0"/>
-              <w:autoSpaceDN w:val="0"/>
-              <w:spacing w:before="120" w:after="120"/>
-              <w:ind w:left="0" w:firstLine="0"/>
-              <w:jc w:val="center"/>
-              <w:rPr>
-                <w:rFonts w:eastAsiaTheme="minorHAnsi" w:cstheme="minorBidi"/>
-                <w:color w:val="auto"/>
-                <w:sz w:val="24"/>
-                <w:szCs w:val="20"/>
-                <w:lang w:eastAsia="en-US"/>
-              </w:rPr>
-            </w:pPr>
-            <w:r>
-              <w:rPr>
-                <w:color w:val="auto"/>
-                <w:sz w:val="24"/>
-                <w:szCs w:val="24"/>
-                <w:lang w:eastAsia="en-US"/>
-              </w:rPr>
-              <w:t>заметки</w:t>
-            </w:r>
-          </w:p>
-        </w:tc>
       </w:tr>
       <w:tr>
         <w:tc>
           <w:tcPr>
-            <w:tcW w:w="2232" w:type="dxa"/>
+            <w:tcW w:w="2405" w:type="dxa"/>
           </w:tcPr>
           <w:p>
             <w:pPr>
@@ -2019,7 +3106,17 @@
                 <w:szCs w:val="20"/>
                 <w:lang w:eastAsia="en-US"/>
               </w:rPr>
-              <w:t>Файловая</w:t>
+              <w:t>М</w:t>
+            </w:r>
+            <w:r>
+              <w:rPr>
+                <w:rFonts w:eastAsiaTheme="minorHAnsi" w:cstheme="minorBidi"/>
+                <w:color w:val="auto"/>
+                <w:sz w:val="24"/>
+                <w:szCs w:val="20"/>
+                <w:lang w:eastAsia="en-US"/>
+              </w:rPr>
+              <w:t>одуль</w:t>
             </w:r>
           </w:p>
           <w:p>
@@ -2045,13 +3142,13 @@
                 <w:szCs w:val="24"/>
                 <w:lang w:eastAsia="en-US"/>
               </w:rPr>
-              <w:t>система</w:t>
+              <w:t>интерфейса</w:t>
             </w:r>
           </w:p>
         </w:tc>
         <w:tc>
           <w:tcPr>
-            <w:tcW w:w="2441" w:type="dxa"/>
+            <w:tcW w:w="4253" w:type="dxa"/>
           </w:tcPr>
           <w:p>
             <w:pPr>
@@ -2060,7 +3157,7 @@
               <w:autoSpaceDN w:val="0"/>
               <w:spacing w:before="120" w:after="120" w:line="276" w:lineRule="auto"/>
               <w:ind w:left="0" w:firstLine="0"/>
-              <w:jc w:val="center"/>
+              <w:jc w:val="left"/>
               <w:rPr>
                 <w:color w:val="auto"/>
                 <w:sz w:val="24"/>
@@ -2075,60 +3172,58 @@
                 <w:szCs w:val="24"/>
                 <w:lang w:eastAsia="en-US"/>
               </w:rPr>
-              <w:t xml:space="preserve">Механизм системы, способствующий организации хранения </w:t>
-            </w:r>
-            <w:r>
-              <w:rPr>
-                <w:color w:val="auto"/>
-                <w:sz w:val="24"/>
-                <w:szCs w:val="24"/>
-                <w:lang w:eastAsia="en-US"/>
-              </w:rPr>
-              <w:t>заметок</w:t>
-            </w:r>
-            <w:r>
-              <w:rPr>
-                <w:color w:val="auto"/>
-                <w:sz w:val="24"/>
-                <w:szCs w:val="24"/>
-                <w:lang w:eastAsia="en-US"/>
-              </w:rPr>
-              <w:t xml:space="preserve"> и их типов</w:t>
+              <w:t xml:space="preserve">Самостоятельная часть системы, </w:t>
+            </w:r>
+            <w:r>
+              <w:rPr>
+                <w:color w:val="auto"/>
+                <w:sz w:val="24"/>
+                <w:szCs w:val="24"/>
+                <w:lang w:eastAsia="en-US"/>
+              </w:rPr>
+              <w:t>котор</w:t>
+            </w:r>
+            <w:r>
+              <w:rPr>
+                <w:color w:val="auto"/>
+                <w:sz w:val="24"/>
+                <w:szCs w:val="24"/>
+                <w:lang w:eastAsia="en-US"/>
+              </w:rPr>
+              <w:t>ую</w:t>
+            </w:r>
+            <w:r>
+              <w:rPr>
+                <w:color w:val="auto"/>
+                <w:sz w:val="24"/>
+                <w:szCs w:val="24"/>
+                <w:lang w:eastAsia="en-US"/>
+              </w:rPr>
+              <w:t xml:space="preserve"> пользователь может скрыть или отобразить в настройках в зависимости от своих </w:t>
+            </w:r>
+            <w:r>
+              <w:rPr>
+                <w:color w:val="auto"/>
+                <w:sz w:val="24"/>
+                <w:szCs w:val="24"/>
+                <w:lang w:eastAsia="en-US"/>
+              </w:rPr>
+              <w:t>нужд</w:t>
+            </w:r>
+            <w:r>
+              <w:rPr>
+                <w:color w:val="auto"/>
+                <w:sz w:val="24"/>
+                <w:szCs w:val="24"/>
+                <w:lang w:eastAsia="en-US"/>
+              </w:rPr>
+              <w:t xml:space="preserve"> и предпочтений</w:t>
             </w:r>
           </w:p>
         </w:tc>
         <w:tc>
           <w:tcPr>
-            <w:tcW w:w="2365" w:type="dxa"/>
-            <w:vAlign w:val="center"/>
-          </w:tcPr>
-          <w:p>
-            <w:pPr>
-              <w:spacing w:before="120" w:after="120" w:line="360" w:lineRule="auto"/>
-              <w:ind w:left="-108" w:firstLine="0"/>
-              <w:jc w:val="center"/>
-              <w:rPr>
-                <w:color w:val="auto"/>
-                <w:sz w:val="24"/>
-                <w:szCs w:val="24"/>
-                <w:lang w:eastAsia="en-US"/>
-              </w:rPr>
-            </w:pPr>
-            <w:r>
-              <w:rPr>
-                <w:rFonts w:eastAsiaTheme="minorHAnsi" w:cstheme="minorBidi"/>
-                <w:color w:val="auto"/>
-                <w:sz w:val="24"/>
-                <w:szCs w:val="20"/>
-                <w:lang w:eastAsia="en-US"/>
-              </w:rPr>
-              <w:t>–</w:t>
-            </w:r>
-          </w:p>
-        </w:tc>
-        <w:tc>
-          <w:tcPr>
-            <w:tcW w:w="2367" w:type="dxa"/>
+            <w:tcW w:w="2693" w:type="dxa"/>
           </w:tcPr>
           <w:p>
             <w:pPr>
@@ -2137,47 +3232,25 @@
               <w:autoSpaceDN w:val="0"/>
               <w:spacing w:before="120" w:after="120" w:line="276" w:lineRule="auto"/>
               <w:ind w:left="0" w:firstLine="0"/>
-              <w:jc w:val="center"/>
-              <w:rPr>
-                <w:color w:val="auto"/>
-                <w:sz w:val="24"/>
-                <w:szCs w:val="24"/>
+              <w:jc w:val="left"/>
+              <w:rPr>
+                <w:rFonts w:eastAsiaTheme="minorHAnsi" w:cstheme="minorBidi"/>
+                <w:color w:val="auto"/>
+                <w:sz w:val="24"/>
+                <w:szCs w:val="20"/>
                 <w:lang w:eastAsia="en-US"/>
               </w:rPr>
             </w:pPr>
             <w:r>
               <w:rPr>
-                <w:color w:val="auto"/>
-                <w:sz w:val="24"/>
-                <w:szCs w:val="24"/>
-                <w:lang w:eastAsia="en-US"/>
-              </w:rPr>
-              <w:t>Просмотр всех заметок пользователя, создание заметки, удаление заметки, изменение названия заметки, перемещение заметки, создание директории, удаление директории, изменение названия директории</w:t>
-            </w:r>
-          </w:p>
-        </w:tc>
-      </w:tr>
-      <w:tr>
-        <w:tc>
-          <w:tcPr>
-            <w:tcW w:w="2232" w:type="dxa"/>
-          </w:tcPr>
-          <w:p>
-            <w:pPr>
-              <w:widowControl w:val="0"/>
-              <w:autoSpaceDE w:val="0"/>
-              <w:autoSpaceDN w:val="0"/>
-              <w:spacing w:before="120" w:after="120"/>
-              <w:ind w:left="0" w:firstLine="0"/>
-              <w:jc w:val="left"/>
-              <w:rPr>
                 <w:rFonts w:eastAsiaTheme="minorHAnsi" w:cstheme="minorBidi"/>
                 <w:color w:val="auto"/>
                 <w:sz w:val="24"/>
                 <w:szCs w:val="20"/>
                 <w:lang w:eastAsia="en-US"/>
               </w:rPr>
-            </w:pPr>
+              <w:t>Название</w:t>
+            </w:r>
             <w:r>
               <w:rPr>
                 <w:rFonts w:eastAsiaTheme="minorHAnsi" w:cstheme="minorBidi"/>
@@ -2186,17 +3259,9 @@
                 <w:szCs w:val="20"/>
                 <w:lang w:eastAsia="en-US"/>
               </w:rPr>
-              <w:t>Шаблон</w:t>
-            </w:r>
-          </w:p>
-          <w:p>
-            <w:pPr>
-              <w:widowControl w:val="0"/>
-              <w:autoSpaceDE w:val="0"/>
-              <w:autoSpaceDN w:val="0"/>
-              <w:spacing w:before="120" w:after="120"/>
-              <w:ind w:left="0" w:firstLine="0"/>
-              <w:jc w:val="left"/>
+              <w:t>, с</w:t>
+            </w:r>
+            <w:r>
               <w:rPr>
                 <w:rFonts w:eastAsiaTheme="minorHAnsi" w:cstheme="minorBidi"/>
                 <w:color w:val="auto"/>
@@ -2204,85 +3269,9 @@
                 <w:szCs w:val="20"/>
                 <w:lang w:eastAsia="en-US"/>
               </w:rPr>
-            </w:pPr>
-            <w:r>
-              <w:rPr>
-                <w:color w:val="auto"/>
-                <w:sz w:val="24"/>
-                <w:szCs w:val="24"/>
-                <w:lang w:eastAsia="en-US"/>
-              </w:rPr>
-              <w:t>заметки</w:t>
-            </w:r>
-          </w:p>
-        </w:tc>
-        <w:tc>
-          <w:tcPr>
-            <w:tcW w:w="2441" w:type="dxa"/>
-          </w:tcPr>
-          <w:p>
-            <w:pPr>
-              <w:widowControl w:val="0"/>
-              <w:autoSpaceDE w:val="0"/>
-              <w:autoSpaceDN w:val="0"/>
-              <w:spacing w:before="120" w:after="120" w:line="276" w:lineRule="auto"/>
-              <w:ind w:left="0" w:firstLine="0"/>
-              <w:jc w:val="center"/>
-              <w:rPr>
-                <w:color w:val="auto"/>
-                <w:sz w:val="24"/>
-                <w:szCs w:val="24"/>
-                <w:lang w:eastAsia="en-US"/>
-              </w:rPr>
-            </w:pPr>
-            <w:r>
-              <w:rPr>
-                <w:color w:val="auto"/>
-                <w:sz w:val="24"/>
-                <w:szCs w:val="24"/>
-                <w:lang w:eastAsia="en-US"/>
-              </w:rPr>
-              <w:t>Готовый образец</w:t>
-            </w:r>
-            <w:r>
-              <w:rPr>
-                <w:color w:val="auto"/>
-                <w:sz w:val="24"/>
-                <w:szCs w:val="24"/>
-                <w:lang w:eastAsia="en-US"/>
-              </w:rPr>
-              <w:t xml:space="preserve">, задающий начальную структуру </w:t>
-            </w:r>
-            <w:r>
-              <w:rPr>
-                <w:color w:val="auto"/>
-                <w:sz w:val="24"/>
-                <w:szCs w:val="24"/>
-                <w:lang w:eastAsia="en-US"/>
-              </w:rPr>
-              <w:t>замет</w:t>
-            </w:r>
-            <w:r>
-              <w:rPr>
-                <w:color w:val="auto"/>
-                <w:sz w:val="24"/>
-                <w:szCs w:val="24"/>
-                <w:lang w:eastAsia="en-US"/>
-              </w:rPr>
-              <w:t>ки</w:t>
-            </w:r>
-          </w:p>
-        </w:tc>
-        <w:tc>
-          <w:tcPr>
-            <w:tcW w:w="2365" w:type="dxa"/>
-            <w:vAlign w:val="center"/>
-          </w:tcPr>
-          <w:p>
-            <w:pPr>
-              <w:spacing w:before="120" w:after="120" w:line="360" w:lineRule="auto"/>
-              <w:ind w:left="-108" w:firstLine="0"/>
-              <w:jc w:val="center"/>
+              <w:t>татус</w:t>
+            </w:r>
+            <w:r>
               <w:rPr>
                 <w:rFonts w:eastAsiaTheme="minorHAnsi" w:cstheme="minorBidi"/>
                 <w:color w:val="auto"/>
@@ -2290,45 +3279,7 @@
                 <w:szCs w:val="20"/>
                 <w:lang w:eastAsia="en-US"/>
               </w:rPr>
-            </w:pPr>
-            <w:r>
-              <w:rPr>
-                <w:rFonts w:eastAsiaTheme="minorHAnsi" w:cstheme="minorBidi"/>
-                <w:color w:val="auto"/>
-                <w:sz w:val="24"/>
-                <w:szCs w:val="20"/>
-                <w:lang w:eastAsia="en-US"/>
-              </w:rPr>
-              <w:t>–</w:t>
-            </w:r>
-          </w:p>
-        </w:tc>
-        <w:tc>
-          <w:tcPr>
-            <w:tcW w:w="2367" w:type="dxa"/>
-            <w:vAlign w:val="center"/>
-          </w:tcPr>
-          <w:p>
-            <w:pPr>
-              <w:spacing w:before="120" w:after="120" w:line="360" w:lineRule="auto"/>
-              <w:ind w:left="-108" w:firstLine="0"/>
-              <w:jc w:val="center"/>
-              <w:rPr>
-                <w:color w:val="auto"/>
-                <w:sz w:val="24"/>
-                <w:szCs w:val="24"/>
-                <w:lang w:eastAsia="en-US"/>
-              </w:rPr>
-            </w:pPr>
-            <w:r>
-              <w:rPr>
-                <w:rFonts w:eastAsiaTheme="minorHAnsi" w:cstheme="minorBidi"/>
-                <w:color w:val="auto"/>
-                <w:sz w:val="24"/>
-                <w:szCs w:val="20"/>
-                <w:lang w:eastAsia="en-US"/>
-              </w:rPr>
-              <w:t>–</w:t>
+              <w:t xml:space="preserve"> («включен» или «выключен»)</w:t>
             </w:r>
           </w:p>
         </w:tc>
@@ -2340,17 +3291,11 @@
         <w:ind w:left="0" w:firstLine="0"/>
         <w:jc w:val="left"/>
         <w:rPr>
-          <w:sz w:val="24"/>
-          <w:szCs w:val="24"/>
-        </w:rPr>
-      </w:pPr>
-      <w:r>
-        <w:rPr>
-          <w:sz w:val="24"/>
-          <w:szCs w:val="24"/>
-        </w:rPr>
-        <w:br w:type="page"/>
-      </w:r>
+          <w:caps/>
+          <w:sz w:val="28"/>
+          <w:szCs w:val="28"/>
+        </w:rPr>
+      </w:pPr>
     </w:p>
     <w:p>
       <w:pPr>
@@ -2358,511 +3303,18 @@
         <w:ind w:left="0" w:firstLine="0"/>
         <w:jc w:val="left"/>
         <w:rPr>
-          <w:caps/>
-          <w:sz w:val="28"/>
-          <w:szCs w:val="28"/>
-        </w:rPr>
-      </w:pPr>
-      <w:r>
-        <w:rPr>
-          <w:sz w:val="28"/>
-          <w:szCs w:val="28"/>
-        </w:rPr>
-        <w:lastRenderedPageBreak/>
-        <w:t>Продолжение таблицы 1.</w:t>
-      </w:r>
-    </w:p>
-    <w:tbl>
-      <w:tblPr>
-        <w:tblStyle w:val="af3"/>
-        <w:tblW w:w="0" w:type="auto"/>
-        <w:tblLook w:val="04A0" w:firstRow="1" w:lastRow="0" w:firstColumn="1" w:lastColumn="0" w:noHBand="0" w:noVBand="1"/>
-      </w:tblPr>
-      <w:tblGrid>
-        <w:gridCol w:w="2232"/>
-        <w:gridCol w:w="2381"/>
-        <w:gridCol w:w="2366"/>
-        <w:gridCol w:w="2366"/>
-      </w:tblGrid>
-      <w:tr>
-        <w:tc>
-          <w:tcPr>
-            <w:tcW w:w="2232" w:type="dxa"/>
-          </w:tcPr>
-          <w:p>
-            <w:pPr>
-              <w:widowControl w:val="0"/>
-              <w:autoSpaceDE w:val="0"/>
-              <w:autoSpaceDN w:val="0"/>
-              <w:spacing w:before="120" w:after="120"/>
-              <w:ind w:left="0" w:firstLine="0"/>
-              <w:jc w:val="left"/>
-              <w:rPr>
-                <w:rFonts w:eastAsiaTheme="minorHAnsi" w:cstheme="minorBidi"/>
-                <w:color w:val="auto"/>
-                <w:sz w:val="24"/>
-                <w:szCs w:val="20"/>
-                <w:lang w:eastAsia="en-US"/>
-              </w:rPr>
-            </w:pPr>
-            <w:r>
-              <w:rPr>
-                <w:rFonts w:eastAsiaTheme="minorHAnsi" w:cstheme="minorBidi"/>
-                <w:color w:val="auto"/>
-                <w:sz w:val="24"/>
-                <w:szCs w:val="20"/>
-                <w:lang w:eastAsia="en-US"/>
-              </w:rPr>
-              <w:t>Права</w:t>
-            </w:r>
-          </w:p>
-          <w:p>
-            <w:pPr>
-              <w:widowControl w:val="0"/>
-              <w:autoSpaceDE w:val="0"/>
-              <w:autoSpaceDN w:val="0"/>
-              <w:spacing w:before="120" w:after="120"/>
-              <w:ind w:left="0" w:firstLine="0"/>
-              <w:jc w:val="left"/>
-              <w:rPr>
-                <w:rFonts w:eastAsiaTheme="minorHAnsi" w:cstheme="minorBidi"/>
-                <w:color w:val="auto"/>
-                <w:sz w:val="24"/>
-                <w:szCs w:val="20"/>
-                <w:lang w:eastAsia="en-US"/>
-              </w:rPr>
-            </w:pPr>
-            <w:r>
-              <w:rPr>
-                <w:color w:val="auto"/>
-                <w:sz w:val="24"/>
-                <w:szCs w:val="24"/>
-                <w:lang w:eastAsia="en-US"/>
-              </w:rPr>
-              <w:t>доступа</w:t>
-            </w:r>
-          </w:p>
-        </w:tc>
-        <w:tc>
-          <w:tcPr>
-            <w:tcW w:w="2381" w:type="dxa"/>
-          </w:tcPr>
-          <w:p>
-            <w:pPr>
-              <w:widowControl w:val="0"/>
-              <w:autoSpaceDE w:val="0"/>
-              <w:autoSpaceDN w:val="0"/>
-              <w:spacing w:before="120" w:after="120" w:line="276" w:lineRule="auto"/>
-              <w:ind w:left="0" w:firstLine="0"/>
-              <w:jc w:val="center"/>
-              <w:rPr>
-                <w:color w:val="auto"/>
-                <w:sz w:val="24"/>
-                <w:szCs w:val="24"/>
-                <w:lang w:eastAsia="en-US"/>
-              </w:rPr>
-            </w:pPr>
-            <w:r>
-              <w:rPr>
-                <w:color w:val="auto"/>
-                <w:sz w:val="24"/>
-                <w:szCs w:val="24"/>
-                <w:lang w:eastAsia="en-US"/>
-              </w:rPr>
-              <w:t>Механизм системы, позволяющий управлять разрешениями других пользователей на заметки и их типы для организации совместной работы</w:t>
-            </w:r>
-          </w:p>
-        </w:tc>
-        <w:tc>
-          <w:tcPr>
-            <w:tcW w:w="2366" w:type="dxa"/>
-          </w:tcPr>
-          <w:p>
-            <w:pPr>
-              <w:widowControl w:val="0"/>
-              <w:autoSpaceDE w:val="0"/>
-              <w:autoSpaceDN w:val="0"/>
-              <w:spacing w:before="120" w:after="120" w:line="276" w:lineRule="auto"/>
-              <w:ind w:left="0" w:firstLine="0"/>
-              <w:jc w:val="center"/>
-              <w:rPr>
-                <w:rFonts w:eastAsiaTheme="minorHAnsi" w:cstheme="minorBidi"/>
-                <w:color w:val="auto"/>
-                <w:sz w:val="24"/>
-                <w:szCs w:val="20"/>
-                <w:lang w:eastAsia="en-US"/>
-              </w:rPr>
-            </w:pPr>
-            <w:r>
-              <w:rPr>
-                <w:rFonts w:eastAsiaTheme="minorHAnsi" w:cstheme="minorBidi"/>
-                <w:color w:val="auto"/>
-                <w:sz w:val="24"/>
-                <w:szCs w:val="20"/>
-                <w:lang w:eastAsia="en-US"/>
-              </w:rPr>
-              <w:t>Владелец, список соавторов, разрешения, список заметок</w:t>
-            </w:r>
-          </w:p>
-        </w:tc>
-        <w:tc>
-          <w:tcPr>
-            <w:tcW w:w="2366" w:type="dxa"/>
-            <w:vAlign w:val="center"/>
-          </w:tcPr>
-          <w:p>
-            <w:pPr>
-              <w:spacing w:before="120" w:after="120" w:line="360" w:lineRule="auto"/>
-              <w:ind w:left="-108" w:firstLine="0"/>
-              <w:jc w:val="center"/>
-              <w:rPr>
-                <w:rFonts w:eastAsiaTheme="minorHAnsi" w:cstheme="minorBidi"/>
-                <w:color w:val="auto"/>
-                <w:sz w:val="24"/>
-                <w:szCs w:val="20"/>
-                <w:lang w:eastAsia="en-US"/>
-              </w:rPr>
-            </w:pPr>
-            <w:r>
-              <w:rPr>
-                <w:rFonts w:eastAsiaTheme="minorHAnsi" w:cstheme="minorBidi"/>
-                <w:color w:val="auto"/>
-                <w:sz w:val="24"/>
-                <w:szCs w:val="20"/>
-                <w:lang w:eastAsia="en-US"/>
-              </w:rPr>
-              <w:t>–</w:t>
-            </w:r>
-          </w:p>
-        </w:tc>
-      </w:tr>
-      <w:tr>
-        <w:tc>
-          <w:tcPr>
-            <w:tcW w:w="2232" w:type="dxa"/>
-          </w:tcPr>
-          <w:p>
-            <w:pPr>
-              <w:widowControl w:val="0"/>
-              <w:autoSpaceDE w:val="0"/>
-              <w:autoSpaceDN w:val="0"/>
-              <w:spacing w:before="120" w:after="120"/>
-              <w:ind w:left="0" w:firstLine="0"/>
-              <w:jc w:val="left"/>
-              <w:rPr>
-                <w:rFonts w:eastAsiaTheme="minorHAnsi" w:cstheme="minorBidi"/>
-                <w:color w:val="auto"/>
-                <w:sz w:val="24"/>
-                <w:szCs w:val="20"/>
-                <w:lang w:eastAsia="en-US"/>
-              </w:rPr>
-            </w:pPr>
-            <w:r>
-              <w:rPr>
-                <w:rFonts w:eastAsiaTheme="minorHAnsi" w:cstheme="minorBidi"/>
-                <w:color w:val="auto"/>
-                <w:sz w:val="24"/>
-                <w:szCs w:val="20"/>
-                <w:lang w:eastAsia="en-US"/>
-              </w:rPr>
-              <w:t>М</w:t>
-            </w:r>
-            <w:r>
-              <w:rPr>
-                <w:rFonts w:eastAsiaTheme="minorHAnsi" w:cstheme="minorBidi"/>
-                <w:color w:val="auto"/>
-                <w:sz w:val="24"/>
-                <w:szCs w:val="20"/>
-                <w:lang w:eastAsia="en-US"/>
-              </w:rPr>
-              <w:t>одуль</w:t>
-            </w:r>
-          </w:p>
-          <w:p>
-            <w:pPr>
-              <w:widowControl w:val="0"/>
-              <w:autoSpaceDE w:val="0"/>
-              <w:autoSpaceDN w:val="0"/>
-              <w:spacing w:before="120" w:after="120"/>
-              <w:ind w:left="0" w:firstLine="0"/>
-              <w:jc w:val="left"/>
-              <w:rPr>
-                <w:rFonts w:eastAsiaTheme="minorHAnsi" w:cstheme="minorBidi"/>
-                <w:color w:val="auto"/>
-                <w:sz w:val="24"/>
-                <w:szCs w:val="20"/>
-                <w:lang w:eastAsia="en-US"/>
-              </w:rPr>
-            </w:pPr>
-            <w:r>
-              <w:rPr>
-                <w:color w:val="auto"/>
-                <w:sz w:val="24"/>
-                <w:szCs w:val="24"/>
-                <w:lang w:eastAsia="en-US"/>
-              </w:rPr>
-              <w:t>интерфейса</w:t>
-            </w:r>
-          </w:p>
-        </w:tc>
-        <w:tc>
-          <w:tcPr>
-            <w:tcW w:w="2381" w:type="dxa"/>
-          </w:tcPr>
-          <w:p>
-            <w:pPr>
-              <w:widowControl w:val="0"/>
-              <w:autoSpaceDE w:val="0"/>
-              <w:autoSpaceDN w:val="0"/>
-              <w:spacing w:before="120" w:after="120" w:line="276" w:lineRule="auto"/>
-              <w:ind w:left="0" w:firstLine="0"/>
-              <w:jc w:val="center"/>
-              <w:rPr>
-                <w:color w:val="auto"/>
-                <w:sz w:val="24"/>
-                <w:szCs w:val="24"/>
-                <w:lang w:eastAsia="en-US"/>
-              </w:rPr>
-            </w:pPr>
-            <w:r>
-              <w:rPr>
-                <w:color w:val="auto"/>
-                <w:sz w:val="24"/>
-                <w:szCs w:val="24"/>
-                <w:lang w:eastAsia="en-US"/>
-              </w:rPr>
-              <w:t>Интерфейсный компонент, необходимый для визуализации сервиса и помогающий пользователям взаимодействовать с системой</w:t>
-            </w:r>
-          </w:p>
-        </w:tc>
-        <w:tc>
-          <w:tcPr>
-            <w:tcW w:w="2366" w:type="dxa"/>
-          </w:tcPr>
-          <w:p>
-            <w:pPr>
-              <w:widowControl w:val="0"/>
-              <w:autoSpaceDE w:val="0"/>
-              <w:autoSpaceDN w:val="0"/>
-              <w:spacing w:before="120" w:after="120" w:line="276" w:lineRule="auto"/>
-              <w:ind w:left="0" w:firstLine="0"/>
-              <w:jc w:val="center"/>
-              <w:rPr>
-                <w:rFonts w:eastAsiaTheme="minorHAnsi" w:cstheme="minorBidi"/>
-                <w:color w:val="auto"/>
-                <w:sz w:val="24"/>
-                <w:szCs w:val="20"/>
-                <w:lang w:eastAsia="en-US"/>
-              </w:rPr>
-            </w:pPr>
-            <w:r>
-              <w:rPr>
-                <w:rFonts w:eastAsiaTheme="minorHAnsi" w:cstheme="minorBidi"/>
-                <w:color w:val="auto"/>
-                <w:sz w:val="24"/>
-                <w:szCs w:val="20"/>
-                <w:lang w:eastAsia="en-US"/>
-              </w:rPr>
-              <w:t>Название</w:t>
-            </w:r>
-          </w:p>
-        </w:tc>
-        <w:tc>
-          <w:tcPr>
-            <w:tcW w:w="2366" w:type="dxa"/>
-            <w:vAlign w:val="center"/>
-          </w:tcPr>
-          <w:p>
-            <w:pPr>
-              <w:spacing w:before="120" w:after="120" w:line="360" w:lineRule="auto"/>
-              <w:ind w:left="-108" w:firstLine="0"/>
-              <w:jc w:val="center"/>
-              <w:rPr>
-                <w:rFonts w:eastAsiaTheme="minorHAnsi" w:cstheme="minorBidi"/>
-                <w:color w:val="auto"/>
-                <w:sz w:val="24"/>
-                <w:szCs w:val="20"/>
-                <w:lang w:eastAsia="en-US"/>
-              </w:rPr>
-            </w:pPr>
-            <w:r>
-              <w:rPr>
-                <w:rFonts w:eastAsiaTheme="minorHAnsi" w:cstheme="minorBidi"/>
-                <w:color w:val="auto"/>
-                <w:sz w:val="24"/>
-                <w:szCs w:val="20"/>
-                <w:lang w:eastAsia="en-US"/>
-              </w:rPr>
-              <w:t>–</w:t>
-            </w:r>
-          </w:p>
-        </w:tc>
-      </w:tr>
-      <w:tr>
-        <w:tc>
-          <w:tcPr>
-            <w:tcW w:w="2232" w:type="dxa"/>
-          </w:tcPr>
-          <w:p>
-            <w:pPr>
-              <w:widowControl w:val="0"/>
-              <w:autoSpaceDE w:val="0"/>
-              <w:autoSpaceDN w:val="0"/>
-              <w:spacing w:before="120" w:after="120"/>
-              <w:ind w:left="0" w:firstLine="0"/>
-              <w:jc w:val="left"/>
-              <w:rPr>
-                <w:rFonts w:eastAsiaTheme="minorHAnsi" w:cstheme="minorBidi"/>
-                <w:color w:val="auto"/>
-                <w:sz w:val="24"/>
-                <w:szCs w:val="20"/>
-                <w:lang w:eastAsia="en-US"/>
-              </w:rPr>
-            </w:pPr>
-            <w:r>
-              <w:rPr>
-                <w:rFonts w:eastAsiaTheme="minorHAnsi" w:cstheme="minorBidi"/>
-                <w:color w:val="auto"/>
-                <w:sz w:val="24"/>
-                <w:szCs w:val="20"/>
-                <w:lang w:eastAsia="en-US"/>
-              </w:rPr>
-              <w:t>Пользовательский</w:t>
-            </w:r>
-          </w:p>
-          <w:p>
-            <w:pPr>
-              <w:widowControl w:val="0"/>
-              <w:autoSpaceDE w:val="0"/>
-              <w:autoSpaceDN w:val="0"/>
-              <w:spacing w:before="120" w:after="120"/>
-              <w:ind w:left="0" w:firstLine="0"/>
-              <w:jc w:val="left"/>
-              <w:rPr>
-                <w:rFonts w:eastAsiaTheme="minorHAnsi" w:cstheme="minorBidi"/>
-                <w:color w:val="auto"/>
-                <w:sz w:val="24"/>
-                <w:szCs w:val="20"/>
-                <w:lang w:eastAsia="en-US"/>
-              </w:rPr>
-            </w:pPr>
-            <w:r>
-              <w:rPr>
-                <w:rFonts w:eastAsiaTheme="minorHAnsi" w:cstheme="minorBidi"/>
-                <w:color w:val="auto"/>
-                <w:sz w:val="24"/>
-                <w:szCs w:val="20"/>
-                <w:lang w:eastAsia="en-US"/>
-              </w:rPr>
-              <w:t xml:space="preserve">профиль </w:t>
-            </w:r>
-            <w:r>
-              <w:rPr>
-                <w:color w:val="auto"/>
-                <w:sz w:val="24"/>
-                <w:szCs w:val="24"/>
-                <w:lang w:eastAsia="en-US"/>
-              </w:rPr>
-              <w:t>настроек</w:t>
-            </w:r>
-          </w:p>
-        </w:tc>
-        <w:tc>
-          <w:tcPr>
-            <w:tcW w:w="2381" w:type="dxa"/>
-          </w:tcPr>
-          <w:p>
-            <w:pPr>
-              <w:widowControl w:val="0"/>
-              <w:autoSpaceDE w:val="0"/>
-              <w:autoSpaceDN w:val="0"/>
-              <w:spacing w:before="120" w:after="120" w:line="276" w:lineRule="auto"/>
-              <w:ind w:left="0" w:firstLine="0"/>
-              <w:jc w:val="center"/>
-              <w:rPr>
-                <w:color w:val="auto"/>
-                <w:sz w:val="24"/>
-                <w:szCs w:val="24"/>
-                <w:lang w:eastAsia="en-US"/>
-              </w:rPr>
-            </w:pPr>
-            <w:r>
-              <w:rPr>
-                <w:color w:val="auto"/>
-                <w:sz w:val="24"/>
-                <w:szCs w:val="24"/>
-                <w:lang w:eastAsia="en-US"/>
-              </w:rPr>
-              <w:t>Механизм, позволяющий пользователю изменить интерфейс или модуль интерфейса взаимодействия с системой под собственные цели и задачи</w:t>
-            </w:r>
-          </w:p>
-        </w:tc>
-        <w:tc>
-          <w:tcPr>
-            <w:tcW w:w="2366" w:type="dxa"/>
-          </w:tcPr>
-          <w:p>
-            <w:pPr>
-              <w:widowControl w:val="0"/>
-              <w:autoSpaceDE w:val="0"/>
-              <w:autoSpaceDN w:val="0"/>
-              <w:spacing w:before="120" w:after="120" w:line="276" w:lineRule="auto"/>
-              <w:ind w:left="0" w:firstLine="0"/>
-              <w:jc w:val="center"/>
-              <w:rPr>
-                <w:rFonts w:eastAsiaTheme="minorHAnsi" w:cstheme="minorBidi"/>
-                <w:color w:val="auto"/>
-                <w:sz w:val="24"/>
-                <w:szCs w:val="20"/>
-                <w:lang w:eastAsia="en-US"/>
-              </w:rPr>
-            </w:pPr>
-            <w:r>
-              <w:rPr>
-                <w:rFonts w:eastAsiaTheme="minorHAnsi" w:cstheme="minorBidi"/>
-                <w:color w:val="auto"/>
-                <w:sz w:val="24"/>
-                <w:szCs w:val="20"/>
-                <w:lang w:eastAsia="en-US"/>
-              </w:rPr>
-              <w:t>Список скрытых модулей, тема</w:t>
-            </w:r>
-          </w:p>
-        </w:tc>
-        <w:tc>
-          <w:tcPr>
-            <w:tcW w:w="2366" w:type="dxa"/>
-          </w:tcPr>
-          <w:p>
-            <w:pPr>
-              <w:widowControl w:val="0"/>
-              <w:autoSpaceDE w:val="0"/>
-              <w:autoSpaceDN w:val="0"/>
-              <w:spacing w:before="120" w:after="120" w:line="276" w:lineRule="auto"/>
-              <w:ind w:left="0" w:firstLine="0"/>
-              <w:jc w:val="center"/>
-              <w:rPr>
-                <w:rFonts w:eastAsiaTheme="minorHAnsi" w:cstheme="minorBidi"/>
-                <w:color w:val="auto"/>
-                <w:sz w:val="24"/>
-                <w:szCs w:val="20"/>
-                <w:lang w:eastAsia="en-US"/>
-              </w:rPr>
-            </w:pPr>
-            <w:r>
-              <w:rPr>
-                <w:rFonts w:eastAsiaTheme="minorHAnsi" w:cstheme="minorBidi"/>
-                <w:color w:val="auto"/>
-                <w:sz w:val="24"/>
-                <w:szCs w:val="20"/>
-                <w:lang w:eastAsia="en-US"/>
-              </w:rPr>
-              <w:t>Скрыть модуль, добавить модуль, изменить тему</w:t>
-            </w:r>
-          </w:p>
-        </w:tc>
-      </w:tr>
-    </w:tbl>
+          <w:sz w:val="24"/>
+          <w:szCs w:val="24"/>
+        </w:rPr>
+      </w:pPr>
+      <w:r>
+        <w:rPr>
+          <w:sz w:val="24"/>
+          <w:szCs w:val="24"/>
+        </w:rPr>
+        <w:br w:type="page"/>
+      </w:r>
+    </w:p>
     <w:p>
       <w:pPr>
         <w:spacing w:after="0" w:line="240" w:lineRule="auto"/>
@@ -2999,232 +3451,303 @@
         <w:t xml:space="preserve">Также были выделены следующие проблемы и потребности, которые необходимо удовлетворить: потребность в простоте и наглядности программного интерфейса, </w:t>
       </w:r>
       <w:r>
-        <w:t xml:space="preserve">необходимость иметь </w:t>
-      </w:r>
+        <w:t>необходимость иметь быстрый доступ</w:t>
+      </w:r>
+      <w:r>
+        <w:t xml:space="preserve"> и единое хранилище</w:t>
+      </w:r>
+      <w:r>
+        <w:t>,</w:t>
+      </w:r>
+      <w:r>
+        <w:t xml:space="preserve"> проблема</w:t>
+      </w:r>
+      <w:r>
+        <w:t xml:space="preserve"> </w:t>
+      </w:r>
+      <w:r>
+        <w:t>ограниченности</w:t>
+      </w:r>
+      <w:r>
+        <w:t xml:space="preserve"> ресурс</w:t>
+      </w:r>
+      <w:r>
+        <w:t>ов</w:t>
+      </w:r>
+      <w:r>
+        <w:t>,</w:t>
+      </w:r>
+      <w:r>
+        <w:t xml:space="preserve"> возможность планировать учебную нагрузку и вести совместную </w:t>
+      </w:r>
+      <w:r>
+        <w:t>работу</w:t>
+      </w:r>
+      <w:r>
+        <w:t xml:space="preserve"> над проектами.</w:t>
+      </w:r>
+    </w:p>
+    <w:p>
+      <w:pPr>
+        <w:pStyle w:val="a6"/>
+      </w:pPr>
+      <w:r>
+        <w:t xml:space="preserve">К вторичной категории относятся сотрудники, руководители и аналитики компаний. Основной «болью» сотрудников является информационный шум и неэффективное планирование рабочих задач, соблюдение крайних сроков их выполнения. </w:t>
+      </w:r>
+      <w:r>
+        <w:t>Для подобных пользователей были выделены следующие п</w:t>
+      </w:r>
+      <w:r>
+        <w:t>роблемы и потребности: необходимость в гибкости рабочих инструментов, оптимизация рутинных задач для повышения эффективности, возможность планировать задачи и иметь многопользовательский режим для совместной</w:t>
+      </w:r>
+      <w:r>
+        <w:t xml:space="preserve"> корпоративной</w:t>
+      </w:r>
+      <w:r>
+        <w:t xml:space="preserve"> работы.</w:t>
+      </w:r>
+      <w:r>
+        <w:t xml:space="preserve"> Основные </w:t>
+      </w:r>
+      <w:r>
+        <w:t xml:space="preserve">проблемы и </w:t>
+      </w:r>
+      <w:r>
+        <w:t xml:space="preserve">потребности руководителей и аналитиков </w:t>
+      </w:r>
+      <w:r>
+        <w:t>сводятся к получению такого функционала, как</w:t>
+      </w:r>
+      <w:r>
+        <w:t xml:space="preserve"> доступ </w:t>
+      </w:r>
+      <w:r>
+        <w:t>к</w:t>
+      </w:r>
+      <w:r>
+        <w:t xml:space="preserve"> наглядны</w:t>
+      </w:r>
+      <w:r>
+        <w:t xml:space="preserve">м </w:t>
+      </w:r>
+      <w:r>
+        <w:t>статистических данны</w:t>
+      </w:r>
+      <w:r>
+        <w:t>м</w:t>
+      </w:r>
+      <w:r>
+        <w:t xml:space="preserve">, </w:t>
+      </w:r>
+      <w:r>
+        <w:t xml:space="preserve">возможность </w:t>
+      </w:r>
+      <w:r>
+        <w:t>контрол</w:t>
+      </w:r>
+      <w:r>
+        <w:t>ировать</w:t>
+      </w:r>
+      <w:r>
+        <w:t xml:space="preserve"> и </w:t>
+      </w:r>
+      <w:r>
+        <w:t>просматривать</w:t>
+      </w:r>
+      <w:r>
+        <w:t xml:space="preserve"> рабоч</w:t>
+      </w:r>
+      <w:r>
+        <w:t>ий</w:t>
+      </w:r>
+      <w:r>
+        <w:t xml:space="preserve"> процесс</w:t>
+      </w:r>
+      <w:r>
+        <w:t xml:space="preserve"> компании</w:t>
+      </w:r>
+      <w:r>
+        <w:t>.</w:t>
+      </w:r>
+    </w:p>
+    <w:p>
+      <w:pPr>
+        <w:pStyle w:val="a6"/>
+      </w:pPr>
+      <w:r>
+        <w:t>Также в</w:t>
+      </w:r>
+      <w:r>
+        <w:t xml:space="preserve"> ходе анализа </w:t>
+      </w:r>
+      <w:r>
+        <w:t>целевой аудитории</w:t>
+      </w:r>
+      <w:r>
+        <w:t xml:space="preserve"> было выделено несколько ролей поль</w:t>
+      </w:r>
+      <w:r>
+        <w:t>зо</w:t>
+      </w:r>
+      <w:r>
+        <w:t>ва</w:t>
+      </w:r>
+      <w:r>
+        <w:t>телей</w:t>
+      </w:r>
+      <w:r>
+        <w:t xml:space="preserve"> </w:t>
+      </w:r>
+      <w:r>
+        <w:t xml:space="preserve">проектируемой </w:t>
+      </w:r>
+      <w:r>
+        <w:t>системы</w:t>
+      </w:r>
+      <w:r>
+        <w:t>:</w:t>
+      </w:r>
+    </w:p>
+    <w:p>
+      <w:pPr>
+        <w:pStyle w:val="a6"/>
+      </w:pPr>
+      <w:r>
+        <w:t xml:space="preserve">Неавторизованный пользователь </w:t>
+      </w:r>
+      <w:r>
+        <w:t xml:space="preserve">(гость) </w:t>
+      </w:r>
+      <w:r>
+        <w:t xml:space="preserve">– </w:t>
+      </w:r>
+      <w:r>
+        <w:t>человек</w:t>
+      </w:r>
+      <w:r>
+        <w:t xml:space="preserve">, </w:t>
+      </w:r>
+      <w:r>
+        <w:t>не прошедший процедуру аутентификации</w:t>
+      </w:r>
+      <w:r>
+        <w:t xml:space="preserve"> в системе и не имеющий доступ к </w:t>
+      </w:r>
+      <w:r>
+        <w:t xml:space="preserve">ее </w:t>
+      </w:r>
+      <w:r>
+        <w:t>функционалу.</w:t>
+      </w:r>
+    </w:p>
+    <w:p>
+      <w:pPr>
+        <w:pStyle w:val="a6"/>
+      </w:pPr>
       <w:r>
         <w:lastRenderedPageBreak/>
-        <w:t>быстрый доступ</w:t>
-      </w:r>
-      <w:r>
-        <w:t xml:space="preserve"> и единое хранилище</w:t>
-      </w:r>
-      <w:r>
-        <w:t>,</w:t>
-      </w:r>
-      <w:r>
-        <w:t xml:space="preserve"> проблема</w:t>
+        <w:t xml:space="preserve">Клиент – </w:t>
+      </w:r>
+      <w:r>
+        <w:t>основной пользователь системы</w:t>
+      </w:r>
+      <w:r>
+        <w:t>.</w:t>
       </w:r>
       <w:r>
         <w:t xml:space="preserve"> </w:t>
       </w:r>
       <w:r>
-        <w:t>ограниченности</w:t>
-      </w:r>
-      <w:r>
-        <w:t xml:space="preserve"> ресурс</w:t>
-      </w:r>
-      <w:r>
-        <w:t>ов</w:t>
-      </w:r>
-      <w:r>
-        <w:t>,</w:t>
-      </w:r>
-      <w:r>
-        <w:t xml:space="preserve"> возможность планировать учебную нагрузку и вести совместную </w:t>
+        <w:t>После</w:t>
+      </w:r>
+      <w:r>
+        <w:t xml:space="preserve"> </w:t>
+      </w:r>
+      <w:r>
+        <w:t xml:space="preserve">авторизации </w:t>
+      </w:r>
+      <w:r>
+        <w:t xml:space="preserve">ему </w:t>
+      </w:r>
+      <w:r>
+        <w:t>открывается полный доступ к функционалу сервиса: управление заметками</w:t>
+      </w:r>
+      <w:r>
+        <w:t xml:space="preserve"> и</w:t>
+      </w:r>
+      <w:r>
+        <w:t xml:space="preserve"> директориями заметок, </w:t>
+      </w:r>
+      <w:r>
+        <w:t xml:space="preserve">выдача прав доступа, </w:t>
+      </w:r>
+      <w:r>
+        <w:t>управление инструментами для планирования задач</w:t>
+      </w:r>
+      <w:r>
+        <w:t xml:space="preserve">, </w:t>
+      </w:r>
+      <w:r>
+        <w:t xml:space="preserve">просмотр аналитики </w:t>
+      </w:r>
+      <w:r>
+        <w:t xml:space="preserve">и </w:t>
+      </w:r>
+      <w:r>
+        <w:t>статистик</w:t>
+      </w:r>
+      <w:r>
+        <w:t>и, а также</w:t>
+      </w:r>
+      <w:r>
+        <w:t xml:space="preserve"> управление модулями интерфейса.</w:t>
+      </w:r>
+    </w:p>
+    <w:p>
+      <w:pPr>
+        <w:pStyle w:val="a6"/>
+      </w:pPr>
+      <w:r>
+        <w:t xml:space="preserve">Администратор – </w:t>
+      </w:r>
+      <w:r>
+        <w:t>пользователь системы, ответственный за е</w:t>
+      </w:r>
+      <w:r>
+        <w:t>е</w:t>
+      </w:r>
+      <w:r>
+        <w:t xml:space="preserve"> стабильную и безопасную </w:t>
       </w:r>
       <w:r>
         <w:t>работу</w:t>
       </w:r>
       <w:r>
-        <w:t xml:space="preserve"> над проектами.</w:t>
-      </w:r>
-    </w:p>
-    <w:p>
-      <w:pPr>
-        <w:pStyle w:val="a6"/>
-      </w:pPr>
-      <w:r>
-        <w:t xml:space="preserve">К вторичной категории относятся сотрудники, руководители и аналитики компаний. Основной «болью» сотрудников является информационный шум и неэффективное планирование рабочих задач, соблюдение крайних сроков их выполнения. </w:t>
-      </w:r>
-      <w:r>
-        <w:t>Для подобных пользователей были выделены следующие п</w:t>
-      </w:r>
-      <w:r>
-        <w:t>роблемы и потребности: необходимость в гибкости рабочих инструментов, оптимизация рутинных задач для повышения эффективности, возможность планировать задачи и иметь многопользовательский режим для совместной</w:t>
-      </w:r>
-      <w:r>
-        <w:t xml:space="preserve"> корпоративной</w:t>
-      </w:r>
-      <w:r>
-        <w:t xml:space="preserve"> работы.</w:t>
-      </w:r>
-      <w:r>
-        <w:t xml:space="preserve"> Основные </w:t>
-      </w:r>
-      <w:r>
-        <w:t xml:space="preserve">проблемы и </w:t>
-      </w:r>
-      <w:r>
-        <w:t xml:space="preserve">потребности руководителей и аналитиков </w:t>
-      </w:r>
-      <w:r>
-        <w:t>сводятся к получению такого функционала, как</w:t>
-      </w:r>
-      <w:r>
-        <w:t xml:space="preserve"> доступ </w:t>
-      </w:r>
-      <w:r>
-        <w:t>к</w:t>
-      </w:r>
-      <w:r>
-        <w:t xml:space="preserve"> наглядны</w:t>
-      </w:r>
-      <w:r>
-        <w:t xml:space="preserve">м </w:t>
-      </w:r>
-      <w:r>
-        <w:t>статистических данны</w:t>
-      </w:r>
-      <w:r>
-        <w:t>м</w:t>
-      </w:r>
-      <w:r>
-        <w:t xml:space="preserve">, </w:t>
-      </w:r>
-      <w:r>
-        <w:t xml:space="preserve">возможность </w:t>
-      </w:r>
-      <w:r>
-        <w:t>контрол</w:t>
-      </w:r>
-      <w:r>
-        <w:t>ировать</w:t>
-      </w:r>
-      <w:r>
-        <w:t xml:space="preserve"> и </w:t>
-      </w:r>
-      <w:r>
-        <w:t>просматривать</w:t>
-      </w:r>
-      <w:r>
-        <w:t xml:space="preserve"> рабоч</w:t>
-      </w:r>
-      <w:r>
-        <w:t>ий</w:t>
-      </w:r>
-      <w:r>
-        <w:t xml:space="preserve"> процесс</w:t>
-      </w:r>
-      <w:r>
-        <w:t xml:space="preserve"> компании</w:t>
+        <w:t>. В его задачи входит управление уч</w:t>
+      </w:r>
+      <w:r>
+        <w:t>е</w:t>
+      </w:r>
+      <w:r>
+        <w:t xml:space="preserve">тными записями </w:t>
+      </w:r>
+      <w:r>
+        <w:t xml:space="preserve">других </w:t>
+      </w:r>
+      <w:r>
+        <w:t xml:space="preserve">пользователей, контроль и коррекция прав доступа к </w:t>
+      </w:r>
+      <w:r>
+        <w:t>заметкам</w:t>
+      </w:r>
+      <w:r>
+        <w:t xml:space="preserve">, а также разрешение конфликтных ситуаций и инцидентов, возникающих в процессе </w:t>
+      </w:r>
+      <w:r>
+        <w:t>использования программной системы</w:t>
       </w:r>
       <w:r>
         <w:t>.</w:t>
-      </w:r>
-    </w:p>
-    <w:p>
-      <w:pPr>
-        <w:pStyle w:val="a6"/>
-      </w:pPr>
-      <w:r>
-        <w:t>Также в</w:t>
-      </w:r>
-      <w:r>
-        <w:t xml:space="preserve"> ходе анализа </w:t>
-      </w:r>
-      <w:r>
-        <w:t>целевой аудитории</w:t>
-      </w:r>
-      <w:r>
-        <w:t xml:space="preserve"> было выделено несколько ролей </w:t>
-      </w:r>
-      <w:proofErr w:type="spellStart"/>
-      <w:r>
-        <w:t>польва</w:t>
-      </w:r>
-      <w:r>
-        <w:t>телей</w:t>
-      </w:r>
-      <w:proofErr w:type="spellEnd"/>
-      <w:r>
-        <w:t xml:space="preserve"> </w:t>
-      </w:r>
-      <w:r>
-        <w:t xml:space="preserve">проектируемой </w:t>
-      </w:r>
-      <w:r>
-        <w:t>системы</w:t>
-      </w:r>
-      <w:r>
-        <w:t>:</w:t>
-      </w:r>
-    </w:p>
-    <w:p>
-      <w:pPr>
-        <w:pStyle w:val="a6"/>
-      </w:pPr>
-      <w:r>
-        <w:t xml:space="preserve">Неавторизованный пользователь – </w:t>
-      </w:r>
-      <w:r>
-        <w:t>пользователь, не авторизированный или не зарегистрированный в системе и не имеющий доступ к функционалу.</w:t>
-      </w:r>
-    </w:p>
-    <w:p>
-      <w:pPr>
-        <w:pStyle w:val="a6"/>
-      </w:pPr>
-      <w:r>
-        <w:t xml:space="preserve">Клиент – </w:t>
-      </w:r>
-      <w:r>
-        <w:t>зарегистрированный</w:t>
-      </w:r>
-      <w:r>
-        <w:t xml:space="preserve"> в системе пользователь.</w:t>
-      </w:r>
-      <w:r>
-        <w:t xml:space="preserve"> </w:t>
-      </w:r>
-      <w:r>
-        <w:t>После</w:t>
-      </w:r>
-      <w:r>
-        <w:t xml:space="preserve"> </w:t>
-      </w:r>
-      <w:r>
-        <w:t>авторизации открывается полный клиентский доступ к функционалу сервиса: управление заметками, управление директориями заметок, управление инструментами для планирования задач (</w:t>
-      </w:r>
-      <w:proofErr w:type="spellStart"/>
-      <w:r>
-        <w:t>канбан</w:t>
-      </w:r>
-      <w:proofErr w:type="spellEnd"/>
-      <w:r>
-        <w:t xml:space="preserve">-доски и календари), </w:t>
-      </w:r>
-      <w:r>
-        <w:t xml:space="preserve">управление правами доступа заметок для совместной работы, </w:t>
-      </w:r>
-      <w:r>
-        <w:t>просмотр аналитики и различных статистик</w:t>
-      </w:r>
-      <w:r>
-        <w:t xml:space="preserve"> и управление модулями интерфейса.</w:t>
-      </w:r>
-    </w:p>
-    <w:p>
-      <w:pPr>
-        <w:pStyle w:val="a6"/>
-      </w:pPr>
-      <w:r>
-        <w:t xml:space="preserve">Администратор – </w:t>
-      </w:r>
-      <w:r>
-        <w:t>сотрудник сервиса, основные задачи которого обеспечение безопасности и разрешение конфликтных ситуаций и инцидентов</w:t>
-      </w:r>
-      <w:r>
-        <w:t>. Имеет доступ к следующему функционалу: управление пользователями и управлением правами доступа совместного использования.</w:t>
       </w:r>
     </w:p>
     <w:p>
@@ -3248,7 +3771,6 @@
         </w:numPr>
       </w:pPr>
       <w:r>
-        <w:lastRenderedPageBreak/>
         <w:t>Описание п</w:t>
       </w:r>
       <w:r>
@@ -3329,6 +3851,7 @@
         <w:rPr>
           <w:noProof/>
         </w:rPr>
+        <w:lastRenderedPageBreak/>
         <w:drawing>
           <wp:inline distT="0" distB="0" distL="0" distR="0" wp14:anchorId="0AF26571" wp14:editId="4DAB52BB">
             <wp:extent cx="5967730" cy="3658769"/>
@@ -3476,60 +3999,60 @@
         <w:pStyle w:val="a6"/>
       </w:pPr>
       <w:r>
+        <w:t xml:space="preserve">Для моделирования структуры программной системы </w:t>
+      </w:r>
+      <w:r>
+        <w:t>на верхнем уровне</w:t>
+      </w:r>
+      <w:r>
+        <w:t xml:space="preserve"> была разработана диаграмма классов </w:t>
+      </w:r>
+      <w:r>
+        <w:t>– «</w:t>
+      </w:r>
+      <w:r>
+        <w:t xml:space="preserve">Class </w:t>
+      </w:r>
+      <w:proofErr w:type="spellStart"/>
+      <w:r>
+        <w:t>Diagram</w:t>
+      </w:r>
+      <w:proofErr w:type="spellEnd"/>
+      <w:r>
+        <w:t>» (см. рис. 2)</w:t>
+      </w:r>
+      <w:r>
+        <w:t>. Данный тип диаграмм в рамках языка UML позволяет описать логическую архитектуру системы, представляя ее в виде классов, их атрибутов, методов и взаимосвязей. На основе анализа предметной области были выделены ключевые сущности и их атрибуты</w:t>
+      </w:r>
+      <w:r>
+        <w:t>: «Заметка», «</w:t>
+      </w:r>
+      <w:proofErr w:type="spellStart"/>
+      <w:r>
+        <w:t>Канбан</w:t>
+      </w:r>
+      <w:proofErr w:type="spellEnd"/>
+      <w:r>
+        <w:t xml:space="preserve">-доска», «Календарь», «Директория», «Файловая система», «Права доступа», «Пользователь», «Администратор», «Клиент», «Неавторизированный пользователь», «Пользовательский профиль </w:t>
+      </w:r>
+      <w:proofErr w:type="spellStart"/>
+      <w:r>
+        <w:t>настроеек</w:t>
+      </w:r>
+      <w:proofErr w:type="spellEnd"/>
+      <w:r>
+        <w:t>», «Модуль интерфейса».</w:t>
+      </w:r>
+    </w:p>
+    <w:p>
+      <w:pPr>
+        <w:pStyle w:val="ab"/>
+      </w:pPr>
+      <w:r>
+        <w:rPr>
+          <w:noProof/>
+        </w:rPr>
         <w:lastRenderedPageBreak/>
-        <w:t xml:space="preserve">Для моделирования структуры программной системы </w:t>
-      </w:r>
-      <w:r>
-        <w:t>на верхнем уровне</w:t>
-      </w:r>
-      <w:r>
-        <w:t xml:space="preserve"> была разработана диаграмма классов </w:t>
-      </w:r>
-      <w:r>
-        <w:t>– «</w:t>
-      </w:r>
-      <w:r>
-        <w:t xml:space="preserve">Class </w:t>
-      </w:r>
-      <w:proofErr w:type="spellStart"/>
-      <w:r>
-        <w:t>Diagram</w:t>
-      </w:r>
-      <w:proofErr w:type="spellEnd"/>
-      <w:r>
-        <w:t>» (см. рис. 2)</w:t>
-      </w:r>
-      <w:r>
-        <w:t>. Данный тип диаграмм в рамках языка UML позволяет описать логическую архитектуру системы, представляя ее в виде классов, их атрибутов, методов и взаимосвязей. На основе анализа предметной области были выделены ключевые сущности и их атрибуты</w:t>
-      </w:r>
-      <w:r>
-        <w:t>: «Заметка», «</w:t>
-      </w:r>
-      <w:proofErr w:type="spellStart"/>
-      <w:r>
-        <w:t>Канбан</w:t>
-      </w:r>
-      <w:proofErr w:type="spellEnd"/>
-      <w:r>
-        <w:t xml:space="preserve">-доска», «Календарь», «Директория», «Файловая система», «Права доступа», «Пользователь», «Администратор», «Клиент», «Неавторизированный пользователь», «Пользовательский профиль </w:t>
-      </w:r>
-      <w:proofErr w:type="spellStart"/>
-      <w:r>
-        <w:t>настроеек</w:t>
-      </w:r>
-      <w:proofErr w:type="spellEnd"/>
-      <w:r>
-        <w:t>», «Модуль интерфейса».</w:t>
-      </w:r>
-    </w:p>
-    <w:p>
-      <w:pPr>
-        <w:pStyle w:val="ab"/>
-      </w:pPr>
-      <w:r>
-        <w:rPr>
-          <w:noProof/>
-        </w:rPr>
         <w:drawing>
           <wp:inline distT="0" distB="0" distL="0" distR="0" wp14:anchorId="48A720E0" wp14:editId="02932300">
             <wp:extent cx="5844064" cy="5619750"/>
@@ -3627,105 +4150,105 @@
         <w:pStyle w:val="a6"/>
       </w:pPr>
       <w:r>
+        <w:t>Ключевыми сущностями</w:t>
+      </w:r>
+      <w:r>
+        <w:t xml:space="preserve"> разрабатываемой системы являются взаимосвязанные объекты «Заметка» и «Права доступа». Их жизненные циклы были представлены в виде диаграмм состояний – «</w:t>
+      </w:r>
+      <w:proofErr w:type="spellStart"/>
+      <w:r>
+        <w:t>Statechart</w:t>
+      </w:r>
+      <w:proofErr w:type="spellEnd"/>
+      <w:r>
+        <w:t xml:space="preserve"> </w:t>
+      </w:r>
+      <w:proofErr w:type="spellStart"/>
+      <w:r>
+        <w:t>Diagram</w:t>
+      </w:r>
+      <w:proofErr w:type="spellEnd"/>
+      <w:r>
+        <w:t>»</w:t>
+      </w:r>
+      <w:r>
+        <w:t xml:space="preserve"> (</w:t>
+      </w:r>
+      <w:r>
+        <w:t>см. рис. 3-4</w:t>
+      </w:r>
+      <w:r>
+        <w:t>)</w:t>
+      </w:r>
+      <w:r>
+        <w:t>.</w:t>
+      </w:r>
+    </w:p>
+    <w:p>
+      <w:pPr>
+        <w:pStyle w:val="a6"/>
+      </w:pPr>
+      <w:r>
+        <w:t>Диаграмма</w:t>
+      </w:r>
+      <w:r>
+        <w:t xml:space="preserve"> состояний</w:t>
+      </w:r>
+      <w:r>
+        <w:t xml:space="preserve"> сущности «Заметка» отражает ее жизненный цикл с момента создания до удаления.</w:t>
+      </w:r>
+      <w:r>
+        <w:t xml:space="preserve"> Объект включает в себя следующие состояния: «Создано» </w:t>
+      </w:r>
+      <w:r>
+        <w:t>–</w:t>
+      </w:r>
+      <w:r>
+        <w:t xml:space="preserve"> </w:t>
+      </w:r>
+      <w:r>
+        <w:t>момент создания заметки</w:t>
+      </w:r>
+      <w:r>
+        <w:t>;</w:t>
+      </w:r>
+      <w:r>
+        <w:t xml:space="preserve"> «В редактировании» –</w:t>
+      </w:r>
+      <w:r>
+        <w:t xml:space="preserve"> автор или соавтор с необходимым доступом находится в редакторе заметок</w:t>
+      </w:r>
+      <w:r>
+        <w:t>;</w:t>
+      </w:r>
+      <w:r>
+        <w:t xml:space="preserve"> «Сохранено» </w:t>
+      </w:r>
+      <w:r>
+        <w:t>–</w:t>
+      </w:r>
+      <w:r>
+        <w:t xml:space="preserve"> пользователь сохраняет отредактированный документ</w:t>
+      </w:r>
+      <w:r>
+        <w:t xml:space="preserve">; </w:t>
+      </w:r>
+      <w:r>
+        <w:t xml:space="preserve">«Удалено» </w:t>
+      </w:r>
+      <w:r>
+        <w:t>–</w:t>
+      </w:r>
+      <w:r>
+        <w:t xml:space="preserve"> автор документа удалил объект.</w:t>
+      </w:r>
+    </w:p>
+    <w:p>
+      <w:pPr>
+        <w:pStyle w:val="a6"/>
+      </w:pPr>
+      <w:r>
         <w:lastRenderedPageBreak/>
-        <w:t>Ключевыми сущностями</w:t>
-      </w:r>
-      <w:r>
-        <w:t xml:space="preserve"> разрабатываемой системы являются взаимосвязанные объекты «Заметка» и «Права доступа». Их жизненные циклы были представлены в виде диаграмм состояний – «</w:t>
-      </w:r>
-      <w:proofErr w:type="spellStart"/>
-      <w:r>
-        <w:t>Statechart</w:t>
-      </w:r>
-      <w:proofErr w:type="spellEnd"/>
-      <w:r>
-        <w:t xml:space="preserve"> </w:t>
-      </w:r>
-      <w:proofErr w:type="spellStart"/>
-      <w:r>
-        <w:t>Diagram</w:t>
-      </w:r>
-      <w:proofErr w:type="spellEnd"/>
-      <w:r>
-        <w:t>»</w:t>
-      </w:r>
-      <w:r>
-        <w:t xml:space="preserve"> (</w:t>
-      </w:r>
-      <w:r>
-        <w:t>см. рис. 3-4</w:t>
-      </w:r>
-      <w:r>
-        <w:t>)</w:t>
-      </w:r>
-      <w:r>
-        <w:t>.</w:t>
-      </w:r>
-    </w:p>
-    <w:p>
-      <w:pPr>
-        <w:pStyle w:val="a6"/>
-      </w:pPr>
-      <w:r>
-        <w:t>Диаграмма</w:t>
-      </w:r>
-      <w:r>
-        <w:t xml:space="preserve"> состояний</w:t>
-      </w:r>
-      <w:r>
-        <w:t xml:space="preserve"> сущности «Заметка» отражает ее жизненный цикл с момента создания до удаления.</w:t>
-      </w:r>
-      <w:r>
-        <w:t xml:space="preserve"> Объект включает в себя следующие состояния: «Создано» </w:t>
-      </w:r>
-      <w:r>
-        <w:t>–</w:t>
-      </w:r>
-      <w:r>
-        <w:t xml:space="preserve"> </w:t>
-      </w:r>
-      <w:r>
-        <w:t>момент создания заметки</w:t>
-      </w:r>
-      <w:r>
-        <w:t>;</w:t>
-      </w:r>
-      <w:r>
-        <w:t xml:space="preserve"> «В редактировании» –</w:t>
-      </w:r>
-      <w:r>
-        <w:t xml:space="preserve"> автор или соавтор с необходимым доступом находится в редакторе заметок</w:t>
-      </w:r>
-      <w:r>
-        <w:t>;</w:t>
-      </w:r>
-      <w:r>
-        <w:t xml:space="preserve"> «Сохранено» </w:t>
-      </w:r>
-      <w:r>
-        <w:t>–</w:t>
-      </w:r>
-      <w:r>
-        <w:t xml:space="preserve"> пользователь сохраняет отредактированный документ</w:t>
-      </w:r>
-      <w:r>
-        <w:t xml:space="preserve">; </w:t>
-      </w:r>
-      <w:r>
-        <w:t xml:space="preserve">«Удалено» </w:t>
-      </w:r>
-      <w:r>
-        <w:t>–</w:t>
-      </w:r>
-      <w:r>
-        <w:t xml:space="preserve"> автор документа удалил объект.</w:t>
-      </w:r>
-    </w:p>
-    <w:p>
-      <w:pPr>
-        <w:pStyle w:val="a6"/>
-      </w:pPr>
-      <w:r>
         <w:t>Диаграмма «Права доступа» отражает жизненный цикл различны</w:t>
       </w:r>
       <w:r>
@@ -3978,7 +4501,6 @@
         <w:pStyle w:val="a6"/>
       </w:pPr>
       <w:r>
-        <w:lastRenderedPageBreak/>
         <w:t>Для визуализации работы системы были разработаны диаграммы в нотации BPMN, отображающие последовательность выполнения операций, распределение ролей участников и движение информационных потоков</w:t>
       </w:r>
       <w:r>
@@ -4021,7 +4543,11 @@
         <w:t>, в</w:t>
       </w:r>
       <w:r>
-        <w:t xml:space="preserve"> этом случае процесс включает рассылку приглашений соавторам, обработку их </w:t>
+        <w:t xml:space="preserve"> этом случае процесс включает рассылку приглашений соавторам, </w:t>
+      </w:r>
+      <w:r>
+        <w:lastRenderedPageBreak/>
+        <w:t xml:space="preserve">обработку их </w:t>
       </w:r>
       <w:r>
         <w:t>ответов</w:t>
@@ -4205,7 +4731,6 @@
         <w:pStyle w:val="ab"/>
       </w:pPr>
       <w:r>
-        <w:lastRenderedPageBreak/>
         <w:drawing>
           <wp:inline distT="0" distB="0" distL="0" distR="0" wp14:anchorId="0D288AEE" wp14:editId="67667A51">
             <wp:extent cx="5176546" cy="2543175"/>
@@ -4257,6 +4782,7 @@
         <w:pStyle w:val="ab"/>
       </w:pPr>
       <w:r>
+        <w:lastRenderedPageBreak/>
         <w:t xml:space="preserve">Рисунок </w:t>
       </w:r>
       <w:r>
@@ -4462,7 +4988,6 @@
         <w:ind w:left="0" w:firstLine="709"/>
       </w:pPr>
       <w:r>
-        <w:lastRenderedPageBreak/>
         <w:t>Система долж</w:t>
       </w:r>
       <w:r>
@@ -4561,6 +5086,7 @@
         <w:ind w:left="0" w:firstLine="709"/>
       </w:pPr>
       <w:r>
+        <w:lastRenderedPageBreak/>
         <w:t xml:space="preserve">Система должна обеспечивать работу базового функционала </w:t>
       </w:r>
       <w:proofErr w:type="spellStart"/>
@@ -4694,7 +5220,6 @@
         <w:pStyle w:val="a6"/>
       </w:pPr>
       <w:r>
-        <w:lastRenderedPageBreak/>
         <w:t>Для</w:t>
       </w:r>
       <w:r>
@@ -4788,6 +5313,7 @@
         <w:ind w:left="0" w:firstLine="709"/>
       </w:pPr>
       <w:r>
+        <w:lastRenderedPageBreak/>
         <w:t>Для операций, требующих обработки большого объема данн</w:t>
       </w:r>
       <w:r>
@@ -4995,7 +5521,6 @@
         <w:ind w:left="0" w:firstLine="709"/>
       </w:pPr>
       <w:r>
-        <w:lastRenderedPageBreak/>
         <w:t>Доступ к функционалу системы должен быть разрешен только после прохождения аутентификации;</w:t>
       </w:r>
     </w:p>
@@ -5099,6 +5624,7 @@
         <w:ind w:left="0" w:firstLine="709"/>
       </w:pPr>
       <w:r>
+        <w:lastRenderedPageBreak/>
         <w:t>Система должна гарантировать целостность и сохранность данных пользователя</w:t>
       </w:r>
       <w:r>

--- a/docs/РПС_КП_Анализ_предметной_области_ПРИ_123_Манайчева_Нямаа.docx
+++ b/docs/РПС_КП_Анализ_предметной_области_ПРИ_123_Манайчева_Нямаа.docx
@@ -3845,6 +3845,37 @@
     </w:p>
     <w:p>
       <w:pPr>
+        <w:pStyle w:val="a6"/>
+      </w:pPr>
+      <w:r>
+        <w:t xml:space="preserve">Для детального рассмотрения и уточнения процессов далее представлены расширенные описания следующих </w:t>
+      </w:r>
+      <w:r>
+        <w:t xml:space="preserve">наиболее значимых </w:t>
+      </w:r>
+      <w:r>
+        <w:t>прецедентов:</w:t>
+      </w:r>
+      <w:r>
+        <w:t xml:space="preserve"> «Добавить права доступа», «Добавить событие в календарь» и «Удалить </w:t>
+      </w:r>
+      <w:proofErr w:type="spellStart"/>
+      <w:r>
+        <w:t>к</w:t>
+      </w:r>
+      <w:r>
+        <w:t>ан</w:t>
+      </w:r>
+      <w:r>
+        <w:t>бан</w:t>
+      </w:r>
+      <w:proofErr w:type="spellEnd"/>
+      <w:r>
+        <w:t>-доску».</w:t>
+      </w:r>
+    </w:p>
+    <w:p>
+      <w:pPr>
         <w:pStyle w:val="ab"/>
       </w:pPr>
       <w:r>
@@ -3853,7 +3884,7 @@
         </w:rPr>
         <w:lastRenderedPageBreak/>
         <w:drawing>
-          <wp:inline distT="0" distB="0" distL="0" distR="0" wp14:anchorId="0AF26571" wp14:editId="4DAB52BB">
+          <wp:inline distT="0" distB="0" distL="0" distR="0" wp14:anchorId="0AF26571" wp14:editId="0A3C6AC3">
             <wp:extent cx="5967730" cy="3658769"/>
             <wp:effectExtent l="19050" t="19050" r="13970" b="18415"/>
             <wp:docPr id="1" name="Рисунок 1"/>
@@ -3941,15 +3972,1172 @@
     </w:p>
     <w:p>
       <w:pPr>
-        <w:pStyle w:val="ab"/>
-      </w:pPr>
-    </w:p>
-    <w:p>
-      <w:pPr>
         <w:pStyle w:val="a6"/>
       </w:pPr>
-      <w:r>
-        <w:t>+ расширенное описание 2-3 прецедентов</w:t>
+    </w:p>
+    <w:p>
+      <w:pPr>
+        <w:pStyle w:val="a6"/>
+        <w:numPr>
+          <w:ilvl w:val="0"/>
+          <w:numId w:val="19"/>
+        </w:numPr>
+      </w:pPr>
+      <w:r>
+        <w:t>Прецедент: «</w:t>
+      </w:r>
+      <w:r>
+        <w:t>Добавить права доступа (на заметку)</w:t>
+      </w:r>
+      <w:r>
+        <w:t>»</w:t>
+      </w:r>
+    </w:p>
+    <w:p>
+      <w:pPr>
+        <w:pStyle w:val="a6"/>
+      </w:pPr>
+      <w:r>
+        <w:rPr>
+          <w:i/>
+          <w:iCs/>
+        </w:rPr>
+        <w:t>Предусловие:</w:t>
+      </w:r>
+      <w:r>
+        <w:t xml:space="preserve"> пользователь </w:t>
+      </w:r>
+      <w:r>
+        <w:t xml:space="preserve">имеет хотя бы одну активную </w:t>
+      </w:r>
+      <w:r>
+        <w:t>(</w:t>
+      </w:r>
+      <w:r>
+        <w:t xml:space="preserve">не удаленную) </w:t>
+      </w:r>
+      <w:r>
+        <w:t>заметку</w:t>
+      </w:r>
+      <w:r>
+        <w:t>;</w:t>
+      </w:r>
+    </w:p>
+    <w:p>
+      <w:pPr>
+        <w:pStyle w:val="a6"/>
+      </w:pPr>
+      <w:r>
+        <w:rPr>
+          <w:i/>
+          <w:iCs/>
+        </w:rPr>
+        <w:t>Действующее лицо:</w:t>
+      </w:r>
+      <w:r>
+        <w:t xml:space="preserve"> клиент</w:t>
+      </w:r>
+      <w:r>
+        <w:t xml:space="preserve"> (владелец заметки)</w:t>
+      </w:r>
+      <w:r>
+        <w:t>;</w:t>
+      </w:r>
+    </w:p>
+    <w:p>
+      <w:pPr>
+        <w:pStyle w:val="a6"/>
+      </w:pPr>
+      <w:r>
+        <w:rPr>
+          <w:i/>
+          <w:iCs/>
+        </w:rPr>
+        <w:t>Основной поток:</w:t>
+      </w:r>
+      <w:r>
+        <w:t xml:space="preserve"> «</w:t>
+      </w:r>
+      <w:r>
+        <w:t>Добавить права доступа (на заметку)</w:t>
+      </w:r>
+      <w:r>
+        <w:t>». 1. П</w:t>
+      </w:r>
+      <w:r>
+        <w:t xml:space="preserve">ользователь </w:t>
+      </w:r>
+      <w:r>
+        <w:t>выбирает нужную заметку</w:t>
+      </w:r>
+      <w:r>
+        <w:t xml:space="preserve"> </w:t>
+      </w:r>
+      <w:r>
+        <w:t>из списка существующих</w:t>
+      </w:r>
+      <w:r>
+        <w:t xml:space="preserve">; 2. </w:t>
+      </w:r>
+      <w:bookmarkStart w:id="2" w:name="_Hlk216484386"/>
+      <w:r>
+        <w:t>Нажимает кнопку «Поделиться»</w:t>
+      </w:r>
+      <w:bookmarkEnd w:id="2"/>
+      <w:r>
+        <w:t>; 3. </w:t>
+      </w:r>
+      <w:r>
+        <w:t xml:space="preserve">Система отображает </w:t>
+      </w:r>
+      <w:r>
+        <w:t>модельное окно для</w:t>
+      </w:r>
+      <w:r>
+        <w:t xml:space="preserve"> управления правами</w:t>
+      </w:r>
+      <w:r>
+        <w:t xml:space="preserve"> доступа</w:t>
+      </w:r>
+      <w:r>
+        <w:t xml:space="preserve">; 4. </w:t>
+      </w:r>
+      <w:r>
+        <w:t xml:space="preserve">Пользователь вводит данные </w:t>
+      </w:r>
+      <w:r>
+        <w:t>соавтора</w:t>
+      </w:r>
+      <w:r>
+        <w:t xml:space="preserve"> </w:t>
+      </w:r>
+      <w:r>
+        <w:t>(</w:t>
+      </w:r>
+      <w:r>
+        <w:rPr>
+          <w:lang w:val="en-US"/>
+        </w:rPr>
+        <w:t>Email</w:t>
+      </w:r>
+      <w:r>
+        <w:t xml:space="preserve">) </w:t>
+      </w:r>
+      <w:r>
+        <w:t>и выбирает тип прав («На просмотр» или «На редактирование»)</w:t>
+      </w:r>
+      <w:r>
+        <w:t xml:space="preserve">; 5. </w:t>
+      </w:r>
+      <w:r>
+        <w:t>Н</w:t>
+      </w:r>
+      <w:r>
+        <w:t>ажимает кнопку «</w:t>
+      </w:r>
+      <w:r>
+        <w:t>Предоставить</w:t>
+      </w:r>
+      <w:r>
+        <w:t xml:space="preserve"> </w:t>
+      </w:r>
+      <w:r>
+        <w:t>доступ</w:t>
+      </w:r>
+      <w:r>
+        <w:t>»</w:t>
+      </w:r>
+      <w:r>
+        <w:t xml:space="preserve">; 6. </w:t>
+      </w:r>
+      <w:r>
+        <w:t xml:space="preserve">Система проверяет существование </w:t>
+      </w:r>
+      <w:r>
+        <w:t>соавтора</w:t>
+      </w:r>
+      <w:r>
+        <w:t xml:space="preserve"> в </w:t>
+      </w:r>
+      <w:r>
+        <w:t>базе данных</w:t>
+      </w:r>
+      <w:r>
+        <w:t>,</w:t>
+      </w:r>
+      <w:r>
+        <w:t xml:space="preserve"> отправляет ему уведомление о предоставлении</w:t>
+      </w:r>
+      <w:r>
+        <w:t xml:space="preserve"> </w:t>
+      </w:r>
+      <w:r>
+        <w:t>доступа</w:t>
+      </w:r>
+      <w:r>
+        <w:t>;</w:t>
+      </w:r>
+    </w:p>
+    <w:p>
+      <w:pPr>
+        <w:pStyle w:val="a6"/>
+      </w:pPr>
+      <w:r>
+        <w:rPr>
+          <w:i/>
+          <w:iCs/>
+        </w:rPr>
+        <w:t>Альтернативный поток</w:t>
+      </w:r>
+      <w:r>
+        <w:rPr>
+          <w:i/>
+          <w:iCs/>
+        </w:rPr>
+        <w:t xml:space="preserve"> 1</w:t>
+      </w:r>
+      <w:r>
+        <w:rPr>
+          <w:i/>
+          <w:iCs/>
+        </w:rPr>
+        <w:t>:</w:t>
+      </w:r>
+      <w:r>
+        <w:t xml:space="preserve"> «</w:t>
+      </w:r>
+      <w:r>
+        <w:t>Соавтор</w:t>
+      </w:r>
+      <w:r>
+        <w:t xml:space="preserve"> не был найден». </w:t>
+      </w:r>
+      <w:r>
+        <w:t xml:space="preserve">На шаге 6 система не находит </w:t>
+      </w:r>
+      <w:r>
+        <w:t xml:space="preserve">соавтора в базе данных по </w:t>
+      </w:r>
+      <w:r>
+        <w:t>введ</w:t>
+      </w:r>
+      <w:r>
+        <w:t>е</w:t>
+      </w:r>
+      <w:r>
+        <w:t>нн</w:t>
+      </w:r>
+      <w:r>
+        <w:t>ой информации</w:t>
+      </w:r>
+      <w:r>
+        <w:t>. В этом случае система отображает сообщение об ошибке «Пользователь не найден» и возвращается к шагу 3 основного потока</w:t>
+      </w:r>
+      <w:r>
+        <w:t>;</w:t>
+      </w:r>
+    </w:p>
+    <w:p>
+      <w:pPr>
+        <w:pStyle w:val="a6"/>
+        <w:rPr>
+          <w:i/>
+          <w:iCs/>
+        </w:rPr>
+      </w:pPr>
+    </w:p>
+    <w:p>
+      <w:pPr>
+        <w:spacing w:line="360" w:lineRule="auto"/>
+        <w:rPr>
+          <w:rFonts w:eastAsiaTheme="minorHAnsi"/>
+          <w:color w:val="auto"/>
+          <w:sz w:val="28"/>
+          <w:szCs w:val="28"/>
+          <w:lang w:eastAsia="en-US"/>
+        </w:rPr>
+      </w:pPr>
+      <w:r>
+        <w:rPr>
+          <w:i/>
+          <w:iCs/>
+        </w:rPr>
+        <w:lastRenderedPageBreak/>
+        <w:t>Альтернативный поток</w:t>
+      </w:r>
+      <w:r>
+        <w:rPr>
+          <w:i/>
+          <w:iCs/>
+        </w:rPr>
+        <w:t xml:space="preserve"> 2</w:t>
+      </w:r>
+      <w:r>
+        <w:rPr>
+          <w:i/>
+          <w:iCs/>
+        </w:rPr>
+        <w:t>:</w:t>
+      </w:r>
+      <w:r>
+        <w:t xml:space="preserve"> </w:t>
+      </w:r>
+      <w:r>
+        <w:rPr>
+          <w:rStyle w:val="a8"/>
+        </w:rPr>
+        <w:t>«Права уже предоставлены». На</w:t>
+      </w:r>
+      <w:r>
+        <w:rPr>
+          <w:rStyle w:val="a8"/>
+          <w:lang w:eastAsia="en-US"/>
+        </w:rPr>
+        <w:t xml:space="preserve"> шаге 6 система обнаруживает, что права</w:t>
+      </w:r>
+      <w:r>
+        <w:rPr>
+          <w:rStyle w:val="a8"/>
+          <w:lang w:eastAsia="en-US"/>
+        </w:rPr>
+        <w:t xml:space="preserve"> доступа</w:t>
+      </w:r>
+      <w:r>
+        <w:rPr>
+          <w:rStyle w:val="a8"/>
+          <w:lang w:eastAsia="en-US"/>
+        </w:rPr>
+        <w:t xml:space="preserve"> для данного пользователя на </w:t>
+      </w:r>
+      <w:r>
+        <w:rPr>
+          <w:rStyle w:val="a8"/>
+          <w:lang w:eastAsia="en-US"/>
+        </w:rPr>
+        <w:t>выбранную</w:t>
+      </w:r>
+      <w:r>
+        <w:rPr>
+          <w:rStyle w:val="a8"/>
+          <w:lang w:eastAsia="en-US"/>
+        </w:rPr>
+        <w:t xml:space="preserve"> заметку уже существуют. В этом случае система отображает сообщение «Доступ уже предоставлен» и завершает прецедент</w:t>
+      </w:r>
+      <w:r>
+        <w:rPr>
+          <w:rStyle w:val="a8"/>
+          <w:lang w:eastAsia="en-US"/>
+        </w:rPr>
+        <w:t>;</w:t>
+      </w:r>
+    </w:p>
+    <w:p>
+      <w:pPr>
+        <w:pStyle w:val="a6"/>
+      </w:pPr>
+      <w:r>
+        <w:rPr>
+          <w:i/>
+          <w:iCs/>
+        </w:rPr>
+        <w:t>Постусловие:</w:t>
+      </w:r>
+      <w:r>
+        <w:t xml:space="preserve"> </w:t>
+      </w:r>
+      <w:r>
+        <w:t>соавтор</w:t>
+      </w:r>
+      <w:r>
+        <w:t xml:space="preserve"> получает уведомление </w:t>
+      </w:r>
+      <w:r>
+        <w:t>о</w:t>
+      </w:r>
+      <w:r>
+        <w:t xml:space="preserve"> предоставлени</w:t>
+      </w:r>
+      <w:r>
+        <w:t>и прав</w:t>
+      </w:r>
+      <w:r>
+        <w:t xml:space="preserve"> доступа на заметку от другого пользователя</w:t>
+      </w:r>
+      <w:r>
+        <w:t xml:space="preserve">. </w:t>
+      </w:r>
+      <w:r>
+        <w:t>После</w:t>
+      </w:r>
+      <w:r>
+        <w:t xml:space="preserve"> принятия </w:t>
+      </w:r>
+      <w:r>
+        <w:t xml:space="preserve">приглашения </w:t>
+      </w:r>
+      <w:r>
+        <w:t>в</w:t>
+      </w:r>
+      <w:r>
+        <w:t>ладелец</w:t>
+      </w:r>
+      <w:r>
+        <w:t xml:space="preserve"> заметки</w:t>
+      </w:r>
+      <w:r>
+        <w:t xml:space="preserve"> видит нового соавтора в списке пользователей с </w:t>
+      </w:r>
+      <w:r>
+        <w:t xml:space="preserve">правами </w:t>
+      </w:r>
+      <w:r>
+        <w:t>доступ</w:t>
+      </w:r>
+      <w:r>
+        <w:t>а</w:t>
+      </w:r>
+      <w:r>
+        <w:t xml:space="preserve">. В </w:t>
+      </w:r>
+      <w:r>
+        <w:t>случае отказа владелец получает соответствующее уведомление.</w:t>
+      </w:r>
+    </w:p>
+    <w:p>
+      <w:pPr>
+        <w:pStyle w:val="a6"/>
+      </w:pPr>
+    </w:p>
+    <w:p>
+      <w:pPr>
+        <w:pStyle w:val="a6"/>
+        <w:numPr>
+          <w:ilvl w:val="0"/>
+          <w:numId w:val="19"/>
+        </w:numPr>
+      </w:pPr>
+      <w:r>
+        <w:t>Прецедент: «</w:t>
+      </w:r>
+      <w:r>
+        <w:t>Добавить событие в календарь</w:t>
+      </w:r>
+      <w:r>
+        <w:t>»</w:t>
+      </w:r>
+    </w:p>
+    <w:p>
+      <w:pPr>
+        <w:pStyle w:val="a6"/>
+      </w:pPr>
+      <w:bookmarkStart w:id="3" w:name="_Hlk210304585"/>
+      <w:r>
+        <w:rPr>
+          <w:i/>
+          <w:iCs/>
+        </w:rPr>
+        <w:t>Предусловие:</w:t>
+      </w:r>
+      <w:r>
+        <w:t xml:space="preserve"> </w:t>
+      </w:r>
+      <w:r>
+        <w:t xml:space="preserve">пользователь имеет хотя бы одну активную </w:t>
+      </w:r>
+      <w:r>
+        <w:t>(</w:t>
+      </w:r>
+      <w:r>
+        <w:t>не удаленную) заметку</w:t>
+      </w:r>
+      <w:r>
+        <w:t>, созданную</w:t>
+      </w:r>
+      <w:r>
+        <w:t xml:space="preserve"> по шаблону «Календарь»</w:t>
+      </w:r>
+      <w:r>
+        <w:t>;</w:t>
+      </w:r>
+    </w:p>
+    <w:p>
+      <w:pPr>
+        <w:pStyle w:val="a6"/>
+      </w:pPr>
+      <w:r>
+        <w:rPr>
+          <w:i/>
+          <w:iCs/>
+        </w:rPr>
+        <w:t>Действующее лицо:</w:t>
+      </w:r>
+      <w:r>
+        <w:t xml:space="preserve"> клиент;</w:t>
+      </w:r>
+    </w:p>
+    <w:p>
+      <w:pPr>
+        <w:pStyle w:val="a6"/>
+      </w:pPr>
+      <w:r>
+        <w:rPr>
+          <w:i/>
+          <w:iCs/>
+        </w:rPr>
+        <w:t xml:space="preserve">Основной поток: </w:t>
+      </w:r>
+      <w:r>
+        <w:t>«</w:t>
+      </w:r>
+      <w:r>
+        <w:t>Добавить событие в календарь</w:t>
+      </w:r>
+      <w:r>
+        <w:t xml:space="preserve">». 1. </w:t>
+      </w:r>
+      <w:r>
+        <w:t xml:space="preserve">Пользователь выбирает </w:t>
+      </w:r>
+      <w:r>
+        <w:t xml:space="preserve">ячейку с определенной </w:t>
+      </w:r>
+      <w:r>
+        <w:t>дат</w:t>
+      </w:r>
+      <w:r>
+        <w:t>ой</w:t>
+      </w:r>
+      <w:r>
+        <w:t xml:space="preserve"> в </w:t>
+      </w:r>
+      <w:r>
+        <w:t xml:space="preserve">интерфейсе </w:t>
+      </w:r>
+      <w:r>
+        <w:t>календар</w:t>
+      </w:r>
+      <w:r>
+        <w:t>я</w:t>
+      </w:r>
+      <w:r>
+        <w:t xml:space="preserve">; 2. </w:t>
+      </w:r>
+      <w:r>
+        <w:t>Система отображает модальное окно с подробной информацией о выбранной ячейке (дне)</w:t>
+      </w:r>
+      <w:r>
+        <w:t>; 3. </w:t>
+      </w:r>
+      <w:r>
+        <w:t xml:space="preserve">Пользователь </w:t>
+      </w:r>
+      <w:r>
+        <w:t>нажимает кнопку «Добавить событие»</w:t>
+      </w:r>
+      <w:r>
+        <w:t>; 4</w:t>
+      </w:r>
+      <w:r>
+        <w:t>.</w:t>
+      </w:r>
+      <w:r>
+        <w:t xml:space="preserve"> Система отображает форму </w:t>
+      </w:r>
+      <w:r>
+        <w:t xml:space="preserve">для </w:t>
+      </w:r>
+      <w:r>
+        <w:t>создания события</w:t>
+      </w:r>
+      <w:r>
+        <w:t xml:space="preserve">; 5. </w:t>
+      </w:r>
+      <w:r>
+        <w:t>Пользователь заполняет поля</w:t>
+      </w:r>
+      <w:r>
+        <w:t xml:space="preserve"> формы</w:t>
+      </w:r>
+      <w:r>
+        <w:t xml:space="preserve"> и нажимает кнопку «</w:t>
+      </w:r>
+      <w:r>
+        <w:t>Добавить</w:t>
+      </w:r>
+      <w:r>
+        <w:t>»</w:t>
+      </w:r>
+      <w:r>
+        <w:t>; 6. </w:t>
+      </w:r>
+      <w:r>
+        <w:t xml:space="preserve">Система </w:t>
+      </w:r>
+      <w:r>
+        <w:t xml:space="preserve">проводит </w:t>
+      </w:r>
+      <w:r>
+        <w:t>валид</w:t>
+      </w:r>
+      <w:r>
+        <w:t>ацию</w:t>
+      </w:r>
+      <w:r>
+        <w:t xml:space="preserve"> данны</w:t>
+      </w:r>
+      <w:r>
+        <w:t>х</w:t>
+      </w:r>
+      <w:r>
+        <w:t xml:space="preserve">, сохраняет новое событие в </w:t>
+      </w:r>
+      <w:r>
+        <w:t>базе данных</w:t>
+      </w:r>
+      <w:r>
+        <w:t>;</w:t>
+      </w:r>
+    </w:p>
+    <w:p>
+      <w:pPr>
+        <w:pStyle w:val="a6"/>
+      </w:pPr>
+      <w:r>
+        <w:rPr>
+          <w:i/>
+          <w:iCs/>
+        </w:rPr>
+        <w:t>Альтернативный поток</w:t>
+      </w:r>
+      <w:r>
+        <w:rPr>
+          <w:i/>
+          <w:iCs/>
+        </w:rPr>
+        <w:t>: «</w:t>
+      </w:r>
+      <w:r>
+        <w:t>Дубликат события</w:t>
+      </w:r>
+      <w:r>
+        <w:t xml:space="preserve">». </w:t>
+      </w:r>
+      <w:r>
+        <w:t xml:space="preserve">На шаге 6 система обнаруживает, что событие с идентичными уже существует в календаре. В этом случае система отображает </w:t>
+      </w:r>
+      <w:r>
+        <w:t>сообщение</w:t>
+      </w:r>
+      <w:r>
+        <w:t xml:space="preserve"> «</w:t>
+      </w:r>
+      <w:r>
+        <w:t>Кажется, т</w:t>
+      </w:r>
+      <w:r>
+        <w:t xml:space="preserve">акое событие уже существует» </w:t>
+      </w:r>
+      <w:r>
+        <w:t xml:space="preserve">и возвращается к шагу </w:t>
+      </w:r>
+      <w:r>
+        <w:t>4</w:t>
+      </w:r>
+      <w:r>
+        <w:t xml:space="preserve"> основного потока</w:t>
+      </w:r>
+      <w:r>
+        <w:t>;</w:t>
+      </w:r>
+    </w:p>
+    <w:p>
+      <w:pPr>
+        <w:pStyle w:val="a6"/>
+      </w:pPr>
+      <w:r>
+        <w:rPr>
+          <w:i/>
+          <w:iCs/>
+        </w:rPr>
+        <w:t xml:space="preserve">Постусловие: </w:t>
+      </w:r>
+      <w:r>
+        <w:t xml:space="preserve">событие </w:t>
+      </w:r>
+      <w:r>
+        <w:t>отображается в ячейке при просмотре календаря</w:t>
+      </w:r>
+      <w:r>
+        <w:t>. Если была при</w:t>
+      </w:r>
+      <w:r>
+        <w:t>креплена</w:t>
+      </w:r>
+      <w:r>
+        <w:t xml:space="preserve"> заметка, </w:t>
+      </w:r>
+      <w:r>
+        <w:t>добавляется</w:t>
+      </w:r>
+      <w:r>
+        <w:t xml:space="preserve"> абсолютная</w:t>
+      </w:r>
+      <w:r>
+        <w:t xml:space="preserve"> ссылка на </w:t>
+      </w:r>
+      <w:r>
+        <w:t>нее</w:t>
+      </w:r>
+      <w:r>
+        <w:t>.</w:t>
+      </w:r>
+      <w:bookmarkEnd w:id="3"/>
+    </w:p>
+    <w:p>
+      <w:pPr>
+        <w:pStyle w:val="a6"/>
+      </w:pPr>
+    </w:p>
+    <w:p>
+      <w:pPr>
+        <w:pStyle w:val="a6"/>
+        <w:numPr>
+          <w:ilvl w:val="0"/>
+          <w:numId w:val="19"/>
+        </w:numPr>
+      </w:pPr>
+      <w:r>
+        <w:t>Прецедент: «</w:t>
+      </w:r>
+      <w:r>
+        <w:t xml:space="preserve">Удалить </w:t>
+      </w:r>
+      <w:proofErr w:type="spellStart"/>
+      <w:r>
+        <w:t>канбан</w:t>
+      </w:r>
+      <w:proofErr w:type="spellEnd"/>
+      <w:r>
+        <w:t>-доску</w:t>
+      </w:r>
+      <w:r>
+        <w:t>»</w:t>
+      </w:r>
+    </w:p>
+    <w:p>
+      <w:pPr>
+        <w:pStyle w:val="a6"/>
+      </w:pPr>
+      <w:r>
+        <w:rPr>
+          <w:i/>
+          <w:iCs/>
+        </w:rPr>
+        <w:t>Предусловие:</w:t>
+      </w:r>
+      <w:r>
+        <w:rPr>
+          <w:i/>
+          <w:iCs/>
+        </w:rPr>
+        <w:t xml:space="preserve"> </w:t>
+      </w:r>
+      <w:r>
+        <w:t xml:space="preserve">пользователь имеет хотя бы одну активную </w:t>
+      </w:r>
+      <w:r>
+        <w:t>(</w:t>
+      </w:r>
+      <w:r>
+        <w:t>не удаленную) заметку, созданную по шаблону «</w:t>
+      </w:r>
+      <w:proofErr w:type="spellStart"/>
+      <w:r>
+        <w:t>Ка</w:t>
+      </w:r>
+      <w:r>
+        <w:t>нбан</w:t>
+      </w:r>
+      <w:proofErr w:type="spellEnd"/>
+      <w:r>
+        <w:t>-доска</w:t>
+      </w:r>
+      <w:r>
+        <w:t>»</w:t>
+      </w:r>
+      <w:r>
+        <w:t>;</w:t>
+      </w:r>
+    </w:p>
+    <w:p>
+      <w:pPr>
+        <w:pStyle w:val="a6"/>
+      </w:pPr>
+      <w:r>
+        <w:rPr>
+          <w:i/>
+          <w:iCs/>
+        </w:rPr>
+        <w:lastRenderedPageBreak/>
+        <w:t>Действующее лицо:</w:t>
+      </w:r>
+      <w:r>
+        <w:rPr>
+          <w:i/>
+          <w:iCs/>
+        </w:rPr>
+        <w:t xml:space="preserve"> </w:t>
+      </w:r>
+      <w:r>
+        <w:t>клиент</w:t>
+      </w:r>
+      <w:r>
+        <w:t>;</w:t>
+      </w:r>
+    </w:p>
+    <w:p>
+      <w:pPr>
+        <w:spacing w:line="360" w:lineRule="auto"/>
+        <w:ind w:left="0"/>
+        <w:rPr>
+          <w:sz w:val="28"/>
+          <w:szCs w:val="28"/>
+          <w:lang w:eastAsia="en-US"/>
+        </w:rPr>
+      </w:pPr>
+      <w:r>
+        <w:rPr>
+          <w:i/>
+          <w:iCs/>
+        </w:rPr>
+        <w:t>Основной поток:</w:t>
+      </w:r>
+      <w:r>
+        <w:rPr>
+          <w:rStyle w:val="a8"/>
+        </w:rPr>
+        <w:t xml:space="preserve"> «</w:t>
+      </w:r>
+      <w:r>
+        <w:rPr>
+          <w:rStyle w:val="a8"/>
+        </w:rPr>
+        <w:t xml:space="preserve">Удалить </w:t>
+      </w:r>
+      <w:proofErr w:type="spellStart"/>
+      <w:r>
+        <w:rPr>
+          <w:rStyle w:val="a8"/>
+        </w:rPr>
+        <w:t>канбан</w:t>
+      </w:r>
+      <w:proofErr w:type="spellEnd"/>
+      <w:r>
+        <w:rPr>
+          <w:rStyle w:val="a8"/>
+        </w:rPr>
+        <w:t>-доску</w:t>
+      </w:r>
+      <w:r>
+        <w:rPr>
+          <w:rStyle w:val="a8"/>
+        </w:rPr>
+        <w:t xml:space="preserve">». 1. </w:t>
+      </w:r>
+      <w:r>
+        <w:rPr>
+          <w:rStyle w:val="a8"/>
+        </w:rPr>
+        <w:t>Пользователь выбирает нужную заметку из списка существующих</w:t>
+      </w:r>
+      <w:r>
+        <w:rPr>
+          <w:rStyle w:val="a8"/>
+        </w:rPr>
+        <w:t xml:space="preserve">; 2. </w:t>
+      </w:r>
+      <w:r>
+        <w:rPr>
+          <w:rStyle w:val="a8"/>
+        </w:rPr>
+        <w:t>Нажимает кнопку «Настройки»</w:t>
+      </w:r>
+      <w:r>
+        <w:rPr>
+          <w:rStyle w:val="a8"/>
+        </w:rPr>
+        <w:t>; 3.</w:t>
+      </w:r>
+      <w:r>
+        <w:rPr>
+          <w:rStyle w:val="a8"/>
+        </w:rPr>
+        <w:t xml:space="preserve"> </w:t>
+      </w:r>
+      <w:r>
+        <w:rPr>
+          <w:rStyle w:val="a8"/>
+        </w:rPr>
+        <w:t>Система отображает модальное окно со списком возможных действий с заметкой</w:t>
+      </w:r>
+      <w:r>
+        <w:rPr>
+          <w:rStyle w:val="a8"/>
+        </w:rPr>
+        <w:t>;</w:t>
+      </w:r>
+      <w:r>
+        <w:rPr>
+          <w:rStyle w:val="a8"/>
+        </w:rPr>
+        <w:t xml:space="preserve"> 4. </w:t>
+      </w:r>
+      <w:r>
+        <w:rPr>
+          <w:rStyle w:val="a8"/>
+          <w:lang w:eastAsia="en-US"/>
+        </w:rPr>
+        <w:t>Пользователь выбирает пункт «Удалить доску»</w:t>
+      </w:r>
+      <w:r>
+        <w:rPr>
+          <w:rStyle w:val="a8"/>
+          <w:rFonts w:eastAsiaTheme="minorHAnsi"/>
+        </w:rPr>
+        <w:t>; 5.</w:t>
+      </w:r>
+      <w:r>
+        <w:rPr>
+          <w:rStyle w:val="a8"/>
+          <w:rFonts w:eastAsiaTheme="minorHAnsi"/>
+        </w:rPr>
+        <w:t xml:space="preserve"> </w:t>
+      </w:r>
+      <w:r>
+        <w:rPr>
+          <w:rStyle w:val="a8"/>
+          <w:rFonts w:eastAsiaTheme="minorHAnsi"/>
+        </w:rPr>
+        <w:t xml:space="preserve">Система отображает модальное окно с запросом подтверждения </w:t>
+      </w:r>
+      <w:r>
+        <w:rPr>
+          <w:rStyle w:val="a8"/>
+          <w:rFonts w:eastAsiaTheme="minorHAnsi"/>
+        </w:rPr>
+        <w:t xml:space="preserve">действия; 6. </w:t>
+      </w:r>
+      <w:r>
+        <w:rPr>
+          <w:rStyle w:val="a8"/>
+          <w:rFonts w:eastAsiaTheme="minorHAnsi"/>
+        </w:rPr>
+        <w:t>Пользователь подтверждает удаление, нажимая кнопку «Подтвердить»</w:t>
+      </w:r>
+      <w:r>
+        <w:rPr>
+          <w:rStyle w:val="a8"/>
+          <w:rFonts w:eastAsiaTheme="minorHAnsi"/>
+        </w:rPr>
+        <w:t>; 7</w:t>
+      </w:r>
+      <w:r>
+        <w:rPr>
+          <w:rStyle w:val="a8"/>
+          <w:rFonts w:eastAsiaTheme="minorHAnsi"/>
+        </w:rPr>
+        <w:t>. Система проверяет права пользователя</w:t>
+      </w:r>
+      <w:r>
+        <w:rPr>
+          <w:rStyle w:val="a8"/>
+          <w:rFonts w:eastAsiaTheme="minorHAnsi"/>
+        </w:rPr>
+        <w:t xml:space="preserve">, </w:t>
+      </w:r>
+      <w:r>
+        <w:rPr>
+          <w:rStyle w:val="a8"/>
+          <w:rFonts w:eastAsiaTheme="minorHAnsi"/>
+        </w:rPr>
+        <w:t>удаляет все данные из БД</w:t>
+      </w:r>
+      <w:r>
+        <w:rPr>
+          <w:rStyle w:val="a8"/>
+          <w:rFonts w:eastAsiaTheme="minorHAnsi"/>
+        </w:rPr>
+        <w:t xml:space="preserve"> и </w:t>
+      </w:r>
+      <w:r>
+        <w:rPr>
+          <w:rStyle w:val="a8"/>
+          <w:rFonts w:eastAsiaTheme="minorHAnsi"/>
+        </w:rPr>
+        <w:t>отображает сообщение об успешном удалении</w:t>
+      </w:r>
+      <w:r>
+        <w:rPr>
+          <w:rStyle w:val="a8"/>
+          <w:rFonts w:eastAsiaTheme="minorHAnsi"/>
+        </w:rPr>
+        <w:t>;</w:t>
+      </w:r>
+    </w:p>
+    <w:p>
+      <w:pPr>
+        <w:pStyle w:val="a6"/>
+      </w:pPr>
+      <w:r>
+        <w:rPr>
+          <w:i/>
+          <w:iCs/>
+        </w:rPr>
+        <w:t>Альтернативный поток</w:t>
+      </w:r>
+      <w:r>
+        <w:rPr>
+          <w:i/>
+          <w:iCs/>
+        </w:rPr>
+        <w:t xml:space="preserve"> 1</w:t>
+      </w:r>
+      <w:r>
+        <w:rPr>
+          <w:i/>
+          <w:iCs/>
+        </w:rPr>
+        <w:t xml:space="preserve">: </w:t>
+      </w:r>
+      <w:r>
+        <w:t>«</w:t>
+      </w:r>
+      <w:r>
+        <w:t>Пользователь отменил удаление</w:t>
+      </w:r>
+      <w:r>
+        <w:t xml:space="preserve">». На шаге </w:t>
+      </w:r>
+      <w:r>
+        <w:t>6</w:t>
+      </w:r>
+      <w:r>
+        <w:t xml:space="preserve"> </w:t>
+      </w:r>
+      <w:r>
+        <w:t xml:space="preserve">пользователь </w:t>
+      </w:r>
+      <w:r>
+        <w:t>отменяет действие, нажимая кнопку «Отмена»</w:t>
+      </w:r>
+      <w:r>
+        <w:t xml:space="preserve">. </w:t>
+      </w:r>
+      <w:r>
+        <w:t xml:space="preserve">В этом случае система закрывает модальное окно, </w:t>
+      </w:r>
+      <w:r>
+        <w:t xml:space="preserve">а заметка </w:t>
+      </w:r>
+      <w:r>
+        <w:t>оста</w:t>
+      </w:r>
+      <w:r>
+        <w:t>е</w:t>
+      </w:r>
+      <w:r>
+        <w:t>тся без изменений</w:t>
+      </w:r>
+      <w:r>
+        <w:t>;</w:t>
+      </w:r>
+    </w:p>
+    <w:p>
+      <w:pPr>
+        <w:pStyle w:val="a6"/>
+      </w:pPr>
+      <w:r>
+        <w:rPr>
+          <w:i/>
+          <w:iCs/>
+        </w:rPr>
+        <w:t>Альтернативный поток</w:t>
+      </w:r>
+      <w:r>
+        <w:rPr>
+          <w:i/>
+          <w:iCs/>
+        </w:rPr>
+        <w:t xml:space="preserve"> 2: </w:t>
+      </w:r>
+      <w:r>
+        <w:t xml:space="preserve">«Недостаточно прав». На шаге 6 </w:t>
+      </w:r>
+      <w:r>
+        <w:t>система обнаруживает, что пользователь не является владельцем заметки</w:t>
+      </w:r>
+      <w:r>
+        <w:t xml:space="preserve">. </w:t>
+      </w:r>
+      <w:r>
+        <w:t>В этом случае система отображает сообщение об ошибке «Недостаточно прав для удаления»</w:t>
+      </w:r>
+      <w:r>
+        <w:t>, оставляет заметку без изменений</w:t>
+      </w:r>
+      <w:r>
+        <w:t xml:space="preserve"> и завершает прецедент</w:t>
+      </w:r>
+      <w:r>
+        <w:t>;</w:t>
+      </w:r>
+    </w:p>
+    <w:p>
+      <w:pPr>
+        <w:pStyle w:val="a6"/>
+      </w:pPr>
+      <w:r>
+        <w:rPr>
+          <w:i/>
+          <w:iCs/>
+        </w:rPr>
+        <w:t>Постусловие:</w:t>
+      </w:r>
+      <w:r>
+        <w:rPr>
+          <w:i/>
+          <w:iCs/>
+        </w:rPr>
+        <w:t xml:space="preserve"> </w:t>
+      </w:r>
+      <w:r>
+        <w:t xml:space="preserve">система возвращает </w:t>
+      </w:r>
+      <w:r>
+        <w:t>пользователя в общий список заметок</w:t>
+      </w:r>
+      <w:r>
+        <w:t>.</w:t>
+      </w:r>
+      <w:r>
+        <w:t xml:space="preserve"> В случае успешного удаления </w:t>
+      </w:r>
+      <w:proofErr w:type="spellStart"/>
+      <w:r>
+        <w:t>канбан</w:t>
+      </w:r>
+      <w:proofErr w:type="spellEnd"/>
+      <w:r>
+        <w:t>-доска и все связанные с ней данные полностью удалены из системы</w:t>
+      </w:r>
+      <w:r>
+        <w:t>, а в</w:t>
+      </w:r>
+      <w:r>
+        <w:t>се пользователи, имевшие к ней доступ, теряют его</w:t>
+      </w:r>
+      <w:r>
+        <w:t>.</w:t>
       </w:r>
     </w:p>
     <w:p>
@@ -3999,50 +5187,166 @@
         <w:pStyle w:val="a6"/>
       </w:pPr>
       <w:r>
-        <w:t xml:space="preserve">Для моделирования структуры программной системы </w:t>
-      </w:r>
-      <w:r>
-        <w:t>на верхнем уровне</w:t>
-      </w:r>
-      <w:r>
-        <w:t xml:space="preserve"> была разработана диаграмма классов </w:t>
-      </w:r>
-      <w:r>
-        <w:t>– «</w:t>
-      </w:r>
-      <w:r>
-        <w:t xml:space="preserve">Class </w:t>
+        <w:t xml:space="preserve">Для моделирования структуры программной системы на концептуальном и логическом уровнях были разработаны две диаграммы классов UML (см. рис. 2-3). </w:t>
+      </w:r>
+      <w:r>
+        <w:t>Данный</w:t>
+      </w:r>
+      <w:r>
+        <w:t xml:space="preserve"> </w:t>
+      </w:r>
+      <w:r>
+        <w:t>тип диаграмм в рамках языка UML позволяет описать логическую архитектуру системы, представляя ее в виде классов, их атрибутов, методов и взаимосвязей.</w:t>
+      </w:r>
+    </w:p>
+    <w:p>
+      <w:pPr>
+        <w:pStyle w:val="a6"/>
+      </w:pPr>
+      <w:r>
+        <w:lastRenderedPageBreak/>
+        <w:t>На основе анализа предметной области сначала была составлена концептуальная диаграмма, отражающая основные сущности предметной области без технических деталей, а затем построена уточненная (проработанная) диаграмма, включающая типы данных, идентификаторы, методы и детализированные связи.</w:t>
+      </w:r>
+    </w:p>
+    <w:p>
+      <w:pPr>
+        <w:pStyle w:val="a6"/>
+      </w:pPr>
+      <w:r>
+        <w:t xml:space="preserve">На концептуальном уровне были выделены базовые сущности системы («Пользователь», «Роль», «Заметка», «Директория», «Шаблон заметки», «Модуль интерфейса» и «Права доступа») и зафиксированы ключевые отношения между ними. </w:t>
+      </w:r>
+      <w:r>
+        <w:t xml:space="preserve">На уровне детального проектирования </w:t>
+      </w:r>
+      <w:r>
+        <w:t>построенная</w:t>
+      </w:r>
+      <w:r>
+        <w:t xml:space="preserve"> модель была дополнена техническими элементами реализации: класс «User» наслед</w:t>
+      </w:r>
+      <w:r>
+        <w:t>уется классами</w:t>
+      </w:r>
+      <w:r>
+        <w:t xml:space="preserve"> «Client» и «</w:t>
       </w:r>
       <w:proofErr w:type="spellStart"/>
       <w:r>
-        <w:t>Diagram</w:t>
+        <w:t>Admin</w:t>
       </w:r>
       <w:proofErr w:type="spellEnd"/>
       <w:r>
-        <w:t>» (см. рис. 2)</w:t>
-      </w:r>
-      <w:r>
-        <w:t>. Данный тип диаграмм в рамках языка UML позволяет описать логическую архитектуру системы, представляя ее в виде классов, их атрибутов, методов и взаимосвязей. На основе анализа предметной области были выделены ключевые сущности и их атрибуты</w:t>
-      </w:r>
-      <w:r>
-        <w:t>: «Заметка», «</w:t>
+        <w:t>» для разделения ролей</w:t>
+      </w:r>
+      <w:r>
+        <w:t>, добавлен «</w:t>
       </w:r>
       <w:proofErr w:type="spellStart"/>
       <w:r>
-        <w:t>Канбан</w:t>
+        <w:rPr>
+          <w:lang w:val="en-US"/>
+        </w:rPr>
+        <w:t>UnauthorizedUser</w:t>
       </w:r>
       <w:proofErr w:type="spellEnd"/>
       <w:r>
-        <w:t xml:space="preserve">-доска», «Календарь», «Директория», «Файловая система», «Права доступа», «Пользователь», «Администратор», «Клиент», «Неавторизированный пользователь», «Пользовательский профиль </w:t>
+        <w:t>»; добавлена типизация всех</w:t>
+      </w:r>
+      <w:r>
+        <w:t xml:space="preserve"> атрибут</w:t>
+      </w:r>
+      <w:r>
+        <w:t>ов;</w:t>
+      </w:r>
+      <w:r>
+        <w:t xml:space="preserve"> </w:t>
+      </w:r>
+      <w:r>
+        <w:t xml:space="preserve">добавлены </w:t>
+      </w:r>
+      <w:r>
+        <w:t>перечисления «</w:t>
       </w:r>
       <w:proofErr w:type="spellStart"/>
       <w:r>
-        <w:t>настроеек</w:t>
+        <w:t>NoteType</w:t>
       </w:r>
       <w:proofErr w:type="spellEnd"/>
       <w:r>
-        <w:t>», «Модуль интерфейса».</w:t>
-      </w:r>
+        <w:t>», «</w:t>
+      </w:r>
+      <w:proofErr w:type="spellStart"/>
+      <w:r>
+        <w:t>PermissionType</w:t>
+      </w:r>
+      <w:proofErr w:type="spellEnd"/>
+      <w:r>
+        <w:t>» и «</w:t>
+      </w:r>
+      <w:proofErr w:type="spellStart"/>
+      <w:r>
+        <w:t>RoleType</w:t>
+      </w:r>
+      <w:proofErr w:type="spellEnd"/>
+      <w:r>
+        <w:t xml:space="preserve">» для типизации </w:t>
+      </w:r>
+      <w:r>
+        <w:t xml:space="preserve">специфических </w:t>
+      </w:r>
+      <w:r>
+        <w:t>значений</w:t>
+      </w:r>
+      <w:r>
+        <w:t>; добавлен</w:t>
+      </w:r>
+      <w:r>
+        <w:t xml:space="preserve"> класс «</w:t>
+      </w:r>
+      <w:proofErr w:type="spellStart"/>
+      <w:r>
+        <w:t>UserSettings</w:t>
+      </w:r>
+      <w:proofErr w:type="spellEnd"/>
+      <w:r>
+        <w:t xml:space="preserve">» </w:t>
+      </w:r>
+      <w:r>
+        <w:t>для управления</w:t>
+      </w:r>
+      <w:r>
+        <w:t xml:space="preserve"> «</w:t>
+      </w:r>
+      <w:proofErr w:type="spellStart"/>
+      <w:r>
+        <w:t>ModuleUI</w:t>
+      </w:r>
+      <w:proofErr w:type="spellEnd"/>
+      <w:r>
+        <w:t>»</w:t>
+      </w:r>
+      <w:r>
+        <w:t>;</w:t>
+      </w:r>
+      <w:r>
+        <w:t xml:space="preserve"> а также основные методы операций с заметками, директориями и правами</w:t>
+      </w:r>
+      <w:r>
+        <w:t xml:space="preserve"> доступа</w:t>
+      </w:r>
+      <w:r>
+        <w:t>.</w:t>
+      </w:r>
+    </w:p>
+    <w:p>
+      <w:pPr>
+        <w:pStyle w:val="a6"/>
+        <w:ind w:firstLine="0"/>
+        <w:rPr>
+          <w:sz w:val="20"/>
+          <w:szCs w:val="20"/>
+        </w:rPr>
+      </w:pPr>
     </w:p>
     <w:p>
       <w:pPr>
@@ -4052,12 +5356,11 @@
         <w:rPr>
           <w:noProof/>
         </w:rPr>
-        <w:lastRenderedPageBreak/>
         <w:drawing>
-          <wp:inline distT="0" distB="0" distL="0" distR="0" wp14:anchorId="48A720E0" wp14:editId="02932300">
-            <wp:extent cx="5844064" cy="5619750"/>
-            <wp:effectExtent l="19050" t="19050" r="23495" b="19050"/>
-            <wp:docPr id="2" name="Рисунок 2"/>
+          <wp:inline distT="0" distB="0" distL="0" distR="0" wp14:anchorId="6A136C7A" wp14:editId="4B4AC85D">
+            <wp:extent cx="4010025" cy="3741261"/>
+            <wp:effectExtent l="19050" t="19050" r="9525" b="12065"/>
+            <wp:docPr id="3" name="Рисунок 3"/>
             <wp:cNvGraphicFramePr>
               <a:graphicFrameLocks xmlns:a="http://schemas.openxmlformats.org/drawingml/2006/main" noChangeAspect="1"/>
             </wp:cNvGraphicFramePr>
@@ -4065,10 +5368,10 @@
               <a:graphicData uri="http://schemas.openxmlformats.org/drawingml/2006/picture">
                 <pic:pic xmlns:pic="http://schemas.openxmlformats.org/drawingml/2006/picture">
                   <pic:nvPicPr>
-                    <pic:cNvPr id="2" name="Рисунок 2"/>
+                    <pic:cNvPr id="3" name="Рисунок 3"/>
                     <pic:cNvPicPr/>
                   </pic:nvPicPr>
-                  <pic:blipFill rotWithShape="1">
+                  <pic:blipFill>
                     <a:blip r:embed="rId7">
                       <a:extLst>
                         <a:ext uri="{28A0092B-C50C-407E-A947-70E740481C1C}">
@@ -4076,48 +5379,25 @@
                         </a:ext>
                       </a:extLst>
                     </a:blip>
-                    <a:srcRect l="3035" t="1855" r="3510" b="2989"/>
-                    <a:stretch/>
+                    <a:stretch>
+                      <a:fillRect/>
+                    </a:stretch>
                   </pic:blipFill>
-                  <pic:spPr bwMode="auto">
+                  <pic:spPr>
                     <a:xfrm>
                       <a:off x="0" y="0"/>
-                      <a:ext cx="5870760" cy="5645421"/>
+                      <a:ext cx="4037453" cy="3766850"/>
                     </a:xfrm>
                     <a:prstGeom prst="rect">
                       <a:avLst/>
                     </a:prstGeom>
-                    <a:ln w="9525" cap="flat" cmpd="sng" algn="ctr">
+                    <a:ln>
                       <a:solidFill>
-                        <a:srgbClr val="E7E6E6">
-                          <a:lumMod val="90000"/>
-                        </a:srgbClr>
+                        <a:schemeClr val="bg2">
+                          <a:lumMod val="75000"/>
+                        </a:schemeClr>
                       </a:solidFill>
-                      <a:prstDash val="solid"/>
-                      <a:round/>
-                      <a:headEnd type="none" w="med" len="med"/>
-                      <a:tailEnd type="none" w="med" len="med"/>
-                      <a:extLst>
-                        <a:ext uri="{C807C97D-BFC1-408E-A445-0C87EB9F89A2}">
-                          <ask:lineSketchStyleProps xmlns:ask="http://schemas.microsoft.com/office/drawing/2018/sketchyshapes" sd="0">
-                            <a:custGeom>
-                              <a:avLst/>
-                              <a:gdLst/>
-                              <a:ahLst/>
-                              <a:cxnLst/>
-                              <a:rect l="0" t="0" r="0" b="0"/>
-                              <a:pathLst/>
-                            </a:custGeom>
-                            <ask:type/>
-                          </ask:lineSketchStyleProps>
-                        </a:ext>
-                      </a:extLst>
                     </a:ln>
-                    <a:extLst>
-                      <a:ext uri="{53640926-AAD7-44D8-BBD7-CCE9431645EC}">
-                        <a14:shadowObscured xmlns:a14="http://schemas.microsoft.com/office/drawing/2010/main"/>
-                      </a:ext>
-                    </a:extLst>
                   </pic:spPr>
                 </pic:pic>
               </a:graphicData>
@@ -4137,227 +5417,28 @@
         <w:t xml:space="preserve"> –</w:t>
       </w:r>
       <w:r>
-        <w:t xml:space="preserve"> Диаграмма классов.</w:t>
+        <w:t xml:space="preserve"> </w:t>
+      </w:r>
+      <w:r>
+        <w:t>Концептуальная д</w:t>
+      </w:r>
+      <w:r>
+        <w:t>иаграмма классов.</w:t>
       </w:r>
     </w:p>
     <w:p>
       <w:pPr>
         <w:pStyle w:val="ab"/>
       </w:pPr>
-    </w:p>
-    <w:p>
-      <w:pPr>
-        <w:pStyle w:val="a6"/>
-      </w:pPr>
-      <w:r>
-        <w:t>Ключевыми сущностями</w:t>
-      </w:r>
-      <w:r>
-        <w:t xml:space="preserve"> разрабатываемой системы являются взаимосвязанные объекты «Заметка» и «Права доступа». Их жизненные циклы были представлены в виде диаграмм состояний – «</w:t>
-      </w:r>
-      <w:proofErr w:type="spellStart"/>
-      <w:r>
-        <w:t>Statechart</w:t>
-      </w:r>
-      <w:proofErr w:type="spellEnd"/>
-      <w:r>
-        <w:t xml:space="preserve"> </w:t>
-      </w:r>
-      <w:proofErr w:type="spellStart"/>
-      <w:r>
-        <w:t>Diagram</w:t>
-      </w:r>
-      <w:proofErr w:type="spellEnd"/>
-      <w:r>
-        <w:t>»</w:t>
-      </w:r>
-      <w:r>
-        <w:t xml:space="preserve"> (</w:t>
-      </w:r>
-      <w:r>
-        <w:t>см. рис. 3-4</w:t>
-      </w:r>
-      <w:r>
-        <w:t>)</w:t>
-      </w:r>
-      <w:r>
-        <w:t>.</w:t>
-      </w:r>
-    </w:p>
-    <w:p>
-      <w:pPr>
-        <w:pStyle w:val="a6"/>
-      </w:pPr>
-      <w:r>
-        <w:t>Диаграмма</w:t>
-      </w:r>
-      <w:r>
-        <w:t xml:space="preserve"> состояний</w:t>
-      </w:r>
-      <w:r>
-        <w:t xml:space="preserve"> сущности «Заметка» отражает ее жизненный цикл с момента создания до удаления.</w:t>
-      </w:r>
-      <w:r>
-        <w:t xml:space="preserve"> Объект включает в себя следующие состояния: «Создано» </w:t>
-      </w:r>
-      <w:r>
-        <w:t>–</w:t>
-      </w:r>
-      <w:r>
-        <w:t xml:space="preserve"> </w:t>
-      </w:r>
-      <w:r>
-        <w:t>момент создания заметки</w:t>
-      </w:r>
-      <w:r>
-        <w:t>;</w:t>
-      </w:r>
-      <w:r>
-        <w:t xml:space="preserve"> «В редактировании» –</w:t>
-      </w:r>
-      <w:r>
-        <w:t xml:space="preserve"> автор или соавтор с необходимым доступом находится в редакторе заметок</w:t>
-      </w:r>
-      <w:r>
-        <w:t>;</w:t>
-      </w:r>
-      <w:r>
-        <w:t xml:space="preserve"> «Сохранено» </w:t>
-      </w:r>
-      <w:r>
-        <w:t>–</w:t>
-      </w:r>
-      <w:r>
-        <w:t xml:space="preserve"> пользователь сохраняет отредактированный документ</w:t>
-      </w:r>
-      <w:r>
-        <w:t xml:space="preserve">; </w:t>
-      </w:r>
-      <w:r>
-        <w:t xml:space="preserve">«Удалено» </w:t>
-      </w:r>
-      <w:r>
-        <w:t>–</w:t>
-      </w:r>
-      <w:r>
-        <w:t xml:space="preserve"> автор документа удалил объект.</w:t>
-      </w:r>
-    </w:p>
-    <w:p>
-      <w:pPr>
-        <w:pStyle w:val="a6"/>
-      </w:pPr>
-      <w:r>
+      <w:r>
+        <w:rPr>
+          <w:noProof/>
+        </w:rPr>
         <w:lastRenderedPageBreak/>
-        <w:t>Диаграмма «Права доступа» отражает жизненный цикл различны</w:t>
-      </w:r>
-      <w:r>
-        <w:t>х</w:t>
-      </w:r>
-      <w:r>
-        <w:t xml:space="preserve"> разрешени</w:t>
-      </w:r>
-      <w:r>
-        <w:t>й</w:t>
-      </w:r>
-      <w:r>
-        <w:t xml:space="preserve"> на конкретный объект. Сущность обладает следующими состояниями: «Личный доступ» – заметка доступа только ее создателю</w:t>
-      </w:r>
-      <w:r>
-        <w:t>;</w:t>
-      </w:r>
-      <w:r>
-        <w:t xml:space="preserve"> «Разрешен просмотр» – автор добавляет соавтора, у которого доступен только просмотр объекта</w:t>
-      </w:r>
-      <w:r>
-        <w:t>;</w:t>
-      </w:r>
-      <w:r>
-        <w:t xml:space="preserve"> «Разрешено редактирование» </w:t>
-      </w:r>
-      <w:r>
-        <w:t>–</w:t>
-      </w:r>
-      <w:r>
-        <w:t xml:space="preserve"> автор добавляет соавтора, у которого доступны просмотр и редактирование заметки. </w:t>
-      </w:r>
-    </w:p>
-    <w:p>
-      <w:pPr>
-        <w:pStyle w:val="ab"/>
-      </w:pPr>
-      <w:r>
-        <w:rPr>
-          <w:noProof/>
-        </w:rPr>
         <w:drawing>
-          <wp:inline distT="0" distB="0" distL="0" distR="0" wp14:anchorId="31FD2ECD" wp14:editId="64B5B799">
-            <wp:extent cx="2583180" cy="2453640"/>
-            <wp:effectExtent l="19050" t="19050" r="26670" b="22860"/>
-            <wp:docPr id="8" name="Рисунок 8"/>
-            <wp:cNvGraphicFramePr>
-              <a:graphicFrameLocks xmlns:a="http://schemas.openxmlformats.org/drawingml/2006/main" noChangeAspect="1"/>
-            </wp:cNvGraphicFramePr>
-            <a:graphic xmlns:a="http://schemas.openxmlformats.org/drawingml/2006/main">
-              <a:graphicData uri="http://schemas.openxmlformats.org/drawingml/2006/picture">
-                <pic:pic xmlns:pic="http://schemas.openxmlformats.org/drawingml/2006/picture">
-                  <pic:nvPicPr>
-                    <pic:cNvPr id="0" name="Рисунок 3"/>
-                    <pic:cNvPicPr>
-                      <a:picLocks noChangeAspect="1" noChangeArrowheads="1"/>
-                    </pic:cNvPicPr>
-                  </pic:nvPicPr>
-                  <pic:blipFill>
-                    <a:blip r:embed="rId8" cstate="print">
-                      <a:extLst>
-                        <a:ext uri="{28A0092B-C50C-407E-A947-70E740481C1C}">
-                          <a14:useLocalDpi xmlns:a14="http://schemas.microsoft.com/office/drawing/2010/main" val="0"/>
-                        </a:ext>
-                      </a:extLst>
-                    </a:blip>
-                    <a:srcRect/>
-                    <a:stretch>
-                      <a:fillRect/>
-                    </a:stretch>
-                  </pic:blipFill>
-                  <pic:spPr bwMode="auto">
-                    <a:xfrm>
-                      <a:off x="0" y="0"/>
-                      <a:ext cx="2583180" cy="2453640"/>
-                    </a:xfrm>
-                    <a:prstGeom prst="rect">
-                      <a:avLst/>
-                    </a:prstGeom>
-                    <a:noFill/>
-                    <a:ln w="9525" cmpd="sng">
-                      <a:solidFill>
-                        <a:schemeClr val="bg2">
-                          <a:lumMod val="75000"/>
-                        </a:schemeClr>
-                      </a:solidFill>
-                      <a:miter lim="800000"/>
-                      <a:headEnd/>
-                      <a:tailEnd/>
-                    </a:ln>
-                    <a:effectLst/>
-                  </pic:spPr>
-                </pic:pic>
-              </a:graphicData>
-            </a:graphic>
-          </wp:inline>
-        </w:drawing>
-      </w:r>
-      <w:r>
-        <w:t xml:space="preserve">  </w:t>
-      </w:r>
-      <w:r>
-        <w:rPr>
-          <w:noProof/>
-        </w:rPr>
-        <w:drawing>
-          <wp:inline distT="0" distB="0" distL="0" distR="0" wp14:anchorId="58F92CE3" wp14:editId="2A516603">
-            <wp:extent cx="2788920" cy="2453640"/>
-            <wp:effectExtent l="19050" t="19050" r="11430" b="22860"/>
+          <wp:inline distT="0" distB="0" distL="0" distR="0" wp14:anchorId="58BCEDDA" wp14:editId="17C7E852">
+            <wp:extent cx="5800725" cy="4018653"/>
+            <wp:effectExtent l="19050" t="19050" r="9525" b="20320"/>
             <wp:docPr id="7" name="Рисунок 7"/>
             <wp:cNvGraphicFramePr>
               <a:graphicFrameLocks xmlns:a="http://schemas.openxmlformats.org/drawingml/2006/main" noChangeAspect="1"/>
@@ -4366,44 +5447,36 @@
               <a:graphicData uri="http://schemas.openxmlformats.org/drawingml/2006/picture">
                 <pic:pic xmlns:pic="http://schemas.openxmlformats.org/drawingml/2006/picture">
                   <pic:nvPicPr>
-                    <pic:cNvPr id="0" name="Рисунок 4"/>
-                    <pic:cNvPicPr>
-                      <a:picLocks noChangeAspect="1" noChangeArrowheads="1"/>
-                    </pic:cNvPicPr>
+                    <pic:cNvPr id="7" name="Рисунок 7"/>
+                    <pic:cNvPicPr/>
                   </pic:nvPicPr>
                   <pic:blipFill>
-                    <a:blip r:embed="rId9" cstate="print">
+                    <a:blip r:embed="rId8">
                       <a:extLst>
                         <a:ext uri="{28A0092B-C50C-407E-A947-70E740481C1C}">
                           <a14:useLocalDpi xmlns:a14="http://schemas.microsoft.com/office/drawing/2010/main" val="0"/>
                         </a:ext>
                       </a:extLst>
                     </a:blip>
-                    <a:srcRect/>
                     <a:stretch>
                       <a:fillRect/>
                     </a:stretch>
                   </pic:blipFill>
-                  <pic:spPr bwMode="auto">
+                  <pic:spPr>
                     <a:xfrm>
                       <a:off x="0" y="0"/>
-                      <a:ext cx="2788920" cy="2453640"/>
+                      <a:ext cx="5801902" cy="4019468"/>
                     </a:xfrm>
                     <a:prstGeom prst="rect">
                       <a:avLst/>
                     </a:prstGeom>
-                    <a:noFill/>
-                    <a:ln w="9525" cmpd="sng">
+                    <a:ln>
                       <a:solidFill>
                         <a:schemeClr val="bg2">
                           <a:lumMod val="75000"/>
                         </a:schemeClr>
                       </a:solidFill>
-                      <a:miter lim="800000"/>
-                      <a:headEnd/>
-                      <a:tailEnd/>
                     </a:ln>
-                    <a:effectLst/>
                   </pic:spPr>
                 </pic:pic>
               </a:graphicData>
@@ -4415,6 +5488,317 @@
     <w:p>
       <w:pPr>
         <w:pStyle w:val="ab"/>
+      </w:pPr>
+      <w:r>
+        <w:t>Рисунок 3</w:t>
+      </w:r>
+      <w:r>
+        <w:t xml:space="preserve"> –</w:t>
+      </w:r>
+      <w:r>
+        <w:t xml:space="preserve"> </w:t>
+      </w:r>
+      <w:r>
+        <w:t>Уточненная</w:t>
+      </w:r>
+      <w:r>
+        <w:t xml:space="preserve"> диаграмма классов.</w:t>
+      </w:r>
+    </w:p>
+    <w:p>
+      <w:pPr>
+        <w:pStyle w:val="ab"/>
+      </w:pPr>
+    </w:p>
+    <w:p>
+      <w:pPr>
+        <w:pStyle w:val="a6"/>
+      </w:pPr>
+      <w:r>
+        <w:t>Ключевыми сущностями</w:t>
+      </w:r>
+      <w:r>
+        <w:t xml:space="preserve"> разрабатываемой системы являются взаимосвязанные объекты «Заметка» и «Права доступа». Их жизненные циклы были представлены в виде диаграмм состояний – «</w:t>
+      </w:r>
+      <w:proofErr w:type="spellStart"/>
+      <w:r>
+        <w:t>Statechart</w:t>
+      </w:r>
+      <w:proofErr w:type="spellEnd"/>
+      <w:r>
+        <w:t xml:space="preserve"> </w:t>
+      </w:r>
+      <w:proofErr w:type="spellStart"/>
+      <w:r>
+        <w:t>Diagram</w:t>
+      </w:r>
+      <w:proofErr w:type="spellEnd"/>
+      <w:r>
+        <w:t>»</w:t>
+      </w:r>
+      <w:r>
+        <w:t xml:space="preserve"> (</w:t>
+      </w:r>
+      <w:r>
+        <w:t>см. рис. </w:t>
+      </w:r>
+      <w:r>
+        <w:t>4</w:t>
+      </w:r>
+      <w:r>
+        <w:t>-</w:t>
+      </w:r>
+      <w:r>
+        <w:t>5</w:t>
+      </w:r>
+      <w:r>
+        <w:t>)</w:t>
+      </w:r>
+      <w:r>
+        <w:t>.</w:t>
+      </w:r>
+    </w:p>
+    <w:p>
+      <w:pPr>
+        <w:pStyle w:val="a6"/>
+      </w:pPr>
+      <w:r>
+        <w:t>Диаграмма</w:t>
+      </w:r>
+      <w:r>
+        <w:t xml:space="preserve"> состояний</w:t>
+      </w:r>
+      <w:r>
+        <w:t xml:space="preserve"> сущности «Заметка» отражает ее жизненный цикл с момента создания до удаления.</w:t>
+      </w:r>
+      <w:r>
+        <w:t xml:space="preserve"> Объект включает в себя следующие состояния: «Создано» </w:t>
+      </w:r>
+      <w:r>
+        <w:t>–</w:t>
+      </w:r>
+      <w:r>
+        <w:t xml:space="preserve"> </w:t>
+      </w:r>
+      <w:r>
+        <w:t>момент создания заметки</w:t>
+      </w:r>
+      <w:r>
+        <w:t>;</w:t>
+      </w:r>
+      <w:r>
+        <w:t xml:space="preserve"> «В редактировании» –</w:t>
+      </w:r>
+      <w:r>
+        <w:t xml:space="preserve"> автор или соавтор с необходимым доступом находится в редакторе заметок</w:t>
+      </w:r>
+      <w:r>
+        <w:t>;</w:t>
+      </w:r>
+      <w:r>
+        <w:t xml:space="preserve"> </w:t>
+      </w:r>
+      <w:r>
+        <w:t xml:space="preserve">«В настройке прав доступа» - владелец заметки изменяет права доступа к ней для других пользователей; </w:t>
+      </w:r>
+      <w:r>
+        <w:t xml:space="preserve">«Сохранено» </w:t>
+      </w:r>
+      <w:r>
+        <w:t>–</w:t>
+      </w:r>
+      <w:r>
+        <w:t xml:space="preserve"> пользователь сохраняет отредактированный документ</w:t>
+      </w:r>
+      <w:r>
+        <w:t xml:space="preserve">; </w:t>
+      </w:r>
+      <w:r>
+        <w:t xml:space="preserve">«Удалено» </w:t>
+      </w:r>
+      <w:r>
+        <w:t>–</w:t>
+      </w:r>
+      <w:r>
+        <w:t xml:space="preserve"> автор документа удалил объект.</w:t>
+      </w:r>
+      <w:r>
+        <w:t xml:space="preserve"> Состояние «В настройке прав доступа» является отдельным </w:t>
+      </w:r>
+      <w:proofErr w:type="spellStart"/>
+      <w:r>
+        <w:t>подсостоянием</w:t>
+      </w:r>
+      <w:proofErr w:type="spellEnd"/>
+      <w:r>
+        <w:t>, которое включает в себя</w:t>
+      </w:r>
+      <w:r>
+        <w:t xml:space="preserve">: «Личный доступ» – заметка доступна только </w:t>
+      </w:r>
+      <w:r>
+        <w:t>владельцу</w:t>
+      </w:r>
+      <w:r>
+        <w:t>; «</w:t>
+      </w:r>
+      <w:r>
+        <w:t>Разрешен просмотр</w:t>
+      </w:r>
+      <w:r>
+        <w:t xml:space="preserve">» – </w:t>
+      </w:r>
+      <w:r>
+        <w:t>заметка доступна соавторам только для чтения</w:t>
+      </w:r>
+      <w:r>
+        <w:t>; «</w:t>
+      </w:r>
+      <w:r>
+        <w:t>Разрешено редактирование</w:t>
+      </w:r>
+      <w:r>
+        <w:t xml:space="preserve">» – </w:t>
+      </w:r>
+      <w:r>
+        <w:t>соавторы могут изменять содержимое заметки.</w:t>
+      </w:r>
+    </w:p>
+    <w:p>
+      <w:pPr>
+        <w:pStyle w:val="a6"/>
+      </w:pPr>
+      <w:r>
+        <w:lastRenderedPageBreak/>
+        <w:t>Диаграмма состояний сущности «Задача» моделирует е</w:t>
+      </w:r>
+      <w:r>
+        <w:t>е</w:t>
+      </w:r>
+      <w:r>
+        <w:t xml:space="preserve"> рабочий цикл в </w:t>
+      </w:r>
+      <w:r>
+        <w:t>шаблоне заметки «</w:t>
+      </w:r>
+      <w:proofErr w:type="spellStart"/>
+      <w:r>
+        <w:t>Канбан</w:t>
+      </w:r>
+      <w:proofErr w:type="spellEnd"/>
+      <w:r>
+        <w:t>-доска»</w:t>
+      </w:r>
+      <w:r>
+        <w:t>. Задача последовательно проходит состояния: «Создан</w:t>
+      </w:r>
+      <w:r>
+        <w:t>а</w:t>
+      </w:r>
+      <w:r>
+        <w:t>» – инициализация объекта</w:t>
+      </w:r>
+      <w:r>
+        <w:t xml:space="preserve"> задачи в системе</w:t>
+      </w:r>
+      <w:r>
+        <w:t xml:space="preserve">; «Ожидает выполнения» – задача </w:t>
+      </w:r>
+      <w:r>
+        <w:t>настроена</w:t>
+      </w:r>
+      <w:r>
+        <w:t xml:space="preserve">, но не начата; «В работе» – активное выполнение; «В редактировании» – корректировка деталей </w:t>
+      </w:r>
+      <w:r>
+        <w:t xml:space="preserve">задачи </w:t>
+      </w:r>
+      <w:r>
+        <w:t xml:space="preserve">без изменения статуса выполнения; «Выполнена» – </w:t>
+      </w:r>
+      <w:r>
+        <w:t>работа над задачей завершена</w:t>
+      </w:r>
+      <w:r>
+        <w:t xml:space="preserve">; «Удалена» – удаление объекта </w:t>
+      </w:r>
+      <w:r>
+        <w:t xml:space="preserve">задачи </w:t>
+      </w:r>
+      <w:r>
+        <w:t>из системы.</w:t>
+      </w:r>
+    </w:p>
+    <w:p>
+      <w:pPr>
+        <w:pStyle w:val="a6"/>
+        <w:rPr>
+          <w:sz w:val="20"/>
+          <w:szCs w:val="20"/>
+        </w:rPr>
+      </w:pPr>
+    </w:p>
+    <w:p>
+      <w:pPr>
+        <w:pStyle w:val="ab"/>
+      </w:pPr>
+      <w:r>
+        <w:rPr>
+          <w:noProof/>
+        </w:rPr>
+        <w:drawing>
+          <wp:inline distT="0" distB="0" distL="0" distR="0" wp14:anchorId="23254B96" wp14:editId="119226AA">
+            <wp:extent cx="5940425" cy="4364990"/>
+            <wp:effectExtent l="19050" t="19050" r="22225" b="16510"/>
+            <wp:docPr id="9" name="Рисунок 9"/>
+            <wp:cNvGraphicFramePr>
+              <a:graphicFrameLocks xmlns:a="http://schemas.openxmlformats.org/drawingml/2006/main" noChangeAspect="1"/>
+            </wp:cNvGraphicFramePr>
+            <a:graphic xmlns:a="http://schemas.openxmlformats.org/drawingml/2006/main">
+              <a:graphicData uri="http://schemas.openxmlformats.org/drawingml/2006/picture">
+                <pic:pic xmlns:pic="http://schemas.openxmlformats.org/drawingml/2006/picture">
+                  <pic:nvPicPr>
+                    <pic:cNvPr id="9" name="Рисунок 9"/>
+                    <pic:cNvPicPr/>
+                  </pic:nvPicPr>
+                  <pic:blipFill>
+                    <a:blip r:embed="rId9">
+                      <a:extLst>
+                        <a:ext uri="{28A0092B-C50C-407E-A947-70E740481C1C}">
+                          <a14:useLocalDpi xmlns:a14="http://schemas.microsoft.com/office/drawing/2010/main" val="0"/>
+                        </a:ext>
+                      </a:extLst>
+                    </a:blip>
+                    <a:stretch>
+                      <a:fillRect/>
+                    </a:stretch>
+                  </pic:blipFill>
+                  <pic:spPr>
+                    <a:xfrm>
+                      <a:off x="0" y="0"/>
+                      <a:ext cx="5940425" cy="4364990"/>
+                    </a:xfrm>
+                    <a:prstGeom prst="rect">
+                      <a:avLst/>
+                    </a:prstGeom>
+                    <a:ln>
+                      <a:solidFill>
+                        <a:schemeClr val="bg2">
+                          <a:lumMod val="75000"/>
+                        </a:schemeClr>
+                      </a:solidFill>
+                    </a:ln>
+                  </pic:spPr>
+                </pic:pic>
+              </a:graphicData>
+            </a:graphic>
+          </wp:inline>
+        </w:drawing>
+      </w:r>
+    </w:p>
+    <w:p>
+      <w:pPr>
+        <w:pStyle w:val="ab"/>
         <w:rPr>
           <w:sz w:val="26"/>
           <w:szCs w:val="26"/>
@@ -4432,7 +5816,7 @@
           <w:sz w:val="26"/>
           <w:szCs w:val="26"/>
         </w:rPr>
-        <w:t>ки</w:t>
+        <w:t>ок</w:t>
       </w:r>
       <w:r>
         <w:rPr>
@@ -4446,7 +5830,7 @@
           <w:sz w:val="26"/>
           <w:szCs w:val="26"/>
         </w:rPr>
-        <w:t>3</w:t>
+        <w:t>4</w:t>
       </w:r>
       <w:r>
         <w:rPr>
@@ -4460,7 +5844,186 @@
           <w:sz w:val="26"/>
           <w:szCs w:val="26"/>
         </w:rPr>
-        <w:t>Диаграммы состояний сущностей «Заметка» и «Права доступа».</w:t>
+        <w:t>Диаграмм</w:t>
+      </w:r>
+      <w:r>
+        <w:rPr>
+          <w:sz w:val="26"/>
+          <w:szCs w:val="26"/>
+        </w:rPr>
+        <w:t>а</w:t>
+      </w:r>
+      <w:r>
+        <w:rPr>
+          <w:sz w:val="26"/>
+          <w:szCs w:val="26"/>
+        </w:rPr>
+        <w:t xml:space="preserve"> состояний сущност</w:t>
+      </w:r>
+      <w:r>
+        <w:rPr>
+          <w:sz w:val="26"/>
+          <w:szCs w:val="26"/>
+        </w:rPr>
+        <w:t>и</w:t>
+      </w:r>
+      <w:r>
+        <w:rPr>
+          <w:sz w:val="26"/>
+          <w:szCs w:val="26"/>
+        </w:rPr>
+        <w:t xml:space="preserve"> «Заметка».</w:t>
+      </w:r>
+    </w:p>
+    <w:p>
+      <w:pPr>
+        <w:pStyle w:val="ab"/>
+        <w:rPr>
+          <w:sz w:val="26"/>
+          <w:szCs w:val="26"/>
+        </w:rPr>
+      </w:pPr>
+      <w:r>
+        <w:rPr>
+          <w:noProof/>
+          <w:sz w:val="26"/>
+          <w:szCs w:val="26"/>
+        </w:rPr>
+        <w:lastRenderedPageBreak/>
+        <w:drawing>
+          <wp:inline distT="0" distB="0" distL="0" distR="0" wp14:anchorId="08D1D2FA" wp14:editId="28CE0C99">
+            <wp:extent cx="3797877" cy="4172143"/>
+            <wp:effectExtent l="19050" t="19050" r="12700" b="19050"/>
+            <wp:docPr id="10" name="Рисунок 10"/>
+            <wp:cNvGraphicFramePr>
+              <a:graphicFrameLocks xmlns:a="http://schemas.openxmlformats.org/drawingml/2006/main" noChangeAspect="1"/>
+            </wp:cNvGraphicFramePr>
+            <a:graphic xmlns:a="http://schemas.openxmlformats.org/drawingml/2006/main">
+              <a:graphicData uri="http://schemas.openxmlformats.org/drawingml/2006/picture">
+                <pic:pic xmlns:pic="http://schemas.openxmlformats.org/drawingml/2006/picture">
+                  <pic:nvPicPr>
+                    <pic:cNvPr id="10" name="Рисунок 10"/>
+                    <pic:cNvPicPr/>
+                  </pic:nvPicPr>
+                  <pic:blipFill>
+                    <a:blip r:embed="rId10">
+                      <a:extLst>
+                        <a:ext uri="{28A0092B-C50C-407E-A947-70E740481C1C}">
+                          <a14:useLocalDpi xmlns:a14="http://schemas.microsoft.com/office/drawing/2010/main" val="0"/>
+                        </a:ext>
+                      </a:extLst>
+                    </a:blip>
+                    <a:stretch>
+                      <a:fillRect/>
+                    </a:stretch>
+                  </pic:blipFill>
+                  <pic:spPr>
+                    <a:xfrm>
+                      <a:off x="0" y="0"/>
+                      <a:ext cx="3797877" cy="4172143"/>
+                    </a:xfrm>
+                    <a:prstGeom prst="rect">
+                      <a:avLst/>
+                    </a:prstGeom>
+                    <a:ln>
+                      <a:solidFill>
+                        <a:schemeClr val="bg2">
+                          <a:lumMod val="75000"/>
+                        </a:schemeClr>
+                      </a:solidFill>
+                    </a:ln>
+                  </pic:spPr>
+                </pic:pic>
+              </a:graphicData>
+            </a:graphic>
+          </wp:inline>
+        </w:drawing>
+      </w:r>
+    </w:p>
+    <w:p>
+      <w:pPr>
+        <w:pStyle w:val="ab"/>
+        <w:rPr>
+          <w:sz w:val="26"/>
+          <w:szCs w:val="26"/>
+        </w:rPr>
+      </w:pPr>
+      <w:r>
+        <w:rPr>
+          <w:sz w:val="26"/>
+          <w:szCs w:val="26"/>
+        </w:rPr>
+        <w:t>Рисун</w:t>
+      </w:r>
+      <w:r>
+        <w:rPr>
+          <w:sz w:val="26"/>
+          <w:szCs w:val="26"/>
+        </w:rPr>
+        <w:t>ок</w:t>
+      </w:r>
+      <w:r>
+        <w:rPr>
+          <w:sz w:val="26"/>
+          <w:szCs w:val="26"/>
+        </w:rPr>
+        <w:t xml:space="preserve"> </w:t>
+      </w:r>
+      <w:r>
+        <w:rPr>
+          <w:sz w:val="26"/>
+          <w:szCs w:val="26"/>
+        </w:rPr>
+        <w:t>5</w:t>
+      </w:r>
+      <w:r>
+        <w:rPr>
+          <w:sz w:val="26"/>
+          <w:szCs w:val="26"/>
+        </w:rPr>
+        <w:t xml:space="preserve"> – Диаграмм</w:t>
+      </w:r>
+      <w:r>
+        <w:rPr>
+          <w:sz w:val="26"/>
+          <w:szCs w:val="26"/>
+        </w:rPr>
+        <w:t>а</w:t>
+      </w:r>
+      <w:r>
+        <w:rPr>
+          <w:sz w:val="26"/>
+          <w:szCs w:val="26"/>
+        </w:rPr>
+        <w:t xml:space="preserve"> состояний сущност</w:t>
+      </w:r>
+      <w:r>
+        <w:rPr>
+          <w:sz w:val="26"/>
+          <w:szCs w:val="26"/>
+        </w:rPr>
+        <w:t>и</w:t>
+      </w:r>
+      <w:r>
+        <w:rPr>
+          <w:sz w:val="26"/>
+          <w:szCs w:val="26"/>
+        </w:rPr>
+        <w:t xml:space="preserve"> «За</w:t>
+      </w:r>
+      <w:r>
+        <w:rPr>
+          <w:sz w:val="26"/>
+          <w:szCs w:val="26"/>
+        </w:rPr>
+        <w:t>дача</w:t>
+      </w:r>
+      <w:r>
+        <w:rPr>
+          <w:sz w:val="26"/>
+          <w:szCs w:val="26"/>
+        </w:rPr>
+        <w:t>».</w:t>
       </w:r>
     </w:p>
     <w:p>
@@ -4522,7 +6085,13 @@
         <w:t xml:space="preserve">процесс «Создание заметки и назначение прав доступа» </w:t>
       </w:r>
       <w:r>
-        <w:t xml:space="preserve">(см. рис. 4) </w:t>
+        <w:t>(см. рис. </w:t>
+      </w:r>
+      <w:r>
+        <w:t>6</w:t>
+      </w:r>
+      <w:r>
+        <w:t xml:space="preserve">) </w:t>
       </w:r>
       <w:r>
         <w:t>описывает создани</w:t>
@@ -4576,7 +6145,13 @@
         <w:t xml:space="preserve">-доске» </w:t>
       </w:r>
       <w:r>
-        <w:t xml:space="preserve">(см. рис. 5) </w:t>
+        <w:t>(см. рис. </w:t>
+      </w:r>
+      <w:r>
+        <w:t>7</w:t>
+      </w:r>
+      <w:r>
+        <w:t xml:space="preserve">) </w:t>
       </w:r>
       <w:r>
         <w:t>отображает</w:t>
@@ -4636,7 +6211,13 @@
         <w:t xml:space="preserve"> результат. Подпроцесс «Назначить исполнителя» </w:t>
       </w:r>
       <w:r>
-        <w:t xml:space="preserve">(см. рис. 6) </w:t>
+        <w:t>(см. рис. </w:t>
+      </w:r>
+      <w:r>
+        <w:t>8</w:t>
+      </w:r>
+      <w:r>
+        <w:t xml:space="preserve">) </w:t>
       </w:r>
       <w:r>
         <w:t>включает</w:t>
@@ -4660,6 +6241,9 @@
         <w:jc w:val="both"/>
       </w:pPr>
       <w:r>
+        <w:rPr>
+          <w:noProof/>
+        </w:rPr>
         <w:drawing>
           <wp:inline distT="0" distB="0" distL="0" distR="0" wp14:anchorId="004310F8" wp14:editId="7E23260C">
             <wp:extent cx="5940425" cy="2980055"/>
@@ -4676,13 +6260,13 @@
                     <pic:cNvPicPr/>
                   </pic:nvPicPr>
                   <pic:blipFill>
-                    <a:blip r:embed="rId10" cstate="print">
+                    <a:blip r:embed="rId11" cstate="print">
                       <a:extLst>
                         <a:ext uri="{28A0092B-C50C-407E-A947-70E740481C1C}">
                           <a14:useLocalDpi xmlns:a14="http://schemas.microsoft.com/office/drawing/2010/main" val="0"/>
                         </a:ext>
                         <a:ext uri="{96DAC541-7B7A-43D3-8B79-37D633B846F1}">
-                          <asvg:svgBlip xmlns:asvg="http://schemas.microsoft.com/office/drawing/2016/SVG/main" r:embed="rId11"/>
+                          <asvg:svgBlip xmlns:asvg="http://schemas.microsoft.com/office/drawing/2016/SVG/main" r:embed="rId12"/>
                         </a:ext>
                       </a:extLst>
                     </a:blip>
@@ -4714,7 +6298,7 @@
         <w:t xml:space="preserve">Рисунок </w:t>
       </w:r>
       <w:r>
-        <w:t>4</w:t>
+        <w:t>6</w:t>
       </w:r>
       <w:r>
         <w:t xml:space="preserve"> – Диаграмма автоматизированного бизнес-процесса «Создание </w:t>
@@ -4731,10 +6315,13 @@
         <w:pStyle w:val="ab"/>
       </w:pPr>
       <w:r>
+        <w:rPr>
+          <w:noProof/>
+        </w:rPr>
         <w:drawing>
-          <wp:inline distT="0" distB="0" distL="0" distR="0" wp14:anchorId="0D288AEE" wp14:editId="67667A51">
-            <wp:extent cx="5176546" cy="2543175"/>
-            <wp:effectExtent l="0" t="0" r="5080" b="0"/>
+          <wp:inline distT="0" distB="0" distL="0" distR="0" wp14:anchorId="0D288AEE" wp14:editId="227B5671">
+            <wp:extent cx="4857750" cy="2386554"/>
+            <wp:effectExtent l="0" t="0" r="0" b="0"/>
             <wp:docPr id="5" name="Рисунок 5"/>
             <wp:cNvGraphicFramePr>
               <a:graphicFrameLocks xmlns:a="http://schemas.openxmlformats.org/drawingml/2006/main" noChangeAspect="1"/>
@@ -4747,13 +6334,13 @@
                     <pic:cNvPicPr/>
                   </pic:nvPicPr>
                   <pic:blipFill>
-                    <a:blip r:embed="rId12" cstate="print">
+                    <a:blip r:embed="rId13" cstate="print">
                       <a:extLst>
                         <a:ext uri="{28A0092B-C50C-407E-A947-70E740481C1C}">
                           <a14:useLocalDpi xmlns:a14="http://schemas.microsoft.com/office/drawing/2010/main" val="0"/>
                         </a:ext>
                         <a:ext uri="{96DAC541-7B7A-43D3-8B79-37D633B846F1}">
-                          <asvg:svgBlip xmlns:asvg="http://schemas.microsoft.com/office/drawing/2016/SVG/main" r:embed="rId13"/>
+                          <asvg:svgBlip xmlns:asvg="http://schemas.microsoft.com/office/drawing/2016/SVG/main" r:embed="rId14"/>
                         </a:ext>
                       </a:extLst>
                     </a:blip>
@@ -4764,7 +6351,7 @@
                   <pic:spPr>
                     <a:xfrm>
                       <a:off x="0" y="0"/>
-                      <a:ext cx="5213015" cy="2561092"/>
+                      <a:ext cx="4892894" cy="2403820"/>
                     </a:xfrm>
                     <a:prstGeom prst="rect">
                       <a:avLst/>
@@ -4782,11 +6369,10 @@
         <w:pStyle w:val="ab"/>
       </w:pPr>
       <w:r>
-        <w:lastRenderedPageBreak/>
         <w:t xml:space="preserve">Рисунок </w:t>
       </w:r>
       <w:r>
-        <w:t>5</w:t>
+        <w:t>7</w:t>
       </w:r>
       <w:r>
         <w:t xml:space="preserve"> – Диаграмма для процесса «</w:t>
@@ -4816,6 +6402,9 @@
         <w:pStyle w:val="ab"/>
       </w:pPr>
       <w:r>
+        <w:rPr>
+          <w:noProof/>
+        </w:rPr>
         <w:drawing>
           <wp:inline distT="0" distB="0" distL="0" distR="0" wp14:anchorId="616F558F" wp14:editId="07322A84">
             <wp:extent cx="5940425" cy="2004695"/>
@@ -4832,13 +6421,13 @@
                     <pic:cNvPicPr/>
                   </pic:nvPicPr>
                   <pic:blipFill>
-                    <a:blip r:embed="rId14">
+                    <a:blip r:embed="rId15">
                       <a:extLst>
                         <a:ext uri="{28A0092B-C50C-407E-A947-70E740481C1C}">
                           <a14:useLocalDpi xmlns:a14="http://schemas.microsoft.com/office/drawing/2010/main" val="0"/>
                         </a:ext>
                         <a:ext uri="{96DAC541-7B7A-43D3-8B79-37D633B846F1}">
-                          <asvg:svgBlip xmlns:asvg="http://schemas.microsoft.com/office/drawing/2016/SVG/main" r:embed="rId15"/>
+                          <asvg:svgBlip xmlns:asvg="http://schemas.microsoft.com/office/drawing/2016/SVG/main" r:embed="rId16"/>
                         </a:ext>
                       </a:extLst>
                     </a:blip>
@@ -4870,7 +6459,7 @@
         <w:t xml:space="preserve">Рисунок </w:t>
       </w:r>
       <w:r>
-        <w:t>6</w:t>
+        <w:t>8</w:t>
       </w:r>
       <w:r>
         <w:t xml:space="preserve"> – Диаграмма для подпроцесса «Назначить исполнителя».</w:t>
@@ -5178,20 +6767,12 @@
     </w:p>
     <w:p>
       <w:pPr>
-        <w:pStyle w:val="a6"/>
-        <w:ind w:left="709" w:firstLine="0"/>
-      </w:pPr>
-    </w:p>
-    <w:p>
-      <w:pPr>
-        <w:pStyle w:val="a6"/>
-        <w:ind w:left="709" w:firstLine="0"/>
-      </w:pPr>
-    </w:p>
-    <w:p>
-      <w:pPr>
-        <w:pStyle w:val="a6"/>
-        <w:ind w:left="709" w:firstLine="0"/>
+        <w:pStyle w:val="ae"/>
+        <w:ind w:left="1417" w:firstLine="0"/>
+        <w:rPr>
+          <w:sz w:val="72"/>
+          <w:szCs w:val="72"/>
+        </w:rPr>
       </w:pPr>
     </w:p>
     <w:p>
@@ -5313,7 +6894,6 @@
         <w:ind w:left="0" w:firstLine="709"/>
       </w:pPr>
       <w:r>
-        <w:lastRenderedPageBreak/>
         <w:t>Для операций, требующих обработки большого объема данн</w:t>
       </w:r>
       <w:r>
@@ -5342,6 +6922,7 @@
         <w:ind w:left="0" w:firstLine="709"/>
       </w:pPr>
       <w:r>
+        <w:lastRenderedPageBreak/>
         <w:t>Система должна корректно функционировать при одновременной работе до 15000 пользователей</w:t>
       </w:r>
       <w:r>
@@ -5624,7 +7205,6 @@
         <w:ind w:left="0" w:firstLine="709"/>
       </w:pPr>
       <w:r>
-        <w:lastRenderedPageBreak/>
         <w:t>Система должна гарантировать целостность и сохранность данных пользователя</w:t>
       </w:r>
       <w:r>
@@ -5861,6 +7441,119 @@
     </w:lvl>
   </w:abstractNum>
   <w:abstractNum w:abstractNumId="2" w15:restartNumberingAfterBreak="0">
+    <w:nsid w:val="12C303AB"/>
+    <w:multiLevelType w:val="hybridMultilevel"/>
+    <w:tmpl w:val="B1802CC0"/>
+    <w:lvl w:ilvl="0" w:tplc="313C4122">
+      <w:start w:val="1"/>
+      <w:numFmt w:val="bullet"/>
+      <w:lvlText w:val=""/>
+      <w:lvlJc w:val="left"/>
+      <w:pPr>
+        <w:ind w:left="1429" w:hanging="360"/>
+      </w:pPr>
+      <w:rPr>
+        <w:rFonts w:ascii="Symbol" w:hAnsi="Symbol" w:hint="default"/>
+      </w:rPr>
+    </w:lvl>
+    <w:lvl w:ilvl="1" w:tplc="04190003" w:tentative="1">
+      <w:start w:val="1"/>
+      <w:numFmt w:val="bullet"/>
+      <w:lvlText w:val="o"/>
+      <w:lvlJc w:val="left"/>
+      <w:pPr>
+        <w:ind w:left="2149" w:hanging="360"/>
+      </w:pPr>
+      <w:rPr>
+        <w:rFonts w:ascii="Courier New" w:hAnsi="Courier New" w:cs="Courier New" w:hint="default"/>
+      </w:rPr>
+    </w:lvl>
+    <w:lvl w:ilvl="2" w:tplc="04190005" w:tentative="1">
+      <w:start w:val="1"/>
+      <w:numFmt w:val="bullet"/>
+      <w:lvlText w:val=""/>
+      <w:lvlJc w:val="left"/>
+      <w:pPr>
+        <w:ind w:left="2869" w:hanging="360"/>
+      </w:pPr>
+      <w:rPr>
+        <w:rFonts w:ascii="Wingdings" w:hAnsi="Wingdings" w:hint="default"/>
+      </w:rPr>
+    </w:lvl>
+    <w:lvl w:ilvl="3" w:tplc="04190001" w:tentative="1">
+      <w:start w:val="1"/>
+      <w:numFmt w:val="bullet"/>
+      <w:lvlText w:val=""/>
+      <w:lvlJc w:val="left"/>
+      <w:pPr>
+        <w:ind w:left="3589" w:hanging="360"/>
+      </w:pPr>
+      <w:rPr>
+        <w:rFonts w:ascii="Symbol" w:hAnsi="Symbol" w:hint="default"/>
+      </w:rPr>
+    </w:lvl>
+    <w:lvl w:ilvl="4" w:tplc="04190003" w:tentative="1">
+      <w:start w:val="1"/>
+      <w:numFmt w:val="bullet"/>
+      <w:lvlText w:val="o"/>
+      <w:lvlJc w:val="left"/>
+      <w:pPr>
+        <w:ind w:left="4309" w:hanging="360"/>
+      </w:pPr>
+      <w:rPr>
+        <w:rFonts w:ascii="Courier New" w:hAnsi="Courier New" w:cs="Courier New" w:hint="default"/>
+      </w:rPr>
+    </w:lvl>
+    <w:lvl w:ilvl="5" w:tplc="04190005" w:tentative="1">
+      <w:start w:val="1"/>
+      <w:numFmt w:val="bullet"/>
+      <w:lvlText w:val=""/>
+      <w:lvlJc w:val="left"/>
+      <w:pPr>
+        <w:ind w:left="5029" w:hanging="360"/>
+      </w:pPr>
+      <w:rPr>
+        <w:rFonts w:ascii="Wingdings" w:hAnsi="Wingdings" w:hint="default"/>
+      </w:rPr>
+    </w:lvl>
+    <w:lvl w:ilvl="6" w:tplc="04190001" w:tentative="1">
+      <w:start w:val="1"/>
+      <w:numFmt w:val="bullet"/>
+      <w:lvlText w:val=""/>
+      <w:lvlJc w:val="left"/>
+      <w:pPr>
+        <w:ind w:left="5749" w:hanging="360"/>
+      </w:pPr>
+      <w:rPr>
+        <w:rFonts w:ascii="Symbol" w:hAnsi="Symbol" w:hint="default"/>
+      </w:rPr>
+    </w:lvl>
+    <w:lvl w:ilvl="7" w:tplc="04190003" w:tentative="1">
+      <w:start w:val="1"/>
+      <w:numFmt w:val="bullet"/>
+      <w:lvlText w:val="o"/>
+      <w:lvlJc w:val="left"/>
+      <w:pPr>
+        <w:ind w:left="6469" w:hanging="360"/>
+      </w:pPr>
+      <w:rPr>
+        <w:rFonts w:ascii="Courier New" w:hAnsi="Courier New" w:cs="Courier New" w:hint="default"/>
+      </w:rPr>
+    </w:lvl>
+    <w:lvl w:ilvl="8" w:tplc="04190005" w:tentative="1">
+      <w:start w:val="1"/>
+      <w:numFmt w:val="bullet"/>
+      <w:lvlText w:val=""/>
+      <w:lvlJc w:val="left"/>
+      <w:pPr>
+        <w:ind w:left="7189" w:hanging="360"/>
+      </w:pPr>
+      <w:rPr>
+        <w:rFonts w:ascii="Wingdings" w:hAnsi="Wingdings" w:hint="default"/>
+      </w:rPr>
+    </w:lvl>
+  </w:abstractNum>
+  <w:abstractNum w:abstractNumId="3" w15:restartNumberingAfterBreak="0">
     <w:nsid w:val="19684D8A"/>
     <w:multiLevelType w:val="hybridMultilevel"/>
     <w:tmpl w:val="187A4B5E"/>
@@ -5949,7 +7642,7 @@
       </w:pPr>
     </w:lvl>
   </w:abstractNum>
-  <w:abstractNum w:abstractNumId="3" w15:restartNumberingAfterBreak="0">
+  <w:abstractNum w:abstractNumId="4" w15:restartNumberingAfterBreak="0">
     <w:nsid w:val="20AD494B"/>
     <w:multiLevelType w:val="hybridMultilevel"/>
     <w:tmpl w:val="31D2A36A"/>
@@ -6062,7 +7755,7 @@
       </w:rPr>
     </w:lvl>
   </w:abstractNum>
-  <w:abstractNum w:abstractNumId="4" w15:restartNumberingAfterBreak="0">
+  <w:abstractNum w:abstractNumId="5" w15:restartNumberingAfterBreak="0">
     <w:nsid w:val="2157431C"/>
     <w:multiLevelType w:val="hybridMultilevel"/>
     <w:tmpl w:val="A88A27DC"/>
@@ -6175,7 +7868,7 @@
       </w:rPr>
     </w:lvl>
   </w:abstractNum>
-  <w:abstractNum w:abstractNumId="5" w15:restartNumberingAfterBreak="0">
+  <w:abstractNum w:abstractNumId="6" w15:restartNumberingAfterBreak="0">
     <w:nsid w:val="268B6B29"/>
     <w:multiLevelType w:val="hybridMultilevel"/>
     <w:tmpl w:val="D4708240"/>
@@ -6264,7 +7957,7 @@
       </w:pPr>
     </w:lvl>
   </w:abstractNum>
-  <w:abstractNum w:abstractNumId="6" w15:restartNumberingAfterBreak="0">
+  <w:abstractNum w:abstractNumId="7" w15:restartNumberingAfterBreak="0">
     <w:nsid w:val="2A7E50F6"/>
     <w:multiLevelType w:val="multilevel"/>
     <w:tmpl w:val="8BFCE5AC"/>
@@ -6377,7 +8070,7 @@
       </w:rPr>
     </w:lvl>
   </w:abstractNum>
-  <w:abstractNum w:abstractNumId="7" w15:restartNumberingAfterBreak="0">
+  <w:abstractNum w:abstractNumId="8" w15:restartNumberingAfterBreak="0">
     <w:nsid w:val="2ED72177"/>
     <w:multiLevelType w:val="multilevel"/>
     <w:tmpl w:val="38A0A538"/>
@@ -6490,7 +8183,96 @@
       </w:rPr>
     </w:lvl>
   </w:abstractNum>
-  <w:abstractNum w:abstractNumId="8" w15:restartNumberingAfterBreak="0">
+  <w:abstractNum w:abstractNumId="9" w15:restartNumberingAfterBreak="0">
+    <w:nsid w:val="349D18FB"/>
+    <w:multiLevelType w:val="hybridMultilevel"/>
+    <w:tmpl w:val="76B6A83C"/>
+    <w:lvl w:ilvl="0" w:tplc="6FB27308">
+      <w:start w:val="1"/>
+      <w:numFmt w:val="decimal"/>
+      <w:lvlText w:val="%1)"/>
+      <w:lvlJc w:val="left"/>
+      <w:pPr>
+        <w:ind w:left="1069" w:hanging="360"/>
+      </w:pPr>
+      <w:rPr>
+        <w:rFonts w:hint="default"/>
+      </w:rPr>
+    </w:lvl>
+    <w:lvl w:ilvl="1" w:tplc="04190019" w:tentative="1">
+      <w:start w:val="1"/>
+      <w:numFmt w:val="lowerLetter"/>
+      <w:lvlText w:val="%2."/>
+      <w:lvlJc w:val="left"/>
+      <w:pPr>
+        <w:ind w:left="1789" w:hanging="360"/>
+      </w:pPr>
+    </w:lvl>
+    <w:lvl w:ilvl="2" w:tplc="0419001B" w:tentative="1">
+      <w:start w:val="1"/>
+      <w:numFmt w:val="lowerRoman"/>
+      <w:lvlText w:val="%3."/>
+      <w:lvlJc w:val="right"/>
+      <w:pPr>
+        <w:ind w:left="2509" w:hanging="180"/>
+      </w:pPr>
+    </w:lvl>
+    <w:lvl w:ilvl="3" w:tplc="0419000F" w:tentative="1">
+      <w:start w:val="1"/>
+      <w:numFmt w:val="decimal"/>
+      <w:lvlText w:val="%4."/>
+      <w:lvlJc w:val="left"/>
+      <w:pPr>
+        <w:ind w:left="3229" w:hanging="360"/>
+      </w:pPr>
+    </w:lvl>
+    <w:lvl w:ilvl="4" w:tplc="04190019" w:tentative="1">
+      <w:start w:val="1"/>
+      <w:numFmt w:val="lowerLetter"/>
+      <w:lvlText w:val="%5."/>
+      <w:lvlJc w:val="left"/>
+      <w:pPr>
+        <w:ind w:left="3949" w:hanging="360"/>
+      </w:pPr>
+    </w:lvl>
+    <w:lvl w:ilvl="5" w:tplc="0419001B" w:tentative="1">
+      <w:start w:val="1"/>
+      <w:numFmt w:val="lowerRoman"/>
+      <w:lvlText w:val="%6."/>
+      <w:lvlJc w:val="right"/>
+      <w:pPr>
+        <w:ind w:left="4669" w:hanging="180"/>
+      </w:pPr>
+    </w:lvl>
+    <w:lvl w:ilvl="6" w:tplc="0419000F" w:tentative="1">
+      <w:start w:val="1"/>
+      <w:numFmt w:val="decimal"/>
+      <w:lvlText w:val="%7."/>
+      <w:lvlJc w:val="left"/>
+      <w:pPr>
+        <w:ind w:left="5389" w:hanging="360"/>
+      </w:pPr>
+    </w:lvl>
+    <w:lvl w:ilvl="7" w:tplc="04190019" w:tentative="1">
+      <w:start w:val="1"/>
+      <w:numFmt w:val="lowerLetter"/>
+      <w:lvlText w:val="%8."/>
+      <w:lvlJc w:val="left"/>
+      <w:pPr>
+        <w:ind w:left="6109" w:hanging="360"/>
+      </w:pPr>
+    </w:lvl>
+    <w:lvl w:ilvl="8" w:tplc="0419001B" w:tentative="1">
+      <w:start w:val="1"/>
+      <w:numFmt w:val="lowerRoman"/>
+      <w:lvlText w:val="%9."/>
+      <w:lvlJc w:val="right"/>
+      <w:pPr>
+        <w:ind w:left="6829" w:hanging="180"/>
+      </w:pPr>
+    </w:lvl>
+  </w:abstractNum>
+  <w:abstractNum w:abstractNumId="10" w15:restartNumberingAfterBreak="0">
     <w:nsid w:val="3B142540"/>
     <w:multiLevelType w:val="hybridMultilevel"/>
     <w:tmpl w:val="5664D2B8"/>
@@ -6580,7 +8362,7 @@
       </w:pPr>
     </w:lvl>
   </w:abstractNum>
-  <w:abstractNum w:abstractNumId="9" w15:restartNumberingAfterBreak="0">
+  <w:abstractNum w:abstractNumId="11" w15:restartNumberingAfterBreak="0">
     <w:nsid w:val="3F0158C8"/>
     <w:multiLevelType w:val="hybridMultilevel"/>
     <w:tmpl w:val="AF84FBE8"/>
@@ -6693,7 +8475,7 @@
       </w:rPr>
     </w:lvl>
   </w:abstractNum>
-  <w:abstractNum w:abstractNumId="10" w15:restartNumberingAfterBreak="0">
+  <w:abstractNum w:abstractNumId="12" w15:restartNumberingAfterBreak="0">
     <w:nsid w:val="45CD10AB"/>
     <w:multiLevelType w:val="hybridMultilevel"/>
     <w:tmpl w:val="5A585E46"/>
@@ -6806,7 +8588,7 @@
       </w:rPr>
     </w:lvl>
   </w:abstractNum>
-  <w:abstractNum w:abstractNumId="11" w15:restartNumberingAfterBreak="0">
+  <w:abstractNum w:abstractNumId="13" w15:restartNumberingAfterBreak="0">
     <w:nsid w:val="46E4593C"/>
     <w:multiLevelType w:val="multilevel"/>
     <w:tmpl w:val="9EBAC6F0"/>
@@ -6919,7 +8701,7 @@
       </w:rPr>
     </w:lvl>
   </w:abstractNum>
-  <w:abstractNum w:abstractNumId="12" w15:restartNumberingAfterBreak="0">
+  <w:abstractNum w:abstractNumId="14" w15:restartNumberingAfterBreak="0">
     <w:nsid w:val="584F123D"/>
     <w:multiLevelType w:val="hybridMultilevel"/>
     <w:tmpl w:val="3836E112"/>
@@ -7008,7 +8790,7 @@
       </w:pPr>
     </w:lvl>
   </w:abstractNum>
-  <w:abstractNum w:abstractNumId="13" w15:restartNumberingAfterBreak="0">
+  <w:abstractNum w:abstractNumId="15" w15:restartNumberingAfterBreak="0">
     <w:nsid w:val="61FC5C02"/>
     <w:multiLevelType w:val="hybridMultilevel"/>
     <w:tmpl w:val="187A4B5E"/>
@@ -7097,7 +8879,7 @@
       </w:pPr>
     </w:lvl>
   </w:abstractNum>
-  <w:abstractNum w:abstractNumId="14" w15:restartNumberingAfterBreak="0">
+  <w:abstractNum w:abstractNumId="16" w15:restartNumberingAfterBreak="0">
     <w:nsid w:val="6508418F"/>
     <w:multiLevelType w:val="multilevel"/>
     <w:tmpl w:val="B61E29BA"/>
@@ -7210,7 +8992,7 @@
       </w:rPr>
     </w:lvl>
   </w:abstractNum>
-  <w:abstractNum w:abstractNumId="15" w15:restartNumberingAfterBreak="0">
+  <w:abstractNum w:abstractNumId="17" w15:restartNumberingAfterBreak="0">
     <w:nsid w:val="6D397F55"/>
     <w:multiLevelType w:val="hybridMultilevel"/>
     <w:tmpl w:val="8DA680DC"/>
@@ -7323,7 +9105,7 @@
       </w:rPr>
     </w:lvl>
   </w:abstractNum>
-  <w:abstractNum w:abstractNumId="16" w15:restartNumberingAfterBreak="0">
+  <w:abstractNum w:abstractNumId="18" w15:restartNumberingAfterBreak="0">
     <w:nsid w:val="7FCF09EE"/>
     <w:multiLevelType w:val="hybridMultilevel"/>
     <w:tmpl w:val="51E07488"/>
@@ -7413,46 +9195,46 @@
     </w:lvl>
   </w:abstractNum>
   <w:num w:numId="1">
-    <w:abstractNumId w:val="5"/>
+    <w:abstractNumId w:val="6"/>
   </w:num>
   <w:num w:numId="2">
+    <w:abstractNumId w:val="12"/>
+  </w:num>
+  <w:num w:numId="3">
     <w:abstractNumId w:val="10"/>
   </w:num>
-  <w:num w:numId="3">
+  <w:num w:numId="4">
+    <w:abstractNumId w:val="11"/>
+  </w:num>
+  <w:num w:numId="5">
+    <w:abstractNumId w:val="18"/>
+  </w:num>
+  <w:num w:numId="6">
+    <w:abstractNumId w:val="15"/>
+  </w:num>
+  <w:num w:numId="7">
+    <w:abstractNumId w:val="3"/>
+  </w:num>
+  <w:num w:numId="8">
+    <w:abstractNumId w:val="16"/>
+  </w:num>
+  <w:num w:numId="9">
+    <w:abstractNumId w:val="13"/>
+  </w:num>
+  <w:num w:numId="10">
     <w:abstractNumId w:val="8"/>
   </w:num>
-  <w:num w:numId="4">
-    <w:abstractNumId w:val="9"/>
-  </w:num>
-  <w:num w:numId="5">
-    <w:abstractNumId w:val="16"/>
-  </w:num>
-  <w:num w:numId="6">
-    <w:abstractNumId w:val="13"/>
-  </w:num>
-  <w:num w:numId="7">
-    <w:abstractNumId w:val="2"/>
-  </w:num>
-  <w:num w:numId="8">
-    <w:abstractNumId w:val="14"/>
-  </w:num>
-  <w:num w:numId="9">
-    <w:abstractNumId w:val="11"/>
-  </w:num>
-  <w:num w:numId="10">
+  <w:num w:numId="11">
     <w:abstractNumId w:val="7"/>
   </w:num>
-  <w:num w:numId="11">
-    <w:abstractNumId w:val="6"/>
-  </w:num>
   <w:num w:numId="12">
-    <w:abstractNumId w:val="15"/>
+    <w:abstractNumId w:val="17"/>
   </w:num>
   <w:num w:numId="13">
-    <w:abstractNumId w:val="3"/>
+    <w:abstractNumId w:val="4"/>
   </w:num>
   <w:num w:numId="14">
-    <w:abstractNumId w:val="4"/>
+    <w:abstractNumId w:val="5"/>
   </w:num>
   <w:num w:numId="15">
     <w:abstractNumId w:val="0"/>
@@ -7461,7 +9243,13 @@
     <w:abstractNumId w:val="1"/>
   </w:num>
   <w:num w:numId="17">
-    <w:abstractNumId w:val="12"/>
+    <w:abstractNumId w:val="14"/>
+  </w:num>
+  <w:num w:numId="18">
+    <w:abstractNumId w:val="2"/>
+  </w:num>
+  <w:num w:numId="19">
+    <w:abstractNumId w:val="9"/>
   </w:num>
 </w:numbering>
 </file>
@@ -7864,7 +9652,7 @@
   <w:style w:type="paragraph" w:default="1" w:styleId="a0">
     <w:name w:val="Normal"/>
     <w:qFormat/>
-    <w:rsid w:val="006961DC"/>
+    <w:rsid w:val="00EE6616"/>
     <w:pPr>
       <w:spacing w:after="5"/>
       <w:ind w:left="120" w:firstLine="699"/>

--- a/docs/РПС_КП_Анализ_предметной_области_ПРИ_123_Манайчева_Нямаа.docx
+++ b/docs/РПС_КП_Анализ_предметной_области_ПРИ_123_Манайчева_Нямаа.docx
@@ -5436,10 +5436,10 @@
         </w:rPr>
         <w:lastRenderedPageBreak/>
         <w:drawing>
-          <wp:inline distT="0" distB="0" distL="0" distR="0" wp14:anchorId="58BCEDDA" wp14:editId="17C7E852">
-            <wp:extent cx="5800725" cy="4018653"/>
-            <wp:effectExtent l="19050" t="19050" r="9525" b="20320"/>
-            <wp:docPr id="7" name="Рисунок 7"/>
+          <wp:inline distT="0" distB="0" distL="0" distR="0" wp14:anchorId="099A8695" wp14:editId="718965D5">
+            <wp:extent cx="5940425" cy="4101465"/>
+            <wp:effectExtent l="19050" t="19050" r="22225" b="13335"/>
+            <wp:docPr id="2" name="Рисунок 2"/>
             <wp:cNvGraphicFramePr>
               <a:graphicFrameLocks xmlns:a="http://schemas.openxmlformats.org/drawingml/2006/main" noChangeAspect="1"/>
             </wp:cNvGraphicFramePr>
@@ -5447,7 +5447,7 @@
               <a:graphicData uri="http://schemas.openxmlformats.org/drawingml/2006/picture">
                 <pic:pic xmlns:pic="http://schemas.openxmlformats.org/drawingml/2006/picture">
                   <pic:nvPicPr>
-                    <pic:cNvPr id="7" name="Рисунок 7"/>
+                    <pic:cNvPr id="2" name="Рисунок 2"/>
                     <pic:cNvPicPr/>
                   </pic:nvPicPr>
                   <pic:blipFill>
@@ -5465,7 +5465,7 @@
                   <pic:spPr>
                     <a:xfrm>
                       <a:off x="0" y="0"/>
-                      <a:ext cx="5801902" cy="4019468"/>
+                      <a:ext cx="5940425" cy="4101465"/>
                     </a:xfrm>
                     <a:prstGeom prst="rect">
                       <a:avLst/>
